--- a/public/resume.docx
+++ b/public/resume.docx
@@ -1,317 +1,624 @@
 
 <file path=word/document.xml><?xml version="1.0" encoding="utf-8"?>
-<w:document xmlns:wpc="http://schemas.microsoft.com/office/word/2010/wordprocessingCanvas" xmlns:cx="http://schemas.microsoft.com/office/drawing/2014/chartex" xmlns:cx1="http://schemas.microsoft.com/office/drawing/2015/9/8/chartex" xmlns:cx2="http://schemas.microsoft.com/office/drawing/2015/10/21/chartex" xmlns:cx3="http://schemas.microsoft.com/office/drawing/2016/5/9/chartex" xmlns:cx4="http://schemas.microsoft.com/office/drawing/2016/5/10/chartex" xmlns:cx5="http://schemas.microsoft.com/office/drawing/2016/5/11/chartex" xmlns:cx6="http://schemas.microsoft.com/office/drawing/2016/5/12/chartex" xmlns:cx7="http://schemas.microsoft.com/office/drawing/2016/5/13/chartex" xmlns:cx8="http://schemas.microsoft.com/office/drawing/2016/5/14/chartex" xmlns:mc="http://schemas.openxmlformats.org/markup-compatibility/2006" xmlns:aink="http://schemas.microsoft.com/office/drawing/2016/ink" xmlns:am3d="http://schemas.microsoft.com/office/drawing/2017/model3d" xmlns:o="urn:schemas-microsoft-com:office:office" xmlns:oel="http://schemas.microsoft.com/office/2019/extlst" xmlns:r="http://schemas.openxmlformats.org/officeDocument/2006/relationships" xmlns:m="http://schemas.openxmlformats.org/officeDocument/2006/math" xmlns:v="urn:schemas-microsoft-com:vml" xmlns:wp14="http://schemas.microsoft.com/office/word/2010/wordprocessingDrawing" xmlns:wp="http://schemas.openxmlformats.org/drawingml/2006/wordprocessingDrawing" xmlns:w10="urn:schemas-microsoft-com:office:word" xmlns:w="http://schemas.openxmlformats.org/wordprocessingml/2006/main" xmlns:w14="http://schemas.microsoft.com/office/word/2010/wordml" xmlns:w15="http://schemas.microsoft.com/office/word/2012/wordml" xmlns:w16cex="http://schemas.microsoft.com/office/word/2018/wordml/cex" xmlns:w16cid="http://schemas.microsoft.com/office/word/2016/wordml/cid" xmlns:w16="http://schemas.microsoft.com/office/word/2018/wordml" xmlns:w16du="http://schemas.microsoft.com/office/word/2023/wordml/word16du" xmlns:w16sdtdh="http://schemas.microsoft.com/office/word/2020/wordml/sdtdatahash" xmlns:w16sdtfl="http://schemas.microsoft.com/office/word/2024/wordml/sdtformatlock" xmlns:w16se="http://schemas.microsoft.com/office/word/2015/wordml/symex" xmlns:wpg="http://schemas.microsoft.com/office/word/2010/wordprocessingGroup" xmlns:wpi="http://schemas.microsoft.com/office/word/2010/wordprocessingInk" xmlns:wne="http://schemas.microsoft.com/office/word/2006/wordml" xmlns:wps="http://schemas.microsoft.com/office/word/2010/wordprocessingShape" mc:Ignorable="w14 w15 w16se w16cid w16 w16cex w16sdtdh w16sdtfl w16du wp14">
+<w:document xmlns:wpc="http://schemas.microsoft.com/office/word/2010/wordprocessingCanvas" xmlns:cx="http://schemas.microsoft.com/office/drawing/2014/chartex" xmlns:cx1="http://schemas.microsoft.com/office/drawing/2015/9/8/chartex" xmlns:cx2="http://schemas.microsoft.com/office/drawing/2015/10/21/chartex" xmlns:cx3="http://schemas.microsoft.com/office/drawing/2016/5/9/chartex" xmlns:cx4="http://schemas.microsoft.com/office/drawing/2016/5/10/chartex" xmlns:cx5="http://schemas.microsoft.com/office/drawing/2016/5/11/chartex" xmlns:cx6="http://schemas.microsoft.com/office/drawing/2016/5/12/chartex" xmlns:cx7="http://schemas.microsoft.com/office/drawing/2016/5/13/chartex" xmlns:cx8="http://schemas.microsoft.com/office/drawing/2016/5/14/chartex" xmlns:mc="http://schemas.openxmlformats.org/markup-compatibility/2006" xmlns:aink="http://schemas.microsoft.com/office/drawing/2016/ink" xmlns:am3d="http://schemas.microsoft.com/office/drawing/2017/model3d" xmlns:o="urn:schemas-microsoft-com:office:office" xmlns:oel="http://schemas.microsoft.com/office/2019/extlst" xmlns:r="http://schemas.openxmlformats.org/officeDocument/2006/relationships" xmlns:m="http://schemas.openxmlformats.org/officeDocument/2006/math" xmlns:v="urn:schemas-microsoft-com:vml" xmlns:wp14="http://schemas.microsoft.com/office/word/2010/wordprocessingDrawing" xmlns:wp="http://schemas.openxmlformats.org/drawingml/2006/wordprocessingDrawing" xmlns:w10="urn:schemas-microsoft-com:office:word" xmlns:w="http://schemas.openxmlformats.org/wordprocessingml/2006/main" xmlns:w14="http://schemas.microsoft.com/office/word/2010/wordml" xmlns:w15="http://schemas.microsoft.com/office/word/2012/wordml" xmlns:w16cei="http://schemas.microsoft.com/office/word/2026/wordml/cei" xmlns:w16cex="http://schemas.microsoft.com/office/word/2018/wordml/cex" xmlns:w16cid="http://schemas.microsoft.com/office/word/2016/wordml/cid" xmlns:w16="http://schemas.microsoft.com/office/word/2018/wordml" xmlns:w16du="http://schemas.microsoft.com/office/word/2023/wordml/word16du" xmlns:w16sdtdh="http://schemas.microsoft.com/office/word/2020/wordml/sdtdatahash" xmlns:w16sdtfl="http://schemas.microsoft.com/office/word/2024/wordml/sdtformatlock" xmlns:w16se="http://schemas.microsoft.com/office/word/2015/wordml/symex" xmlns:wpg="http://schemas.microsoft.com/office/word/2010/wordprocessingGroup" xmlns:wpi="http://schemas.microsoft.com/office/word/2010/wordprocessingInk" xmlns:wne="http://schemas.microsoft.com/office/word/2006/wordml" xmlns:wps="http://schemas.microsoft.com/office/word/2010/wordprocessingShape" mc:Ignorable="w14 w15 w16se w16cid w16 w16cex w16sdtdh w16sdtfl w16du wp14">
   <w:body>
     <w:p>
       <w:pPr>
-        <w:spacing w:after="40"/>
+        <w:spacing w:after="30"/>
         <w:jc w:val="center"/>
-      </w:pPr>
-      <w:r>
-        <w:rPr>
-          <w:b/>
-          <w:bCs/>
-          <w:color w:val="1F4E79"/>
-          <w:sz w:val="36"/>
-          <w:szCs w:val="36"/>
+        <w:rPr>
+          <w:color w:val="4472C4" w:themeColor="accent1"/>
+          <w:sz w:val="22"/>
+          <w:szCs w:val="22"/>
+        </w:rPr>
+      </w:pPr>
+      <w:r>
+        <w:rPr>
+          <w:rFonts w:eastAsia="Arial"/>
+          <w:b/>
+          <w:bCs/>
+          <w:color w:val="4472C4" w:themeColor="accent1"/>
+          <w:sz w:val="22"/>
+          <w:szCs w:val="22"/>
         </w:rPr>
         <w:t>SHARANUBASAVA ARADHYA</w:t>
       </w:r>
     </w:p>
     <w:p>
       <w:pPr>
-        <w:spacing w:after="40"/>
+        <w:spacing w:before="20" w:after="100"/>
         <w:jc w:val="center"/>
-      </w:pPr>
-      <w:r>
-        <w:rPr>
-          <w:color w:val="333333"/>
-          <w:sz w:val="18"/>
-          <w:szCs w:val="18"/>
-        </w:rPr>
-        <w:t xml:space="preserve">sharanuaradhya0511@gmail.com | +91 9632984802 | Bengaluru, India | </w:t>
+        <w:rPr>
+          <w:sz w:val="22"/>
+          <w:szCs w:val="22"/>
+        </w:rPr>
+      </w:pPr>
+      <w:r>
+        <w:rPr>
+          <w:rFonts w:eastAsia="Arial"/>
+          <w:sz w:val="22"/>
+          <w:szCs w:val="22"/>
+        </w:rPr>
+        <w:t xml:space="preserve">sharanuaradhya0511@gmail.com | +91 9632984802 | </w:t>
       </w:r>
       <w:hyperlink r:id="rId5" w:history="1">
         <w:r>
           <w:rPr>
-            <w:rStyle w:val="Hyperlink"/>
-            <w:sz w:val="18"/>
-            <w:szCs w:val="18"/>
+            <w:rFonts w:eastAsia="Arial"/>
+            <w:sz w:val="22"/>
+            <w:szCs w:val="22"/>
+            <w:u w:val="single"/>
           </w:rPr>
           <w:t>GitHub</w:t>
         </w:r>
       </w:hyperlink>
       <w:r>
         <w:rPr>
-          <w:color w:val="333333"/>
-          <w:sz w:val="18"/>
-          <w:szCs w:val="18"/>
+          <w:rFonts w:eastAsia="Arial"/>
+          <w:sz w:val="22"/>
+          <w:szCs w:val="22"/>
         </w:rPr>
         <w:t xml:space="preserve"> | </w:t>
       </w:r>
       <w:hyperlink r:id="rId6" w:history="1">
         <w:r>
           <w:rPr>
-            <w:rStyle w:val="Hyperlink"/>
-            <w:sz w:val="18"/>
-            <w:szCs w:val="18"/>
+            <w:rFonts w:eastAsia="Arial"/>
+            <w:sz w:val="22"/>
+            <w:szCs w:val="22"/>
+            <w:u w:val="single"/>
           </w:rPr>
           <w:t>LinkedIn</w:t>
         </w:r>
       </w:hyperlink>
-      <w:r>
-        <w:rPr>
-          <w:color w:val="333333"/>
-          <w:sz w:val="18"/>
-          <w:szCs w:val="18"/>
-        </w:rPr>
-        <w:t xml:space="preserve"> | </w:t>
-      </w:r>
-      <w:hyperlink r:id="rId7" w:history="1">
-        <w:r>
-          <w:rPr>
-            <w:rStyle w:val="Hyperlink"/>
-            <w:sz w:val="18"/>
-            <w:szCs w:val="18"/>
-          </w:rPr>
-          <w:t>Portfolio</w:t>
-        </w:r>
-      </w:hyperlink>
     </w:p>
     <w:p>
       <w:pPr>
         <w:pBdr>
-          <w:bottom w:val="single" w:sz="6" w:space="1" w:color="1F4E79"/>
+          <w:bottom w:val="single" w:sz="8" w:space="2" w:color="1B3A6B"/>
         </w:pBdr>
-        <w:spacing w:after="80"/>
-      </w:pPr>
-    </w:p>
-    <w:p>
-      <w:pPr>
-        <w:spacing w:before="180" w:after="40"/>
-      </w:pPr>
-      <w:r>
-        <w:rPr>
-          <w:b/>
-          <w:bCs/>
-          <w:color w:val="1F4E79"/>
-          <w:sz w:val="24"/>
-          <w:szCs w:val="24"/>
+        <w:spacing w:before="160" w:after="60"/>
+        <w:rPr>
+          <w:sz w:val="22"/>
+          <w:szCs w:val="22"/>
+        </w:rPr>
+      </w:pPr>
+      <w:r>
+        <w:rPr>
+          <w:rFonts w:eastAsia="Arial"/>
+          <w:b/>
+          <w:bCs/>
+          <w:sz w:val="22"/>
+          <w:szCs w:val="22"/>
         </w:rPr>
         <w:t>PROFESSIONAL SUMMARY</w:t>
       </w:r>
     </w:p>
     <w:p>
       <w:pPr>
-        <w:spacing w:before="40" w:after="60"/>
+        <w:spacing w:before="60" w:after="60"/>
         <w:jc w:val="both"/>
-      </w:pPr>
-      <w:r>
-        <w:t>CS Engineering graduate (2026) with 10+ production features shipped across MERN Stack internships and a CNN-based AI system achieving 90%+ accuracy. Building Salesforce platform expertise in Apex, SOQL, and SOSL alongside hands-on experience with REST APIs, Docker, AWS, and Agile development. Driven to architect scalable, high-performance cloud products that customers love.</w:t>
+        <w:rPr>
+          <w:sz w:val="22"/>
+          <w:szCs w:val="22"/>
+        </w:rPr>
+      </w:pPr>
+      <w:r>
+        <w:rPr>
+          <w:sz w:val="22"/>
+          <w:szCs w:val="22"/>
+        </w:rPr>
+        <w:t xml:space="preserve">Computer Science &amp; Engineering graduate skilled in </w:t>
+      </w:r>
+      <w:r>
+        <w:rPr>
+          <w:sz w:val="22"/>
+          <w:szCs w:val="22"/>
+        </w:rPr>
+        <w:t>Core Java</w:t>
+      </w:r>
+      <w:r>
+        <w:rPr>
+          <w:sz w:val="22"/>
+          <w:szCs w:val="22"/>
+        </w:rPr>
+        <w:t xml:space="preserve">, </w:t>
+      </w:r>
+      <w:r>
+        <w:rPr>
+          <w:sz w:val="22"/>
+          <w:szCs w:val="22"/>
+        </w:rPr>
+        <w:t>My</w:t>
+      </w:r>
+      <w:r>
+        <w:rPr>
+          <w:sz w:val="22"/>
+          <w:szCs w:val="22"/>
+        </w:rPr>
+        <w:t>SQL, and Data Structures &amp; Algorithms, with hands-on experience building REST APIs and scalable backend solutions. Strong problem-solving ability backed by full-stack (MERN) project experience. Passionate about writing clean, efficient code and continuously learning new technologies to deliver reliable software solutions.</w:t>
       </w:r>
     </w:p>
     <w:p>
       <w:pPr>
         <w:pBdr>
-          <w:bottom w:val="single" w:sz="6" w:space="1" w:color="1F4E79"/>
+          <w:bottom w:val="single" w:sz="8" w:space="2" w:color="1B3A6B"/>
         </w:pBdr>
-        <w:spacing w:after="80"/>
-      </w:pPr>
-    </w:p>
-    <w:p>
-      <w:pPr>
-        <w:spacing w:before="180" w:after="40"/>
-      </w:pPr>
-      <w:r>
-        <w:rPr>
-          <w:b/>
-          <w:bCs/>
-          <w:color w:val="1F4E79"/>
-          <w:sz w:val="24"/>
-          <w:szCs w:val="24"/>
+        <w:spacing w:before="160" w:after="60"/>
+        <w:rPr>
+          <w:sz w:val="22"/>
+          <w:szCs w:val="22"/>
+        </w:rPr>
+      </w:pPr>
+      <w:r>
+        <w:rPr>
+          <w:rFonts w:eastAsia="Arial"/>
+          <w:b/>
+          <w:bCs/>
+          <w:noProof/>
+          <w:sz w:val="22"/>
+          <w:szCs w:val="22"/>
+        </w:rPr>
+        <mc:AlternateContent>
+          <mc:Choice Requires="wps">
+            <w:drawing>
+              <wp:anchor distT="0" distB="0" distL="114300" distR="114300" simplePos="0" relativeHeight="251659264" behindDoc="0" locked="0" layoutInCell="1" allowOverlap="1" wp14:anchorId="432C75A8" wp14:editId="5AF79C8D">
+                <wp:simplePos x="0" y="0"/>
+                <wp:positionH relativeFrom="column">
+                  <wp:posOffset>7620</wp:posOffset>
+                </wp:positionH>
+                <wp:positionV relativeFrom="paragraph">
+                  <wp:posOffset>184785</wp:posOffset>
+                </wp:positionV>
+                <wp:extent cx="6888480" cy="30480"/>
+                <wp:effectExtent l="0" t="0" r="26670" b="26670"/>
+                <wp:wrapNone/>
+                <wp:docPr id="1744991173" name="Straight Connector 1"/>
+                <wp:cNvGraphicFramePr/>
+                <a:graphic xmlns:a="http://schemas.openxmlformats.org/drawingml/2006/main">
+                  <a:graphicData uri="http://schemas.microsoft.com/office/word/2010/wordprocessingShape">
+                    <wps:wsp>
+                      <wps:cNvCnPr/>
+                      <wps:spPr>
+                        <a:xfrm flipV="1">
+                          <a:off x="0" y="0"/>
+                          <a:ext cx="6888480" cy="30480"/>
+                        </a:xfrm>
+                        <a:prstGeom prst="line">
+                          <a:avLst/>
+                        </a:prstGeom>
+                      </wps:spPr>
+                      <wps:style>
+                        <a:lnRef idx="1">
+                          <a:schemeClr val="dk1"/>
+                        </a:lnRef>
+                        <a:fillRef idx="0">
+                          <a:schemeClr val="dk1"/>
+                        </a:fillRef>
+                        <a:effectRef idx="0">
+                          <a:schemeClr val="dk1"/>
+                        </a:effectRef>
+                        <a:fontRef idx="minor">
+                          <a:schemeClr val="tx1"/>
+                        </a:fontRef>
+                      </wps:style>
+                      <wps:bodyPr/>
+                    </wps:wsp>
+                  </a:graphicData>
+                </a:graphic>
+                <wp14:sizeRelH relativeFrom="margin">
+                  <wp14:pctWidth>0</wp14:pctWidth>
+                </wp14:sizeRelH>
+                <wp14:sizeRelV relativeFrom="margin">
+                  <wp14:pctHeight>0</wp14:pctHeight>
+                </wp14:sizeRelV>
+              </wp:anchor>
+            </w:drawing>
+          </mc:Choice>
+          <mc:Fallback>
+            <w:pict>
+              <v:line w14:anchorId="3826D48B" id="Straight Connector 1" o:spid="_x0000_s1026" style="position:absolute;flip:y;z-index:251659264;visibility:visible;mso-wrap-style:square;mso-width-percent:0;mso-height-percent:0;mso-wrap-distance-left:9pt;mso-wrap-distance-top:0;mso-wrap-distance-right:9pt;mso-wrap-distance-bottom:0;mso-position-horizontal:absolute;mso-position-horizontal-relative:text;mso-position-vertical:absolute;mso-position-vertical-relative:text;mso-width-percent:0;mso-height-percent:0;mso-width-relative:margin;mso-height-relative:margin" from=".6pt,14.55pt" to="543pt,16.95pt" o:gfxdata="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" strokecolor="black [3200]" strokeweight=".5pt">
+                <v:stroke joinstyle="miter"/>
+              </v:line>
+            </w:pict>
+          </mc:Fallback>
+        </mc:AlternateContent>
+      </w:r>
+      <w:r>
+        <w:rPr>
+          <w:rFonts w:eastAsia="Arial"/>
+          <w:b/>
+          <w:bCs/>
+          <w:sz w:val="22"/>
+          <w:szCs w:val="22"/>
         </w:rPr>
         <w:t>TECHNICAL SKILLS</w:t>
       </w:r>
     </w:p>
     <w:p>
       <w:pPr>
-        <w:spacing w:before="30" w:after="30"/>
+        <w:pBdr>
+          <w:bottom w:val="single" w:sz="8" w:space="2" w:color="1B3A6B"/>
+        </w:pBdr>
+        <w:spacing w:after="60"/>
         <w:jc w:val="both"/>
-      </w:pPr>
-      <w:r>
-        <w:rPr>
-          <w:b/>
-          <w:bCs/>
-        </w:rPr>
-        <w:t xml:space="preserve">Languages: </w:t>
-      </w:r>
-      <w:r>
-        <w:t>Java, JavaScript, Python, Apex (Salesforce)</w:t>
-      </w:r>
-    </w:p>
-    <w:p>
-      <w:pPr>
-        <w:spacing w:before="30" w:after="30"/>
+        <w:rPr>
+          <w:rFonts w:eastAsia="Arial"/>
+          <w:sz w:val="22"/>
+          <w:szCs w:val="22"/>
+        </w:rPr>
+      </w:pPr>
+      <w:r>
+        <w:rPr>
+          <w:rFonts w:eastAsia="Arial"/>
+          <w:b/>
+          <w:bCs/>
+          <w:sz w:val="22"/>
+          <w:szCs w:val="22"/>
+        </w:rPr>
+        <w:t>Languages:</w:t>
+      </w:r>
+      <w:r>
+        <w:rPr>
+          <w:rFonts w:eastAsia="Arial"/>
+          <w:sz w:val="22"/>
+          <w:szCs w:val="22"/>
+        </w:rPr>
+        <w:t xml:space="preserve"> </w:t>
+      </w:r>
+      <w:r>
+        <w:rPr>
+          <w:rFonts w:eastAsia="Arial"/>
+          <w:sz w:val="22"/>
+          <w:szCs w:val="22"/>
+        </w:rPr>
+        <w:t>Core Java</w:t>
+      </w:r>
+    </w:p>
+    <w:p>
+      <w:pPr>
+        <w:pBdr>
+          <w:bottom w:val="single" w:sz="8" w:space="2" w:color="1B3A6B"/>
+        </w:pBdr>
+        <w:spacing w:after="60"/>
         <w:jc w:val="both"/>
-      </w:pPr>
-      <w:r>
-        <w:rPr>
-          <w:b/>
-          <w:bCs/>
-        </w:rPr>
-        <w:t xml:space="preserve">Salesforce Platform: </w:t>
-      </w:r>
-      <w:r>
-        <w:t>Salesforce Apex, SOQL (Salesforce Object Query Language), SOSL (Salesforce Object Search Language), DML Operations, Collections (List, Set, Map), OOP in Apex, Classes &amp; Objects, Control Flow, Multi-tenant Architecture</w:t>
-      </w:r>
-    </w:p>
-    <w:p>
-      <w:pPr>
-        <w:spacing w:before="30" w:after="30"/>
+        <w:rPr>
+          <w:rFonts w:eastAsia="Arial"/>
+          <w:sz w:val="22"/>
+          <w:szCs w:val="22"/>
+        </w:rPr>
+      </w:pPr>
+      <w:r>
+        <w:rPr>
+          <w:rFonts w:eastAsia="Arial"/>
+          <w:b/>
+          <w:bCs/>
+          <w:sz w:val="22"/>
+          <w:szCs w:val="22"/>
+        </w:rPr>
+        <w:t>Frontend:</w:t>
+      </w:r>
+      <w:r>
+        <w:rPr>
+          <w:rFonts w:eastAsia="Arial"/>
+          <w:sz w:val="22"/>
+          <w:szCs w:val="22"/>
+        </w:rPr>
+        <w:t xml:space="preserve"> </w:t>
+      </w:r>
+      <w:r>
+        <w:rPr>
+          <w:rFonts w:eastAsia="Arial"/>
+          <w:sz w:val="22"/>
+          <w:szCs w:val="22"/>
+        </w:rPr>
+        <w:t xml:space="preserve">JavaScript, </w:t>
+      </w:r>
+      <w:r>
+        <w:rPr>
+          <w:rFonts w:eastAsia="Arial"/>
+          <w:sz w:val="22"/>
+          <w:szCs w:val="22"/>
+        </w:rPr>
+        <w:t>React.js, HTML5, CSS3</w:t>
+      </w:r>
+    </w:p>
+    <w:p>
+      <w:pPr>
+        <w:pBdr>
+          <w:bottom w:val="single" w:sz="8" w:space="2" w:color="1B3A6B"/>
+        </w:pBdr>
+        <w:spacing w:after="60"/>
         <w:jc w:val="both"/>
-      </w:pPr>
-      <w:r>
-        <w:rPr>
-          <w:b/>
-          <w:bCs/>
-        </w:rPr>
-        <w:t xml:space="preserve">Frontend: </w:t>
-      </w:r>
-      <w:r>
-        <w:t>React.js, HTML5, CSS3</w:t>
-      </w:r>
-    </w:p>
-    <w:p>
-      <w:pPr>
-        <w:spacing w:before="30" w:after="30"/>
+        <w:rPr>
+          <w:rFonts w:eastAsia="Arial"/>
+          <w:sz w:val="22"/>
+          <w:szCs w:val="22"/>
+        </w:rPr>
+      </w:pPr>
+      <w:r>
+        <w:rPr>
+          <w:rFonts w:eastAsia="Arial"/>
+          <w:b/>
+          <w:bCs/>
+          <w:sz w:val="22"/>
+          <w:szCs w:val="22"/>
+        </w:rPr>
+        <w:t>Backend:</w:t>
+      </w:r>
+      <w:r>
+        <w:rPr>
+          <w:rFonts w:eastAsia="Arial"/>
+          <w:sz w:val="22"/>
+          <w:szCs w:val="22"/>
+        </w:rPr>
+        <w:t xml:space="preserve"> </w:t>
+      </w:r>
+      <w:r>
+        <w:rPr>
+          <w:rFonts w:eastAsia="Arial"/>
+          <w:sz w:val="22"/>
+          <w:szCs w:val="22"/>
+        </w:rPr>
+        <w:t>Node.js, Express.js, Flask, REST APIs</w:t>
+      </w:r>
+    </w:p>
+    <w:p>
+      <w:pPr>
+        <w:pBdr>
+          <w:bottom w:val="single" w:sz="8" w:space="2" w:color="1B3A6B"/>
+        </w:pBdr>
+        <w:spacing w:after="60"/>
         <w:jc w:val="both"/>
-      </w:pPr>
-      <w:r>
-        <w:rPr>
-          <w:b/>
-          <w:bCs/>
-        </w:rPr>
-        <w:t xml:space="preserve">Backend: </w:t>
-      </w:r>
-      <w:r>
-        <w:t>Node.js, Express.js, Flask, REST APIs</w:t>
-      </w:r>
-    </w:p>
-    <w:p>
-      <w:pPr>
-        <w:spacing w:before="30" w:after="30"/>
+        <w:rPr>
+          <w:rFonts w:eastAsia="Arial"/>
+          <w:sz w:val="22"/>
+          <w:szCs w:val="22"/>
+        </w:rPr>
+      </w:pPr>
+      <w:r>
+        <w:rPr>
+          <w:rFonts w:eastAsia="Arial"/>
+          <w:b/>
+          <w:bCs/>
+          <w:sz w:val="22"/>
+          <w:szCs w:val="22"/>
+        </w:rPr>
+        <w:t>Database:</w:t>
+      </w:r>
+      <w:r>
+        <w:rPr>
+          <w:rFonts w:eastAsia="Arial"/>
+          <w:sz w:val="22"/>
+          <w:szCs w:val="22"/>
+        </w:rPr>
+        <w:t xml:space="preserve"> </w:t>
+      </w:r>
+      <w:r>
+        <w:rPr>
+          <w:rFonts w:eastAsia="Arial"/>
+          <w:sz w:val="22"/>
+          <w:szCs w:val="22"/>
+        </w:rPr>
+        <w:t xml:space="preserve">MongoDB, </w:t>
+      </w:r>
+      <w:r>
+        <w:rPr>
+          <w:rFonts w:eastAsia="Arial"/>
+          <w:sz w:val="22"/>
+          <w:szCs w:val="22"/>
+        </w:rPr>
+        <w:t>M</w:t>
+      </w:r>
+      <w:r>
+        <w:rPr>
+          <w:rFonts w:eastAsia="Arial"/>
+          <w:sz w:val="22"/>
+          <w:szCs w:val="22"/>
+        </w:rPr>
+        <w:t>y</w:t>
+      </w:r>
+      <w:r>
+        <w:rPr>
+          <w:rFonts w:eastAsia="Arial"/>
+          <w:sz w:val="22"/>
+          <w:szCs w:val="22"/>
+        </w:rPr>
+        <w:t>SQL</w:t>
+      </w:r>
+    </w:p>
+    <w:p>
+      <w:pPr>
+        <w:pBdr>
+          <w:bottom w:val="single" w:sz="8" w:space="2" w:color="1B3A6B"/>
+        </w:pBdr>
+        <w:spacing w:after="60"/>
         <w:jc w:val="both"/>
-      </w:pPr>
-      <w:r>
-        <w:rPr>
-          <w:b/>
-          <w:bCs/>
-        </w:rPr>
-        <w:t xml:space="preserve">Databases: </w:t>
-      </w:r>
-      <w:r>
-        <w:t>MongoDB, PostgreSQL, SQL, Salesforce Data Model</w:t>
-      </w:r>
-    </w:p>
-    <w:p>
-      <w:pPr>
-        <w:spacing w:before="30" w:after="30"/>
+        <w:rPr>
+          <w:rFonts w:eastAsia="Arial"/>
+          <w:sz w:val="22"/>
+          <w:szCs w:val="22"/>
+        </w:rPr>
+      </w:pPr>
+      <w:r>
+        <w:rPr>
+          <w:rFonts w:eastAsia="Arial"/>
+          <w:b/>
+          <w:bCs/>
+          <w:sz w:val="22"/>
+          <w:szCs w:val="22"/>
+        </w:rPr>
+        <w:t>Cloud &amp; DevOps:</w:t>
+      </w:r>
+      <w:r>
+        <w:rPr>
+          <w:rFonts w:eastAsia="Arial"/>
+          <w:sz w:val="22"/>
+          <w:szCs w:val="22"/>
+        </w:rPr>
+        <w:t xml:space="preserve"> AWS (EC2, S3, IAM), Docker, Render, Netlify</w:t>
+      </w:r>
+    </w:p>
+    <w:p>
+      <w:pPr>
+        <w:pBdr>
+          <w:bottom w:val="single" w:sz="8" w:space="2" w:color="1B3A6B"/>
+        </w:pBdr>
+        <w:spacing w:after="60"/>
         <w:jc w:val="both"/>
-      </w:pPr>
-      <w:r>
-        <w:rPr>
-          <w:b/>
-          <w:bCs/>
-        </w:rPr>
-        <w:t xml:space="preserve">AI/ML: </w:t>
-      </w:r>
-      <w:r>
-        <w:t>TensorFlow, Deep Learning, Computer Vision, CNN, U-Net</w:t>
-      </w:r>
-    </w:p>
-    <w:p>
-      <w:pPr>
-        <w:spacing w:before="30" w:after="30"/>
+        <w:rPr>
+          <w:rFonts w:eastAsia="Arial"/>
+          <w:b/>
+          <w:bCs/>
+          <w:sz w:val="22"/>
+          <w:szCs w:val="22"/>
+        </w:rPr>
+      </w:pPr>
+      <w:r>
+        <w:rPr>
+          <w:rFonts w:eastAsia="Arial"/>
+          <w:b/>
+          <w:bCs/>
+          <w:sz w:val="22"/>
+          <w:szCs w:val="22"/>
+        </w:rPr>
+        <w:t xml:space="preserve">Tools: </w:t>
+      </w:r>
+      <w:r>
+        <w:rPr>
+          <w:rFonts w:eastAsia="Arial"/>
+          <w:sz w:val="22"/>
+          <w:szCs w:val="22"/>
+        </w:rPr>
+        <w:t>GitHub, Git, Debugging</w:t>
+      </w:r>
+    </w:p>
+    <w:p>
+      <w:pPr>
+        <w:pBdr>
+          <w:bottom w:val="single" w:sz="8" w:space="2" w:color="1B3A6B"/>
+        </w:pBdr>
+        <w:spacing w:after="60"/>
         <w:jc w:val="both"/>
-      </w:pPr>
-      <w:r>
-        <w:rPr>
-          <w:b/>
-          <w:bCs/>
-        </w:rPr>
-        <w:t xml:space="preserve">Cloud &amp; DevOps: </w:t>
-      </w:r>
-      <w:r>
-        <w:t>AWS (Cloud Practitioner Certified), Docker, Git, GitHub, Salesforce Cloud Platform</w:t>
-      </w:r>
-    </w:p>
-    <w:p>
-      <w:pPr>
-        <w:spacing w:before="30" w:after="30"/>
+        <w:rPr>
+          <w:rFonts w:eastAsia="Arial"/>
+          <w:sz w:val="22"/>
+          <w:szCs w:val="22"/>
+        </w:rPr>
+      </w:pPr>
+      <w:r>
+        <w:rPr>
+          <w:rFonts w:eastAsia="Arial"/>
+          <w:b/>
+          <w:bCs/>
+          <w:sz w:val="22"/>
+          <w:szCs w:val="22"/>
+        </w:rPr>
+        <w:t>AI/ML:</w:t>
+      </w:r>
+      <w:r>
+        <w:rPr>
+          <w:rFonts w:eastAsia="Arial"/>
+          <w:sz w:val="22"/>
+          <w:szCs w:val="22"/>
+        </w:rPr>
+        <w:t xml:space="preserve"> TensorFlow</w:t>
+      </w:r>
+      <w:r>
+        <w:rPr>
+          <w:rFonts w:eastAsia="Arial"/>
+          <w:sz w:val="22"/>
+          <w:szCs w:val="22"/>
+        </w:rPr>
+        <w:t xml:space="preserve">, </w:t>
+      </w:r>
+      <w:r>
+        <w:rPr>
+          <w:rFonts w:eastAsia="Arial"/>
+          <w:sz w:val="22"/>
+          <w:szCs w:val="22"/>
+        </w:rPr>
+        <w:t>CNN</w:t>
+      </w:r>
+      <w:r>
+        <w:rPr>
+          <w:rFonts w:eastAsia="Arial"/>
+          <w:sz w:val="22"/>
+          <w:szCs w:val="22"/>
+        </w:rPr>
+        <w:t xml:space="preserve">, Pandas, </w:t>
+      </w:r>
+      <w:proofErr w:type="spellStart"/>
+      <w:r>
+        <w:rPr>
+          <w:rFonts w:eastAsia="Arial"/>
+          <w:sz w:val="22"/>
+          <w:szCs w:val="22"/>
+        </w:rPr>
+        <w:t>Numpy</w:t>
+      </w:r>
+      <w:proofErr w:type="spellEnd"/>
+    </w:p>
+    <w:p>
+      <w:pPr>
+        <w:pBdr>
+          <w:bottom w:val="single" w:sz="8" w:space="2" w:color="1B3A6B"/>
+        </w:pBdr>
+        <w:spacing w:after="60"/>
         <w:jc w:val="both"/>
-      </w:pPr>
-      <w:r>
-        <w:rPr>
-          <w:b/>
-          <w:bCs/>
-        </w:rPr>
-        <w:t xml:space="preserve">Testing &amp; QA: </w:t>
-      </w:r>
-      <w:r>
-        <w:t>Unit Testing, Functional Testing, Test Automation, Code Coverage, Test Strategy Design</w:t>
-      </w:r>
-    </w:p>
-    <w:p>
-      <w:pPr>
-        <w:spacing w:before="30" w:after="30"/>
-        <w:jc w:val="both"/>
-      </w:pPr>
-      <w:r>
-        <w:rPr>
-          <w:b/>
-          <w:bCs/>
+        <w:rPr>
+          <w:rFonts w:eastAsia="Arial"/>
+          <w:b/>
+          <w:bCs/>
+          <w:sz w:val="22"/>
+          <w:szCs w:val="22"/>
+        </w:rPr>
+      </w:pPr>
+      <w:r>
+        <w:rPr>
+          <w:rFonts w:eastAsia="Arial"/>
+          <w:b/>
+          <w:bCs/>
+          <w:sz w:val="22"/>
+          <w:szCs w:val="22"/>
         </w:rPr>
         <w:t xml:space="preserve">Core CS: </w:t>
       </w:r>
       <w:r>
-        <w:t>Data Structures &amp; Algorithms, OOP, Scalable System Design, Exception Handling</w:t>
-      </w:r>
-    </w:p>
-    <w:p>
-      <w:pPr>
-        <w:spacing w:before="30" w:after="30"/>
-        <w:jc w:val="both"/>
-      </w:pPr>
-      <w:r>
-        <w:rPr>
-          <w:b/>
-          <w:bCs/>
-        </w:rPr>
-        <w:t xml:space="preserve">Practices: </w:t>
-      </w:r>
-      <w:r>
-        <w:t>Agile/Scrum, Code Reviews, Telemetry &amp; Metrics, CI/CD Pipelines, Governor Limits Awareness</w:t>
+        <w:rPr>
+          <w:rFonts w:eastAsia="Arial"/>
+          <w:sz w:val="22"/>
+          <w:szCs w:val="22"/>
+        </w:rPr>
+        <w:t>Data Structures &amp; Algorithms, OOP</w:t>
+      </w:r>
+      <w:r>
+        <w:rPr>
+          <w:rFonts w:eastAsia="Arial"/>
+          <w:sz w:val="22"/>
+          <w:szCs w:val="22"/>
+        </w:rPr>
+        <w:t>, Software Development Life Cycle (SDLC)</w:t>
       </w:r>
     </w:p>
     <w:p>
       <w:pPr>
         <w:pBdr>
-          <w:bottom w:val="single" w:sz="6" w:space="1" w:color="1F4E79"/>
+          <w:bottom w:val="single" w:sz="8" w:space="2" w:color="1B3A6B"/>
         </w:pBdr>
-        <w:spacing w:after="80"/>
-      </w:pPr>
-    </w:p>
-    <w:p>
-      <w:pPr>
-        <w:spacing w:before="180" w:after="40"/>
-      </w:pPr>
-      <w:r>
-        <w:rPr>
-          <w:b/>
-          <w:bCs/>
-          <w:color w:val="1F4E79"/>
-          <w:sz w:val="24"/>
-          <w:szCs w:val="24"/>
+        <w:spacing w:before="160" w:after="60"/>
+        <w:rPr>
+          <w:sz w:val="22"/>
+          <w:szCs w:val="22"/>
+        </w:rPr>
+      </w:pPr>
+      <w:r>
+        <w:rPr>
+          <w:rFonts w:eastAsia="Arial"/>
+          <w:b/>
+          <w:bCs/>
+          <w:sz w:val="22"/>
+          <w:szCs w:val="22"/>
         </w:rPr>
         <w:t>WORK EXPERIENCE</w:t>
       </w:r>
@@ -321,69 +628,128 @@
         <w:tabs>
           <w:tab w:val="right" w:pos="9360"/>
         </w:tabs>
-        <w:spacing w:before="120" w:after="20"/>
+        <w:spacing w:before="80"/>
         <w:jc w:val="both"/>
-      </w:pPr>
-      <w:r>
-        <w:rPr>
-          <w:b/>
-          <w:bCs/>
-          <w:sz w:val="22"/>
-          <w:szCs w:val="22"/>
-        </w:rPr>
-        <w:t>Full Stack Software Engineering Intern</w:t>
-      </w:r>
-      <w:r>
-        <w:rPr>
-          <w:sz w:val="22"/>
-          <w:szCs w:val="22"/>
-        </w:rPr>
-        <w:t xml:space="preserve"> — </w:t>
-      </w:r>
-      <w:proofErr w:type="spellStart"/>
-      <w:r>
-        <w:rPr>
-          <w:b/>
-          <w:bCs/>
+        <w:rPr>
+          <w:rFonts w:eastAsia="Arial"/>
           <w:i/>
           <w:iCs/>
           <w:sz w:val="22"/>
           <w:szCs w:val="22"/>
         </w:rPr>
+      </w:pPr>
+      <w:r>
+        <w:rPr>
+          <w:rFonts w:eastAsia="Arial"/>
+          <w:b/>
+          <w:bCs/>
+          <w:sz w:val="22"/>
+          <w:szCs w:val="22"/>
+        </w:rPr>
+        <w:t>Full Stack Web Development Intern</w:t>
+      </w:r>
+      <w:r>
+        <w:rPr>
+          <w:rFonts w:eastAsia="Arial"/>
+          <w:sz w:val="22"/>
+          <w:szCs w:val="22"/>
+        </w:rPr>
+        <w:t xml:space="preserve"> </w:t>
+      </w:r>
+      <w:r>
+        <w:rPr>
+          <w:rFonts w:eastAsia="Arial"/>
+          <w:sz w:val="22"/>
+          <w:szCs w:val="22"/>
+        </w:rPr>
+        <w:t>-</w:t>
+      </w:r>
+      <w:r>
+        <w:rPr>
+          <w:rFonts w:eastAsia="Arial"/>
+          <w:sz w:val="22"/>
+          <w:szCs w:val="22"/>
+        </w:rPr>
+        <w:t xml:space="preserve"> </w:t>
+      </w:r>
+      <w:proofErr w:type="spellStart"/>
+      <w:r>
+        <w:rPr>
+          <w:rFonts w:eastAsia="Arial"/>
+          <w:sz w:val="22"/>
+          <w:szCs w:val="22"/>
+        </w:rPr>
         <w:t>SuprMentr</w:t>
       </w:r>
       <w:proofErr w:type="spellEnd"/>
       <w:r>
         <w:rPr>
-          <w:b/>
-          <w:bCs/>
+          <w:rFonts w:eastAsia="Arial"/>
+          <w:sz w:val="22"/>
+          <w:szCs w:val="22"/>
+        </w:rPr>
+        <w:t xml:space="preserve"> Technologies Pvt Ltd.</w:t>
+      </w:r>
+      <w:r>
+        <w:rPr>
+          <w:rFonts w:eastAsia="Arial"/>
           <w:i/>
           <w:iCs/>
           <w:sz w:val="22"/>
           <w:szCs w:val="22"/>
         </w:rPr>
-        <w:t xml:space="preserve"> Technologies Pvt Ltd</w:t>
-      </w:r>
-      <w:r>
-        <w:t>, Bengaluru, India</w:t>
-      </w:r>
-      <w:r>
-        <w:rPr>
-          <w:color w:val="555555"/>
-        </w:rPr>
         <w:tab/>
-      </w:r>
-      <w:r>
-        <w:rPr>
-          <w:color w:val="555555"/>
-        </w:rPr>
-        <w:t xml:space="preserve">    </w:t>
-      </w:r>
-      <w:r>
-        <w:rPr>
-          <w:color w:val="555555"/>
-        </w:rPr>
-        <w:t>Feb 2026 – May 2026</w:t>
+        <w:t xml:space="preserve">Feb 2026 </w:t>
+      </w:r>
+      <w:r>
+        <w:rPr>
+          <w:rFonts w:eastAsia="Arial"/>
+          <w:i/>
+          <w:iCs/>
+          <w:sz w:val="22"/>
+          <w:szCs w:val="22"/>
+        </w:rPr>
+        <w:t>–</w:t>
+      </w:r>
+      <w:r>
+        <w:rPr>
+          <w:rFonts w:eastAsia="Arial"/>
+          <w:i/>
+          <w:iCs/>
+          <w:sz w:val="22"/>
+          <w:szCs w:val="22"/>
+        </w:rPr>
+        <w:t xml:space="preserve"> </w:t>
+      </w:r>
+      <w:r>
+        <w:rPr>
+          <w:rFonts w:eastAsia="Arial"/>
+          <w:i/>
+          <w:iCs/>
+          <w:sz w:val="22"/>
+          <w:szCs w:val="22"/>
+        </w:rPr>
+        <w:t>May 2026</w:t>
+      </w:r>
+    </w:p>
+    <w:p>
+      <w:pPr>
+        <w:spacing w:after="30"/>
+        <w:jc w:val="both"/>
+        <w:rPr>
+          <w:sz w:val="22"/>
+          <w:szCs w:val="22"/>
+        </w:rPr>
+      </w:pPr>
+      <w:r>
+        <w:rPr>
+          <w:rFonts w:eastAsia="Arial"/>
+          <w:i/>
+          <w:iCs/>
+          <w:sz w:val="22"/>
+          <w:szCs w:val="22"/>
+        </w:rPr>
+        <w:t>Bengaluru, India</w:t>
       </w:r>
     </w:p>
     <w:p>
@@ -393,11 +759,35 @@
           <w:ilvl w:val="0"/>
           <w:numId w:val="2"/>
         </w:numPr>
-        <w:spacing w:before="30" w:after="30"/>
+        <w:spacing w:before="20" w:after="20"/>
         <w:jc w:val="both"/>
-      </w:pPr>
-      <w:r>
-        <w:t>Architected, designed, implemented, and tested 10+ full-stack features using React.js, Node.js, and MongoDB, improving application functionality and reducing development turnaround time in an Agile environment.</w:t>
+        <w:rPr>
+          <w:sz w:val="22"/>
+          <w:szCs w:val="22"/>
+        </w:rPr>
+      </w:pPr>
+      <w:r>
+        <w:rPr>
+          <w:sz w:val="22"/>
+          <w:szCs w:val="22"/>
+        </w:rPr>
+        <w:t xml:space="preserve">Delivered </w:t>
+      </w:r>
+      <w:r>
+        <w:rPr>
+          <w:b/>
+          <w:bCs/>
+          <w:sz w:val="22"/>
+          <w:szCs w:val="22"/>
+        </w:rPr>
+        <w:t>10+ full-stack features</w:t>
+      </w:r>
+      <w:r>
+        <w:rPr>
+          <w:sz w:val="22"/>
+          <w:szCs w:val="22"/>
+        </w:rPr>
+        <w:t xml:space="preserve"> using React.js, Node.js, and MongoDB, improving application functionality and reducing development turnaround time in an Agile environment.</w:t>
       </w:r>
     </w:p>
     <w:p>
@@ -407,11 +797,35 @@
           <w:ilvl w:val="0"/>
           <w:numId w:val="2"/>
         </w:numPr>
-        <w:spacing w:before="30" w:after="30"/>
+        <w:spacing w:before="20" w:after="20"/>
         <w:jc w:val="both"/>
-      </w:pPr>
-      <w:r>
-        <w:t>Designed and integrated REST APIs enabling seamless frontend-backend communication, supporting scalable application growth and improving system reliability.</w:t>
+        <w:rPr>
+          <w:sz w:val="22"/>
+          <w:szCs w:val="22"/>
+        </w:rPr>
+      </w:pPr>
+      <w:r>
+        <w:rPr>
+          <w:sz w:val="22"/>
+          <w:szCs w:val="22"/>
+        </w:rPr>
+        <w:t xml:space="preserve">Designed and integrated </w:t>
+      </w:r>
+      <w:r>
+        <w:rPr>
+          <w:b/>
+          <w:bCs/>
+          <w:sz w:val="22"/>
+          <w:szCs w:val="22"/>
+        </w:rPr>
+        <w:t>REST APIs</w:t>
+      </w:r>
+      <w:r>
+        <w:rPr>
+          <w:sz w:val="22"/>
+          <w:szCs w:val="22"/>
+        </w:rPr>
+        <w:t xml:space="preserve"> enabling seamless frontend-backend communication and supporting scalable application growth.</w:t>
       </w:r>
     </w:p>
     <w:p>
@@ -421,11 +835,117 @@
           <w:ilvl w:val="0"/>
           <w:numId w:val="2"/>
         </w:numPr>
-        <w:spacing w:before="30" w:after="30"/>
+        <w:spacing w:before="20" w:after="20"/>
         <w:jc w:val="both"/>
-      </w:pPr>
-      <w:r>
-        <w:t>Developed test strategies and wrote unit/functional tests to drive up code coverage and automation metrics across the codebase.</w:t>
+        <w:rPr>
+          <w:sz w:val="22"/>
+          <w:szCs w:val="22"/>
+        </w:rPr>
+      </w:pPr>
+      <w:r>
+        <w:rPr>
+          <w:sz w:val="22"/>
+          <w:szCs w:val="22"/>
+        </w:rPr>
+        <w:t>Contributed to code reviews and UI improvements, increasing maintainability and delivering a more intuitive user experience.</w:t>
+      </w:r>
+    </w:p>
+    <w:p>
+      <w:pPr>
+        <w:tabs>
+          <w:tab w:val="right" w:pos="9360"/>
+        </w:tabs>
+        <w:spacing w:before="80"/>
+        <w:jc w:val="both"/>
+        <w:rPr>
+          <w:sz w:val="22"/>
+          <w:szCs w:val="22"/>
+        </w:rPr>
+      </w:pPr>
+      <w:r>
+        <w:rPr>
+          <w:rFonts w:eastAsia="Arial"/>
+          <w:b/>
+          <w:bCs/>
+          <w:sz w:val="22"/>
+          <w:szCs w:val="22"/>
+        </w:rPr>
+        <w:t>Web Developer Intern</w:t>
+      </w:r>
+      <w:r>
+        <w:rPr>
+          <w:rFonts w:eastAsia="Arial"/>
+          <w:sz w:val="22"/>
+          <w:szCs w:val="22"/>
+        </w:rPr>
+        <w:t xml:space="preserve"> </w:t>
+      </w:r>
+      <w:r>
+        <w:rPr>
+          <w:rFonts w:eastAsia="Arial"/>
+          <w:sz w:val="22"/>
+          <w:szCs w:val="22"/>
+        </w:rPr>
+        <w:t>-</w:t>
+      </w:r>
+      <w:r>
+        <w:rPr>
+          <w:rFonts w:eastAsia="Arial"/>
+          <w:sz w:val="22"/>
+          <w:szCs w:val="22"/>
+        </w:rPr>
+        <w:t xml:space="preserve"> Intrainz</w:t>
+      </w:r>
+      <w:r>
+        <w:rPr>
+          <w:rFonts w:eastAsia="Arial"/>
+          <w:i/>
+          <w:iCs/>
+          <w:sz w:val="22"/>
+          <w:szCs w:val="22"/>
+        </w:rPr>
+        <w:tab/>
+        <w:t xml:space="preserve">Nov 2023 </w:t>
+      </w:r>
+      <w:r>
+        <w:rPr>
+          <w:rFonts w:eastAsia="Arial"/>
+          <w:i/>
+          <w:iCs/>
+          <w:sz w:val="22"/>
+          <w:szCs w:val="22"/>
+        </w:rPr>
+        <w:t>-</w:t>
+      </w:r>
+      <w:r>
+        <w:rPr>
+          <w:rFonts w:eastAsia="Arial"/>
+          <w:i/>
+          <w:iCs/>
+          <w:sz w:val="22"/>
+          <w:szCs w:val="22"/>
+        </w:rPr>
+        <w:t xml:space="preserve"> Jan 2024</w:t>
+      </w:r>
+    </w:p>
+    <w:p>
+      <w:pPr>
+        <w:spacing w:after="30"/>
+        <w:jc w:val="both"/>
+        <w:rPr>
+          <w:sz w:val="22"/>
+          <w:szCs w:val="22"/>
+        </w:rPr>
+      </w:pPr>
+      <w:r>
+        <w:rPr>
+          <w:rFonts w:eastAsia="Arial"/>
+          <w:i/>
+          <w:iCs/>
+          <w:sz w:val="22"/>
+          <w:szCs w:val="22"/>
+        </w:rPr>
+        <w:t>Bengaluru, India</w:t>
       </w:r>
     </w:p>
     <w:p>
@@ -435,11 +955,19 @@
           <w:ilvl w:val="0"/>
           <w:numId w:val="2"/>
         </w:numPr>
-        <w:spacing w:before="30" w:after="30"/>
+        <w:spacing w:before="20" w:after="20"/>
         <w:jc w:val="both"/>
-      </w:pPr>
-      <w:r>
-        <w:t>Contributed to code reviews and UI improvements, increasing maintainability and delivering a more intuitive, high-quality user experience.</w:t>
+        <w:rPr>
+          <w:sz w:val="22"/>
+          <w:szCs w:val="22"/>
+        </w:rPr>
+      </w:pPr>
+      <w:r>
+        <w:rPr>
+          <w:sz w:val="22"/>
+          <w:szCs w:val="22"/>
+        </w:rPr>
+        <w:t>Built and deployed responsive web applications using React.js and JavaScript, ensuring cross-device compatibility and improved usability.</w:t>
       </w:r>
     </w:p>
     <w:p>
@@ -449,57 +977,19 @@
           <w:ilvl w:val="0"/>
           <w:numId w:val="2"/>
         </w:numPr>
-        <w:spacing w:before="30" w:after="30"/>
+        <w:spacing w:before="20" w:after="20"/>
         <w:jc w:val="both"/>
-      </w:pPr>
-      <w:r>
-        <w:t>Collaborated closely with product managers and UX experts to build new features that customers would love and adopt, while keeping the platform stable and scalable.</w:t>
-      </w:r>
-    </w:p>
-    <w:p>
-      <w:pPr>
-        <w:tabs>
-          <w:tab w:val="right" w:pos="9360"/>
-        </w:tabs>
-        <w:spacing w:before="120" w:after="20"/>
-        <w:jc w:val="both"/>
-      </w:pPr>
-      <w:r>
-        <w:rPr>
-          <w:b/>
-          <w:bCs/>
-          <w:sz w:val="22"/>
-          <w:szCs w:val="22"/>
-        </w:rPr>
-        <w:t>Web Developer Intern</w:t>
-      </w:r>
-      <w:r>
-        <w:rPr>
-          <w:sz w:val="22"/>
-          <w:szCs w:val="22"/>
-        </w:rPr>
-        <w:t xml:space="preserve"> — </w:t>
-      </w:r>
-      <w:r>
-        <w:rPr>
-          <w:b/>
-          <w:bCs/>
-          <w:i/>
-          <w:iCs/>
-          <w:sz w:val="22"/>
-          <w:szCs w:val="22"/>
-        </w:rPr>
-        <w:t>Intrainz</w:t>
-      </w:r>
-      <w:r>
-        <w:t>, Bengaluru, India</w:t>
-      </w:r>
-      <w:r>
-        <w:rPr>
-          <w:color w:val="555555"/>
-        </w:rPr>
-        <w:tab/>
-        <w:t>Nov 2023 – Jan 2024</w:t>
+        <w:rPr>
+          <w:sz w:val="22"/>
+          <w:szCs w:val="22"/>
+        </w:rPr>
+      </w:pPr>
+      <w:r>
+        <w:rPr>
+          <w:sz w:val="22"/>
+          <w:szCs w:val="22"/>
+        </w:rPr>
+        <w:t>Managed collaborative development workflows using Git and GitHub, improving code quality and team productivity.</w:t>
       </w:r>
     </w:p>
     <w:p>
@@ -509,12 +999,170 @@
           <w:ilvl w:val="0"/>
           <w:numId w:val="2"/>
         </w:numPr>
-        <w:spacing w:before="30" w:after="30"/>
+        <w:spacing w:before="20" w:after="20"/>
         <w:jc w:val="both"/>
-      </w:pPr>
-      <w:r>
-        <w:t>Built and deployed responsive, scalable web applications using React.js and JavaScript, ensuring cross-device compatibility and improved usability.</w:t>
-      </w:r>
+        <w:rPr>
+          <w:sz w:val="22"/>
+          <w:szCs w:val="22"/>
+        </w:rPr>
+      </w:pPr>
+      <w:r>
+        <w:rPr>
+          <w:sz w:val="22"/>
+          <w:szCs w:val="22"/>
+        </w:rPr>
+        <w:t>Worked in Agile teams to deliver project milestones on schedule while maintaining coding and documentation standards.</w:t>
+      </w:r>
+    </w:p>
+    <w:p>
+      <w:pPr>
+        <w:pBdr>
+          <w:bottom w:val="single" w:sz="8" w:space="2" w:color="1B3A6B"/>
+        </w:pBdr>
+        <w:spacing w:before="160" w:after="60"/>
+        <w:rPr>
+          <w:sz w:val="22"/>
+          <w:szCs w:val="22"/>
+        </w:rPr>
+      </w:pPr>
+      <w:r>
+        <w:rPr>
+          <w:rFonts w:eastAsia="Arial"/>
+          <w:b/>
+          <w:bCs/>
+          <w:sz w:val="22"/>
+          <w:szCs w:val="22"/>
+        </w:rPr>
+        <w:t>PROJECTS</w:t>
+      </w:r>
+    </w:p>
+    <w:p>
+      <w:pPr>
+        <w:tabs>
+          <w:tab w:val="right" w:pos="9360"/>
+        </w:tabs>
+        <w:spacing w:before="80"/>
+        <w:rPr>
+          <w:sz w:val="22"/>
+          <w:szCs w:val="22"/>
+        </w:rPr>
+      </w:pPr>
+      <w:r>
+        <w:rPr>
+          <w:rFonts w:eastAsia="Arial"/>
+          <w:b/>
+          <w:bCs/>
+          <w:sz w:val="22"/>
+          <w:szCs w:val="22"/>
+        </w:rPr>
+        <w:t>Full Stack E-Commerce Platform (</w:t>
+      </w:r>
+      <w:proofErr w:type="spellStart"/>
+      <w:r>
+        <w:rPr>
+          <w:rFonts w:eastAsia="Arial"/>
+          <w:b/>
+          <w:bCs/>
+          <w:sz w:val="22"/>
+          <w:szCs w:val="22"/>
+        </w:rPr>
+        <w:t>FreshCart</w:t>
+      </w:r>
+      <w:proofErr w:type="spellEnd"/>
+      <w:r>
+        <w:rPr>
+          <w:rFonts w:eastAsia="Arial"/>
+          <w:b/>
+          <w:bCs/>
+          <w:sz w:val="22"/>
+          <w:szCs w:val="22"/>
+        </w:rPr>
+        <w:t xml:space="preserve">) | </w:t>
+      </w:r>
+      <w:hyperlink r:id="rId7" w:history="1">
+        <w:r>
+          <w:rPr>
+            <w:rStyle w:val="Hyperlink"/>
+            <w:rFonts w:eastAsia="Arial"/>
+            <w:b/>
+            <w:bCs/>
+            <w:color w:val="auto"/>
+            <w:sz w:val="22"/>
+            <w:szCs w:val="22"/>
+          </w:rPr>
+          <w:t>GitHub</w:t>
+        </w:r>
+      </w:hyperlink>
+      <w:r>
+        <w:rPr>
+          <w:sz w:val="22"/>
+          <w:szCs w:val="22"/>
+        </w:rPr>
+        <w:t xml:space="preserve"> </w:t>
+      </w:r>
+      <w:r>
+        <w:rPr>
+          <w:b/>
+          <w:bCs/>
+          <w:sz w:val="22"/>
+          <w:szCs w:val="22"/>
+        </w:rPr>
+        <w:t xml:space="preserve">| </w:t>
+      </w:r>
+      <w:hyperlink r:id="rId8" w:history="1">
+        <w:r>
+          <w:rPr>
+            <w:rStyle w:val="Hyperlink"/>
+            <w:b/>
+            <w:bCs/>
+            <w:sz w:val="22"/>
+            <w:szCs w:val="22"/>
+          </w:rPr>
+          <w:t>Live Demo</w:t>
+        </w:r>
+      </w:hyperlink>
+      <w:r>
+        <w:rPr>
+          <w:rFonts w:eastAsia="Arial"/>
+          <w:i/>
+          <w:iCs/>
+          <w:sz w:val="22"/>
+          <w:szCs w:val="22"/>
+        </w:rPr>
+        <w:tab/>
+        <w:t>2026</w:t>
+      </w:r>
+    </w:p>
+    <w:p>
+      <w:pPr>
+        <w:spacing w:after="30"/>
+        <w:rPr>
+          <w:sz w:val="22"/>
+          <w:szCs w:val="22"/>
+        </w:rPr>
+      </w:pPr>
+      <w:r>
+        <w:rPr>
+          <w:rFonts w:eastAsia="Arial"/>
+          <w:i/>
+          <w:iCs/>
+          <w:sz w:val="22"/>
+          <w:szCs w:val="22"/>
+        </w:rPr>
+        <w:t xml:space="preserve">Tech Stack: MongoDB, Express.js, React.js, Node.js (MERN), </w:t>
+      </w:r>
+      <w:proofErr w:type="spellStart"/>
+      <w:r>
+        <w:rPr>
+          <w:rFonts w:eastAsia="Arial"/>
+          <w:i/>
+          <w:iCs/>
+          <w:sz w:val="22"/>
+          <w:szCs w:val="22"/>
+        </w:rPr>
+        <w:t>Razorpay</w:t>
+      </w:r>
+      <w:proofErr w:type="spellEnd"/>
     </w:p>
     <w:p>
       <w:pPr>
@@ -523,11 +1171,19 @@
           <w:ilvl w:val="0"/>
           <w:numId w:val="2"/>
         </w:numPr>
-        <w:spacing w:before="30" w:after="30"/>
+        <w:spacing w:before="20" w:after="20"/>
         <w:jc w:val="both"/>
-      </w:pPr>
-      <w:r>
-        <w:t>Managed collaborative development workflows using Git and GitHub, improving code quality, team productivity, and adherence to coding standards.</w:t>
+        <w:rPr>
+          <w:sz w:val="22"/>
+          <w:szCs w:val="22"/>
+        </w:rPr>
+      </w:pPr>
+      <w:r>
+        <w:rPr>
+          <w:sz w:val="22"/>
+          <w:szCs w:val="22"/>
+        </w:rPr>
+        <w:t>Engineered a full-stack MERN e-commerce platform supporting product management, subscriptions, cart operations, and order tracking.</w:t>
       </w:r>
     </w:p>
     <w:p>
@@ -537,67 +1193,35 @@
           <w:ilvl w:val="0"/>
           <w:numId w:val="2"/>
         </w:numPr>
-        <w:spacing w:before="30" w:after="30"/>
+        <w:spacing w:before="20" w:after="20"/>
         <w:jc w:val="both"/>
-      </w:pPr>
-      <w:r>
-        <w:t>Worked in Agile teams to deliver project milestones on schedule while maintaining documentation standards and contributing to test coverage.</w:t>
-      </w:r>
-    </w:p>
-    <w:p>
-      <w:pPr>
-        <w:pBdr>
-          <w:bottom w:val="single" w:sz="6" w:space="1" w:color="1F4E79"/>
-        </w:pBdr>
-        <w:spacing w:after="80"/>
-      </w:pPr>
-    </w:p>
-    <w:p>
-      <w:pPr>
-        <w:spacing w:before="180" w:after="40"/>
-      </w:pPr>
-      <w:r>
-        <w:rPr>
-          <w:b/>
-          <w:bCs/>
-          <w:color w:val="1F4E79"/>
-          <w:sz w:val="24"/>
-          <w:szCs w:val="24"/>
-        </w:rPr>
-        <w:t>PROJECTS</w:t>
-      </w:r>
-    </w:p>
-    <w:p>
-      <w:pPr>
-        <w:tabs>
-          <w:tab w:val="right" w:pos="9360"/>
-        </w:tabs>
-        <w:spacing w:before="120" w:after="20"/>
-        <w:jc w:val="both"/>
-      </w:pPr>
-      <w:r>
-        <w:rPr>
-          <w:b/>
-          <w:bCs/>
-          <w:sz w:val="22"/>
-          <w:szCs w:val="22"/>
-        </w:rPr>
-        <w:t>AI-Driven Bone Cancer Detection System</w:t>
-      </w:r>
-      <w:r>
-        <w:rPr>
-          <w:color w:val="555555"/>
-          <w:sz w:val="19"/>
-          <w:szCs w:val="19"/>
-        </w:rPr>
-        <w:t xml:space="preserve"> | Python, TensorFlow, Flask, React.js, Docker</w:t>
-      </w:r>
-      <w:r>
-        <w:rPr>
-          <w:color w:val="555555"/>
-        </w:rPr>
-        <w:tab/>
-        <w:t>2025</w:t>
+        <w:rPr>
+          <w:sz w:val="22"/>
+          <w:szCs w:val="22"/>
+        </w:rPr>
+      </w:pPr>
+      <w:r>
+        <w:rPr>
+          <w:sz w:val="22"/>
+          <w:szCs w:val="22"/>
+        </w:rPr>
+        <w:t xml:space="preserve">Integrated </w:t>
+      </w:r>
+      <w:proofErr w:type="spellStart"/>
+      <w:r>
+        <w:rPr>
+          <w:sz w:val="22"/>
+          <w:szCs w:val="22"/>
+        </w:rPr>
+        <w:t>Razorpay</w:t>
+      </w:r>
+      <w:proofErr w:type="spellEnd"/>
+      <w:r>
+        <w:rPr>
+          <w:sz w:val="22"/>
+          <w:szCs w:val="22"/>
+        </w:rPr>
+        <w:t xml:space="preserve"> payment gateway to enable secure online transactions and streamlined checkout workflows.</w:t>
       </w:r>
     </w:p>
     <w:p>
@@ -607,11 +1231,105 @@
           <w:ilvl w:val="0"/>
           <w:numId w:val="2"/>
         </w:numPr>
-        <w:spacing w:before="30" w:after="30"/>
+        <w:spacing w:before="20" w:after="20"/>
         <w:jc w:val="both"/>
-      </w:pPr>
-      <w:r>
-        <w:t>Architected and implemented an AI-powered Bone Cancer Detection System using CNN and U-Net deep learning architectures, achieving 90%+ classification accuracy on nearly 4,000 medical images.</w:t>
+        <w:rPr>
+          <w:sz w:val="22"/>
+          <w:szCs w:val="22"/>
+        </w:rPr>
+      </w:pPr>
+      <w:r>
+        <w:rPr>
+          <w:sz w:val="22"/>
+          <w:szCs w:val="22"/>
+        </w:rPr>
+        <w:t>Implemented JWT authentication and role-based authorization, securing user access and protecting application resources.</w:t>
+      </w:r>
+    </w:p>
+    <w:p>
+      <w:pPr>
+        <w:tabs>
+          <w:tab w:val="right" w:pos="9360"/>
+        </w:tabs>
+        <w:spacing w:before="80"/>
+        <w:rPr>
+          <w:sz w:val="22"/>
+          <w:szCs w:val="22"/>
+        </w:rPr>
+      </w:pPr>
+      <w:r>
+        <w:rPr>
+          <w:rFonts w:eastAsia="Arial"/>
+          <w:b/>
+          <w:bCs/>
+          <w:sz w:val="22"/>
+          <w:szCs w:val="22"/>
+        </w:rPr>
+        <w:t>AI-Driven Bone Cancer Detection System</w:t>
+      </w:r>
+      <w:r>
+        <w:rPr>
+          <w:rFonts w:eastAsia="Arial"/>
+          <w:b/>
+          <w:bCs/>
+          <w:sz w:val="22"/>
+          <w:szCs w:val="22"/>
+        </w:rPr>
+        <w:t xml:space="preserve"> | </w:t>
+      </w:r>
+      <w:hyperlink r:id="rId9" w:history="1">
+        <w:r>
+          <w:rPr>
+            <w:rStyle w:val="Hyperlink"/>
+            <w:rFonts w:eastAsia="Arial"/>
+            <w:b/>
+            <w:bCs/>
+            <w:color w:val="auto"/>
+            <w:sz w:val="22"/>
+            <w:szCs w:val="22"/>
+          </w:rPr>
+          <w:t>GitHub</w:t>
+        </w:r>
+      </w:hyperlink>
+      <w:r>
+        <w:rPr>
+          <w:rFonts w:eastAsia="Arial"/>
+          <w:i/>
+          <w:iCs/>
+          <w:sz w:val="22"/>
+          <w:szCs w:val="22"/>
+        </w:rPr>
+        <w:tab/>
+        <w:t>202</w:t>
+      </w:r>
+      <w:r>
+        <w:rPr>
+          <w:rFonts w:eastAsia="Arial"/>
+          <w:i/>
+          <w:iCs/>
+          <w:sz w:val="22"/>
+          <w:szCs w:val="22"/>
+        </w:rPr>
+        <w:t>5</w:t>
+      </w:r>
+    </w:p>
+    <w:p>
+      <w:pPr>
+        <w:spacing w:after="30"/>
+        <w:rPr>
+          <w:sz w:val="22"/>
+          <w:szCs w:val="22"/>
+        </w:rPr>
+      </w:pPr>
+      <w:r>
+        <w:rPr>
+          <w:rFonts w:eastAsia="Arial"/>
+          <w:i/>
+          <w:iCs/>
+          <w:sz w:val="22"/>
+          <w:szCs w:val="22"/>
+        </w:rPr>
+        <w:t>Tech Stack: Python, TensorFlow, Flask, React.js, Docker, AI/ML</w:t>
       </w:r>
     </w:p>
     <w:p>
@@ -621,11 +1339,51 @@
           <w:ilvl w:val="0"/>
           <w:numId w:val="2"/>
         </w:numPr>
-        <w:spacing w:before="30" w:after="30"/>
+        <w:spacing w:before="20" w:after="20"/>
         <w:jc w:val="both"/>
-      </w:pPr>
-      <w:r>
-        <w:t>Developed a Flask REST API and React.js dashboard enabling real-time medical image upload, segmentation, and diagnosis prediction at scale.</w:t>
+        <w:rPr>
+          <w:sz w:val="22"/>
+          <w:szCs w:val="22"/>
+        </w:rPr>
+      </w:pPr>
+      <w:r>
+        <w:rPr>
+          <w:sz w:val="22"/>
+          <w:szCs w:val="22"/>
+        </w:rPr>
+        <w:t xml:space="preserve">Built an AI-powered Bone Cancer Detection System using CNN and U-Net architectures, achieving </w:t>
+      </w:r>
+      <w:r>
+        <w:rPr>
+          <w:b/>
+          <w:bCs/>
+          <w:sz w:val="22"/>
+          <w:szCs w:val="22"/>
+        </w:rPr>
+        <w:t>90%+ classification accuracy</w:t>
+      </w:r>
+      <w:r>
+        <w:rPr>
+          <w:sz w:val="22"/>
+          <w:szCs w:val="22"/>
+        </w:rPr>
+        <w:t xml:space="preserve"> on nearly </w:t>
+      </w:r>
+      <w:r>
+        <w:rPr>
+          <w:b/>
+          <w:bCs/>
+          <w:sz w:val="22"/>
+          <w:szCs w:val="22"/>
+        </w:rPr>
+        <w:t>4,000 medical images</w:t>
+      </w:r>
+      <w:r>
+        <w:rPr>
+          <w:sz w:val="22"/>
+          <w:szCs w:val="22"/>
+        </w:rPr>
+        <w:t>.</w:t>
       </w:r>
     </w:p>
     <w:p>
@@ -635,16 +1393,19 @@
           <w:ilvl w:val="0"/>
           <w:numId w:val="2"/>
         </w:numPr>
-        <w:spacing w:before="30" w:after="30"/>
+        <w:spacing w:before="20" w:after="20"/>
         <w:jc w:val="both"/>
-      </w:pPr>
-      <w:proofErr w:type="spellStart"/>
-      <w:r>
-        <w:t>Dockerized</w:t>
-      </w:r>
-      <w:proofErr w:type="spellEnd"/>
-      <w:r>
-        <w:t xml:space="preserve"> the complete AI pipeline, ensuring consistent and reliable deployment across development and production environments — applying telemetry and metrics to validate system performance.</w:t>
+        <w:rPr>
+          <w:sz w:val="22"/>
+          <w:szCs w:val="22"/>
+        </w:rPr>
+      </w:pPr>
+      <w:r>
+        <w:rPr>
+          <w:sz w:val="22"/>
+          <w:szCs w:val="22"/>
+        </w:rPr>
+        <w:t>Developed a Flask API and React dashboard enabling real-time medical image upload, segmentation, and diagnosis prediction.</w:t>
       </w:r>
     </w:p>
     <w:p>
@@ -654,12 +1415,51 @@
           <w:ilvl w:val="0"/>
           <w:numId w:val="2"/>
         </w:numPr>
-        <w:spacing w:before="30" w:after="30"/>
+        <w:spacing w:before="20" w:after="20"/>
         <w:jc w:val="both"/>
-      </w:pPr>
-      <w:r>
+        <w:rPr>
+          <w:sz w:val="22"/>
+          <w:szCs w:val="22"/>
+        </w:rPr>
+      </w:pPr>
+      <w:proofErr w:type="spellStart"/>
+      <w:r>
+        <w:rPr>
+          <w:sz w:val="22"/>
+          <w:szCs w:val="22"/>
+        </w:rPr>
+        <w:t>Dockerized</w:t>
+      </w:r>
+      <w:proofErr w:type="spellEnd"/>
+      <w:r>
+        <w:rPr>
+          <w:sz w:val="22"/>
+          <w:szCs w:val="22"/>
+        </w:rPr>
+        <w:t xml:space="preserve"> the complete AI pipeline, ensuring consistent deployment across development and production environments.</w:t>
+      </w:r>
+    </w:p>
+    <w:p>
+      <w:pPr>
+        <w:pBdr>
+          <w:bottom w:val="single" w:sz="8" w:space="2" w:color="1B3A6B"/>
+        </w:pBdr>
+        <w:spacing w:before="160" w:after="60"/>
+        <w:rPr>
+          <w:sz w:val="22"/>
+          <w:szCs w:val="22"/>
+        </w:rPr>
+      </w:pPr>
+      <w:r>
+        <w:rPr>
+          <w:rFonts w:eastAsia="Arial"/>
+          <w:b/>
+          <w:bCs/>
+          <w:sz w:val="22"/>
+          <w:szCs w:val="22"/>
+        </w:rPr>
         <w:lastRenderedPageBreak/>
-        <w:t>Designed automated test suites to validate model accuracy and API reliability, ensuring high-quality, production-ready delivery.</w:t>
+        <w:t>EDUCATION</w:t>
       </w:r>
     </w:p>
     <w:p>
@@ -667,62 +1467,159 @@
         <w:tabs>
           <w:tab w:val="right" w:pos="9360"/>
         </w:tabs>
-        <w:spacing w:before="120" w:after="20"/>
-        <w:jc w:val="both"/>
-      </w:pPr>
-      <w:r>
-        <w:rPr>
-          <w:b/>
-          <w:bCs/>
-          <w:sz w:val="22"/>
-          <w:szCs w:val="22"/>
-        </w:rPr>
-        <w:t>Full Stack E-Commerce Platform (</w:t>
-      </w:r>
-      <w:proofErr w:type="spellStart"/>
-      <w:r>
-        <w:rPr>
-          <w:b/>
-          <w:bCs/>
-          <w:sz w:val="22"/>
-          <w:szCs w:val="22"/>
-        </w:rPr>
-        <w:t>FreshCart</w:t>
-      </w:r>
-      <w:proofErr w:type="spellEnd"/>
-      <w:r>
-        <w:rPr>
-          <w:b/>
-          <w:bCs/>
-          <w:sz w:val="22"/>
-          <w:szCs w:val="22"/>
-        </w:rPr>
-        <w:t>)</w:t>
-      </w:r>
-      <w:r>
-        <w:rPr>
-          <w:color w:val="555555"/>
-          <w:sz w:val="19"/>
-          <w:szCs w:val="19"/>
-        </w:rPr>
-        <w:t xml:space="preserve"> | MongoDB, Express.js, React.js, Node.js (MERN), </w:t>
-      </w:r>
-      <w:proofErr w:type="spellStart"/>
-      <w:r>
-        <w:rPr>
-          <w:color w:val="555555"/>
-          <w:sz w:val="19"/>
-          <w:szCs w:val="19"/>
-        </w:rPr>
-        <w:t>Razorpay</w:t>
-      </w:r>
-      <w:proofErr w:type="spellEnd"/>
-      <w:r>
-        <w:rPr>
-          <w:color w:val="555555"/>
+        <w:spacing w:before="80"/>
+        <w:rPr>
+          <w:sz w:val="22"/>
+          <w:szCs w:val="22"/>
+        </w:rPr>
+      </w:pPr>
+      <w:r>
+        <w:rPr>
+          <w:rFonts w:eastAsia="Arial"/>
+          <w:b/>
+          <w:bCs/>
+          <w:sz w:val="22"/>
+          <w:szCs w:val="22"/>
+        </w:rPr>
+        <w:t>B.E. in Computer Science &amp; Engineering</w:t>
+      </w:r>
+      <w:r>
+        <w:rPr>
+          <w:rFonts w:eastAsia="Arial"/>
+          <w:sz w:val="22"/>
+          <w:szCs w:val="22"/>
+        </w:rPr>
+        <w:t xml:space="preserve"> - </w:t>
+      </w:r>
+      <w:r>
+        <w:rPr>
+          <w:rFonts w:eastAsia="Arial"/>
+          <w:sz w:val="22"/>
+          <w:szCs w:val="22"/>
+        </w:rPr>
+        <w:t>K.S. Institute of Technology</w:t>
+      </w:r>
+      <w:r>
+        <w:rPr>
+          <w:rFonts w:eastAsia="Arial"/>
+          <w:i/>
+          <w:iCs/>
+          <w:sz w:val="22"/>
+          <w:szCs w:val="22"/>
         </w:rPr>
         <w:tab/>
-        <w:t>2026</w:t>
+        <w:t xml:space="preserve">Dec 2022 </w:t>
+      </w:r>
+      <w:r>
+        <w:rPr>
+          <w:rFonts w:eastAsia="Arial"/>
+          <w:i/>
+          <w:iCs/>
+          <w:sz w:val="22"/>
+          <w:szCs w:val="22"/>
+        </w:rPr>
+        <w:t>-</w:t>
+      </w:r>
+      <w:r>
+        <w:rPr>
+          <w:rFonts w:eastAsia="Arial"/>
+          <w:i/>
+          <w:iCs/>
+          <w:sz w:val="22"/>
+          <w:szCs w:val="22"/>
+        </w:rPr>
+        <w:t xml:space="preserve"> </w:t>
+      </w:r>
+      <w:r>
+        <w:rPr>
+          <w:rFonts w:eastAsia="Arial"/>
+          <w:i/>
+          <w:iCs/>
+          <w:sz w:val="22"/>
+          <w:szCs w:val="22"/>
+        </w:rPr>
+        <w:t>May</w:t>
+      </w:r>
+      <w:r>
+        <w:rPr>
+          <w:rFonts w:eastAsia="Arial"/>
+          <w:i/>
+          <w:iCs/>
+          <w:sz w:val="22"/>
+          <w:szCs w:val="22"/>
+        </w:rPr>
+        <w:t xml:space="preserve"> 2026</w:t>
+      </w:r>
+    </w:p>
+    <w:p>
+      <w:pPr>
+        <w:spacing w:after="30"/>
+        <w:rPr>
+          <w:sz w:val="22"/>
+          <w:szCs w:val="22"/>
+        </w:rPr>
+      </w:pPr>
+      <w:r>
+        <w:rPr>
+          <w:rFonts w:eastAsia="Arial"/>
+          <w:i/>
+          <w:iCs/>
+          <w:sz w:val="22"/>
+          <w:szCs w:val="22"/>
+        </w:rPr>
+        <w:t>Bengaluru, Karnataka | GPA: 8</w:t>
+      </w:r>
+      <w:r>
+        <w:rPr>
+          <w:rFonts w:eastAsia="Arial"/>
+          <w:i/>
+          <w:iCs/>
+          <w:sz w:val="22"/>
+          <w:szCs w:val="22"/>
+        </w:rPr>
+        <w:t>.</w:t>
+      </w:r>
+      <w:r>
+        <w:rPr>
+          <w:rFonts w:eastAsia="Arial"/>
+          <w:i/>
+          <w:iCs/>
+          <w:sz w:val="22"/>
+          <w:szCs w:val="22"/>
+        </w:rPr>
+        <w:t xml:space="preserve">38 </w:t>
+      </w:r>
+      <w:r>
+        <w:rPr>
+          <w:rFonts w:eastAsia="Arial"/>
+          <w:i/>
+          <w:iCs/>
+          <w:sz w:val="22"/>
+          <w:szCs w:val="22"/>
+        </w:rPr>
+        <w:t>/ 10.0</w:t>
+      </w:r>
+    </w:p>
+    <w:p>
+      <w:pPr>
+        <w:pBdr>
+          <w:bottom w:val="single" w:sz="8" w:space="2" w:color="1B3A6B"/>
+        </w:pBdr>
+        <w:spacing w:before="160" w:after="60"/>
+        <w:rPr>
+          <w:sz w:val="22"/>
+          <w:szCs w:val="22"/>
+        </w:rPr>
+      </w:pPr>
+      <w:r>
+        <w:rPr>
+          <w:rFonts w:eastAsia="Arial"/>
+          <w:b/>
+          <w:bCs/>
+          <w:sz w:val="22"/>
+          <w:szCs w:val="22"/>
+        </w:rPr>
+        <w:t>KEY ACHIEVEMENTS</w:t>
       </w:r>
     </w:p>
     <w:p>
@@ -730,13 +1627,44 @@
         <w:pStyle w:val="ListParagraph"/>
         <w:numPr>
           <w:ilvl w:val="0"/>
-          <w:numId w:val="2"/>
+          <w:numId w:val="4"/>
         </w:numPr>
-        <w:spacing w:before="30" w:after="30"/>
+        <w:tabs>
+          <w:tab w:val="right" w:pos="9360"/>
+        </w:tabs>
+        <w:spacing w:before="40" w:after="60"/>
         <w:jc w:val="both"/>
-      </w:pPr>
-      <w:r>
-        <w:t>Engineered a full-stack MERN e-commerce platform supporting product management, subscriptions, cart operations, and order tracking — designed for scalability and high user adoption.</w:t>
+        <w:rPr>
+          <w:rFonts w:eastAsia="Arial"/>
+          <w:sz w:val="22"/>
+          <w:szCs w:val="22"/>
+        </w:rPr>
+      </w:pPr>
+      <w:r>
+        <w:rPr>
+          <w:rFonts w:eastAsia="Arial"/>
+          <w:sz w:val="22"/>
+          <w:szCs w:val="22"/>
+        </w:rPr>
+        <w:t xml:space="preserve">Built an AI-powered Bone Cancer Detection System achieving </w:t>
+      </w:r>
+      <w:r>
+        <w:rPr>
+          <w:rFonts w:eastAsia="Arial"/>
+          <w:b/>
+          <w:bCs/>
+          <w:sz w:val="22"/>
+          <w:szCs w:val="22"/>
+        </w:rPr>
+        <w:t>90%+ prediction accuracy</w:t>
+      </w:r>
+      <w:r>
+        <w:rPr>
+          <w:rFonts w:eastAsia="Arial"/>
+          <w:sz w:val="22"/>
+          <w:szCs w:val="22"/>
+        </w:rPr>
+        <w:t xml:space="preserve"> on medical imaging datasets.</w:t>
       </w:r>
     </w:p>
     <w:p>
@@ -744,21 +1672,44 @@
         <w:pStyle w:val="ListParagraph"/>
         <w:numPr>
           <w:ilvl w:val="0"/>
-          <w:numId w:val="2"/>
+          <w:numId w:val="4"/>
         </w:numPr>
-        <w:spacing w:before="30" w:after="30"/>
+        <w:tabs>
+          <w:tab w:val="right" w:pos="9360"/>
+        </w:tabs>
+        <w:spacing w:before="40" w:after="60"/>
         <w:jc w:val="both"/>
-      </w:pPr>
-      <w:r>
-        <w:t xml:space="preserve">Integrated </w:t>
-      </w:r>
-      <w:proofErr w:type="spellStart"/>
-      <w:r>
-        <w:t>Razorpay</w:t>
-      </w:r>
-      <w:proofErr w:type="spellEnd"/>
-      <w:r>
-        <w:t xml:space="preserve"> payment gateway to enable secure online transactions and streamlined checkout workflows, improving reliability and user trust.</w:t>
+        <w:rPr>
+          <w:rFonts w:eastAsia="Arial"/>
+          <w:sz w:val="22"/>
+          <w:szCs w:val="22"/>
+        </w:rPr>
+      </w:pPr>
+      <w:r>
+        <w:rPr>
+          <w:rFonts w:eastAsia="Arial"/>
+          <w:sz w:val="22"/>
+          <w:szCs w:val="22"/>
+        </w:rPr>
+        <w:t xml:space="preserve">Developed </w:t>
+      </w:r>
+      <w:r>
+        <w:rPr>
+          <w:rFonts w:eastAsia="Arial"/>
+          <w:b/>
+          <w:bCs/>
+          <w:sz w:val="22"/>
+          <w:szCs w:val="22"/>
+        </w:rPr>
+        <w:t>10+ production features</w:t>
+      </w:r>
+      <w:r>
+        <w:rPr>
+          <w:rFonts w:eastAsia="Arial"/>
+          <w:sz w:val="22"/>
+          <w:szCs w:val="22"/>
+        </w:rPr>
+        <w:t xml:space="preserve"> during Full Stack internship using React.js, Node.js, and MongoDB.</w:t>
       </w:r>
     </w:p>
     <w:p>
@@ -766,267 +1717,26 @@
         <w:pStyle w:val="ListParagraph"/>
         <w:numPr>
           <w:ilvl w:val="0"/>
-          <w:numId w:val="2"/>
+          <w:numId w:val="4"/>
         </w:numPr>
-        <w:spacing w:before="30" w:after="30"/>
-        <w:jc w:val="both"/>
-      </w:pPr>
-      <w:r>
-        <w:t>Implemented JWT authentication and role-based authorization, securing user access and protecting application resources in a cloud-ready architecture.</w:t>
-      </w:r>
-    </w:p>
-    <w:p>
-      <w:pPr>
-        <w:pStyle w:val="ListParagraph"/>
-        <w:numPr>
-          <w:ilvl w:val="0"/>
-          <w:numId w:val="2"/>
-        </w:numPr>
-        <w:spacing w:before="30" w:after="30"/>
-        <w:jc w:val="both"/>
-      </w:pPr>
-      <w:r>
-        <w:t>Wrote unit and functional tests to validate core business logic, increasing code coverage and reducing regression risk.</w:t>
-      </w:r>
-    </w:p>
-    <w:p>
-      <w:pPr>
-        <w:pBdr>
-          <w:bottom w:val="single" w:sz="6" w:space="1" w:color="1F4E79"/>
-        </w:pBdr>
-        <w:spacing w:after="80"/>
-      </w:pPr>
-    </w:p>
-    <w:p>
-      <w:pPr>
-        <w:spacing w:before="180" w:after="40"/>
-      </w:pPr>
-      <w:r>
-        <w:rPr>
-          <w:b/>
-          <w:bCs/>
-          <w:color w:val="1F4E79"/>
-          <w:sz w:val="24"/>
-          <w:szCs w:val="24"/>
-        </w:rPr>
-        <w:t>EDUCATION</w:t>
-      </w:r>
-    </w:p>
-    <w:p>
-      <w:pPr>
         <w:tabs>
           <w:tab w:val="right" w:pos="9360"/>
         </w:tabs>
-        <w:spacing w:before="120" w:after="20"/>
-      </w:pPr>
-      <w:r>
-        <w:rPr>
-          <w:b/>
-          <w:bCs/>
-          <w:sz w:val="22"/>
-          <w:szCs w:val="22"/>
-        </w:rPr>
-        <w:t>B.E. in Computer Science &amp; Engineering</w:t>
-      </w:r>
-      <w:r>
-        <w:rPr>
-          <w:b/>
-          <w:bCs/>
-          <w:sz w:val="22"/>
-          <w:szCs w:val="22"/>
-        </w:rPr>
-        <w:t xml:space="preserve"> -</w:t>
-      </w:r>
-      <w:r>
-        <w:rPr>
-          <w:sz w:val="22"/>
-          <w:szCs w:val="22"/>
-        </w:rPr>
-        <w:t xml:space="preserve"> </w:t>
-      </w:r>
-      <w:r>
-        <w:rPr>
-          <w:b/>
-          <w:bCs/>
-          <w:i/>
-          <w:iCs/>
-          <w:sz w:val="22"/>
-          <w:szCs w:val="22"/>
-        </w:rPr>
-        <w:t>K.S. Institute of Technology</w:t>
-      </w:r>
-      <w:r>
-        <w:t>, Bengaluru, Karnataka</w:t>
-      </w:r>
-      <w:r>
-        <w:rPr>
-          <w:color w:val="555555"/>
-        </w:rPr>
-        <w:tab/>
-        <w:t>Dec 2022 – May 2026</w:t>
-      </w:r>
-    </w:p>
-    <w:p>
-      <w:pPr>
-        <w:spacing w:before="20" w:after="60"/>
-      </w:pPr>
-      <w:r>
-        <w:rPr>
-          <w:b/>
-          <w:bCs/>
-        </w:rPr>
-        <w:t>GPA: 8.38 / 10.0 (No Backlogs)</w:t>
-      </w:r>
-    </w:p>
-    <w:p>
-      <w:pPr>
-        <w:tabs>
-          <w:tab w:val="right" w:pos="9360"/>
-        </w:tabs>
-        <w:spacing w:before="120" w:after="20"/>
-      </w:pPr>
-      <w:r>
-        <w:rPr>
-          <w:b/>
-          <w:bCs/>
-          <w:sz w:val="22"/>
-          <w:szCs w:val="22"/>
-        </w:rPr>
-        <w:t>Science (PCMB)</w:t>
-      </w:r>
-      <w:r>
-        <w:rPr>
-          <w:sz w:val="22"/>
-          <w:szCs w:val="22"/>
-        </w:rPr>
-        <w:t xml:space="preserve"> - </w:t>
-      </w:r>
-      <w:proofErr w:type="spellStart"/>
-      <w:r>
-        <w:rPr>
-          <w:b/>
-          <w:bCs/>
-          <w:i/>
-          <w:iCs/>
-          <w:sz w:val="22"/>
-          <w:szCs w:val="22"/>
-        </w:rPr>
-        <w:t>VishwaChetana</w:t>
-      </w:r>
-      <w:proofErr w:type="spellEnd"/>
-      <w:r>
-        <w:rPr>
-          <w:b/>
-          <w:bCs/>
-          <w:i/>
-          <w:iCs/>
-          <w:sz w:val="22"/>
-          <w:szCs w:val="22"/>
-        </w:rPr>
-        <w:t xml:space="preserve"> PU College</w:t>
-      </w:r>
-      <w:r>
-        <w:t>, Davangere, Karnataka</w:t>
-      </w:r>
-      <w:r>
-        <w:rPr>
-          <w:color w:val="555555"/>
-        </w:rPr>
-        <w:tab/>
-        <w:t>Jul 2020 – Apr 2022</w:t>
-      </w:r>
-    </w:p>
-    <w:p>
-      <w:pPr>
-        <w:spacing w:before="20" w:after="60"/>
-      </w:pPr>
-      <w:r>
-        <w:t>Score: 94.33%</w:t>
-      </w:r>
-    </w:p>
-    <w:p>
-      <w:pPr>
-        <w:pBdr>
-          <w:bottom w:val="single" w:sz="6" w:space="1" w:color="1F4E79"/>
-        </w:pBdr>
-        <w:spacing w:after="80"/>
-      </w:pPr>
-    </w:p>
-    <w:p>
-      <w:pPr>
-        <w:spacing w:before="180" w:after="40"/>
-      </w:pPr>
-      <w:r>
-        <w:rPr>
-          <w:b/>
-          <w:bCs/>
-          <w:color w:val="1F4E79"/>
-          <w:sz w:val="24"/>
-          <w:szCs w:val="24"/>
-        </w:rPr>
-        <w:t>CERTIFICATIONS &amp; KEY ACHIEVEMENTS</w:t>
-      </w:r>
-    </w:p>
-    <w:p>
-      <w:pPr>
-        <w:pStyle w:val="ListParagraph"/>
-        <w:numPr>
-          <w:ilvl w:val="0"/>
-          <w:numId w:val="2"/>
-        </w:numPr>
-        <w:spacing w:before="30" w:after="30"/>
+        <w:spacing w:before="40" w:after="60"/>
         <w:jc w:val="both"/>
-      </w:pPr>
-      <w:r>
-        <w:t xml:space="preserve">AWS Cloud Practitioner Essentials Certification </w:t>
-      </w:r>
-      <w:r>
-        <w:t>-</w:t>
-      </w:r>
-      <w:r>
-        <w:t>hands-on experience with cloud-based deployment and scalable infrastructure.</w:t>
-      </w:r>
-    </w:p>
-    <w:p>
-      <w:pPr>
-        <w:pStyle w:val="ListParagraph"/>
-        <w:numPr>
-          <w:ilvl w:val="0"/>
-          <w:numId w:val="2"/>
-        </w:numPr>
-        <w:spacing w:before="30" w:after="30"/>
-        <w:jc w:val="both"/>
-      </w:pPr>
-      <w:r>
-        <w:t>Built AI-powered Bone Cancer Detection System achieving 90%+ prediction accuracy on large medical imaging datasets.</w:t>
-      </w:r>
-    </w:p>
-    <w:p>
-      <w:pPr>
-        <w:pStyle w:val="ListParagraph"/>
-        <w:numPr>
-          <w:ilvl w:val="0"/>
-          <w:numId w:val="2"/>
-        </w:numPr>
-        <w:spacing w:before="30" w:after="30"/>
-        <w:jc w:val="both"/>
-      </w:pPr>
-      <w:r>
-        <w:t>Delivered 10+ production-ready features during Full Stack internship using React.js, Node.js, and MongoDB in an Agile environment.</w:t>
-      </w:r>
-    </w:p>
-    <w:p>
-      <w:pPr>
-        <w:pStyle w:val="ListParagraph"/>
-        <w:numPr>
-          <w:ilvl w:val="0"/>
-          <w:numId w:val="2"/>
-        </w:numPr>
-        <w:spacing w:before="30" w:after="30"/>
-        <w:jc w:val="both"/>
-      </w:pPr>
-      <w:r>
-        <w:t>Maintained 8.38 CGPA in B.E. Computer Science &amp; Engineering with zero backlogs.</w:t>
+        <w:rPr>
+          <w:rFonts w:eastAsia="Arial"/>
+          <w:sz w:val="22"/>
+          <w:szCs w:val="22"/>
+        </w:rPr>
+      </w:pPr>
+      <w:r>
+        <w:rPr>
+          <w:rFonts w:eastAsia="Arial"/>
+          <w:sz w:val="22"/>
+          <w:szCs w:val="22"/>
+        </w:rPr>
+        <w:t>Earned AWS Cloud Practitioner Essentials Certification.</w:t>
       </w:r>
     </w:p>
     <w:sectPr>
@@ -1040,12 +1750,122 @@
 </file>
 
 <file path=word/numbering.xml><?xml version="1.0" encoding="utf-8"?>
-<w:numbering xmlns:wpc="http://schemas.microsoft.com/office/word/2010/wordprocessingCanvas" xmlns:cx="http://schemas.microsoft.com/office/drawing/2014/chartex" xmlns:cx1="http://schemas.microsoft.com/office/drawing/2015/9/8/chartex" xmlns:cx2="http://schemas.microsoft.com/office/drawing/2015/10/21/chartex" xmlns:cx3="http://schemas.microsoft.com/office/drawing/2016/5/9/chartex" xmlns:cx4="http://schemas.microsoft.com/office/drawing/2016/5/10/chartex" xmlns:cx5="http://schemas.microsoft.com/office/drawing/2016/5/11/chartex" xmlns:cx6="http://schemas.microsoft.com/office/drawing/2016/5/12/chartex" xmlns:cx7="http://schemas.microsoft.com/office/drawing/2016/5/13/chartex" xmlns:cx8="http://schemas.microsoft.com/office/drawing/2016/5/14/chartex" xmlns:mc="http://schemas.openxmlformats.org/markup-compatibility/2006" xmlns:aink="http://schemas.microsoft.com/office/drawing/2016/ink" xmlns:am3d="http://schemas.microsoft.com/office/drawing/2017/model3d" xmlns:o="urn:schemas-microsoft-com:office:office" xmlns:oel="http://schemas.microsoft.com/office/2019/extlst" xmlns:r="http://schemas.openxmlformats.org/officeDocument/2006/relationships" xmlns:m="http://schemas.openxmlformats.org/officeDocument/2006/math" xmlns:v="urn:schemas-microsoft-com:vml" xmlns:wp14="http://schemas.microsoft.com/office/word/2010/wordprocessingDrawing" xmlns:wp="http://schemas.openxmlformats.org/drawingml/2006/wordprocessingDrawing" xmlns:w10="urn:schemas-microsoft-com:office:word" xmlns:w="http://schemas.openxmlformats.org/wordprocessingml/2006/main" xmlns:w14="http://schemas.microsoft.com/office/word/2010/wordml" xmlns:w15="http://schemas.microsoft.com/office/word/2012/wordml" xmlns:w16cex="http://schemas.microsoft.com/office/word/2018/wordml/cex" xmlns:w16cid="http://schemas.microsoft.com/office/word/2016/wordml/cid" xmlns:w16="http://schemas.microsoft.com/office/word/2018/wordml" xmlns:w16du="http://schemas.microsoft.com/office/word/2023/wordml/word16du" xmlns:w16sdtdh="http://schemas.microsoft.com/office/word/2020/wordml/sdtdatahash" xmlns:w16sdtfl="http://schemas.microsoft.com/office/word/2024/wordml/sdtformatlock" xmlns:w16se="http://schemas.microsoft.com/office/word/2015/wordml/symex" xmlns:wpg="http://schemas.microsoft.com/office/word/2010/wordprocessingGroup" xmlns:wpi="http://schemas.microsoft.com/office/word/2010/wordprocessingInk" xmlns:wne="http://schemas.microsoft.com/office/word/2006/wordml" xmlns:wps="http://schemas.microsoft.com/office/word/2010/wordprocessingShape" mc:Ignorable="w14 w15 w16se w16cid w16 w16cex w16sdtdh w16sdtfl w16du wp14">
+<w:numbering xmlns:wpc="http://schemas.microsoft.com/office/word/2010/wordprocessingCanvas" xmlns:cx="http://schemas.microsoft.com/office/drawing/2014/chartex" xmlns:cx1="http://schemas.microsoft.com/office/drawing/2015/9/8/chartex" xmlns:cx2="http://schemas.microsoft.com/office/drawing/2015/10/21/chartex" xmlns:cx3="http://schemas.microsoft.com/office/drawing/2016/5/9/chartex" xmlns:cx4="http://schemas.microsoft.com/office/drawing/2016/5/10/chartex" xmlns:cx5="http://schemas.microsoft.com/office/drawing/2016/5/11/chartex" xmlns:cx6="http://schemas.microsoft.com/office/drawing/2016/5/12/chartex" xmlns:cx7="http://schemas.microsoft.com/office/drawing/2016/5/13/chartex" xmlns:cx8="http://schemas.microsoft.com/office/drawing/2016/5/14/chartex" xmlns:mc="http://schemas.openxmlformats.org/markup-compatibility/2006" xmlns:aink="http://schemas.microsoft.com/office/drawing/2016/ink" xmlns:am3d="http://schemas.microsoft.com/office/drawing/2017/model3d" xmlns:o="urn:schemas-microsoft-com:office:office" xmlns:oel="http://schemas.microsoft.com/office/2019/extlst" xmlns:r="http://schemas.openxmlformats.org/officeDocument/2006/relationships" xmlns:m="http://schemas.openxmlformats.org/officeDocument/2006/math" xmlns:v="urn:schemas-microsoft-com:vml" xmlns:wp14="http://schemas.microsoft.com/office/word/2010/wordprocessingDrawing" xmlns:wp="http://schemas.openxmlformats.org/drawingml/2006/wordprocessingDrawing" xmlns:w10="urn:schemas-microsoft-com:office:word" xmlns:w="http://schemas.openxmlformats.org/wordprocessingml/2006/main" xmlns:w14="http://schemas.microsoft.com/office/word/2010/wordml" xmlns:w15="http://schemas.microsoft.com/office/word/2012/wordml" xmlns:w16cei="http://schemas.microsoft.com/office/word/2026/wordml/cei" xmlns:w16cex="http://schemas.microsoft.com/office/word/2018/wordml/cex" xmlns:w16cid="http://schemas.microsoft.com/office/word/2016/wordml/cid" xmlns:w16="http://schemas.microsoft.com/office/word/2018/wordml" xmlns:w16du="http://schemas.microsoft.com/office/word/2023/wordml/word16du" xmlns:w16sdtdh="http://schemas.microsoft.com/office/word/2020/wordml/sdtdatahash" xmlns:w16sdtfl="http://schemas.microsoft.com/office/word/2024/wordml/sdtformatlock" xmlns:w16se="http://schemas.microsoft.com/office/word/2015/wordml/symex" xmlns:wpg="http://schemas.microsoft.com/office/word/2010/wordprocessingGroup" xmlns:wpi="http://schemas.microsoft.com/office/word/2010/wordprocessingInk" xmlns:wne="http://schemas.microsoft.com/office/word/2006/wordml" xmlns:wps="http://schemas.microsoft.com/office/word/2010/wordprocessingShape" mc:Ignorable="w14 w15 w16se w16cid w16 w16cex w16sdtdh w16sdtfl w16du wp14">
   <w:abstractNum w:abstractNumId="0" w15:restartNumberingAfterBreak="0">
-    <w:nsid w:val="18301D39"/>
+    <w:nsid w:val="43B415CD"/>
     <w:multiLevelType w:val="hybridMultilevel"/>
-    <w:tmpl w:val="EA16F65C"/>
-    <w:lvl w:ilvl="0" w:tplc="B69ABAA0">
+    <w:tmpl w:val="37788556"/>
+    <w:lvl w:ilvl="0" w:tplc="FAE6F0A2">
+      <w:start w:val="1"/>
+      <w:numFmt w:val="bullet"/>
+      <w:lvlText w:val="•"/>
+      <w:lvlJc w:val="left"/>
+      <w:pPr>
+        <w:ind w:left="360" w:hanging="360"/>
+      </w:pPr>
+    </w:lvl>
+    <w:lvl w:ilvl="1" w:tplc="40090003" w:tentative="1">
+      <w:start w:val="1"/>
+      <w:numFmt w:val="bullet"/>
+      <w:lvlText w:val="o"/>
+      <w:lvlJc w:val="left"/>
+      <w:pPr>
+        <w:ind w:left="1080" w:hanging="360"/>
+      </w:pPr>
+      <w:rPr>
+        <w:rFonts w:ascii="Courier New" w:hAnsi="Courier New" w:cs="Courier New" w:hint="default"/>
+      </w:rPr>
+    </w:lvl>
+    <w:lvl w:ilvl="2" w:tplc="40090005" w:tentative="1">
+      <w:start w:val="1"/>
+      <w:numFmt w:val="bullet"/>
+      <w:lvlText w:val=""/>
+      <w:lvlJc w:val="left"/>
+      <w:pPr>
+        <w:ind w:left="1800" w:hanging="360"/>
+      </w:pPr>
+      <w:rPr>
+        <w:rFonts w:ascii="Wingdings" w:hAnsi="Wingdings" w:hint="default"/>
+      </w:rPr>
+    </w:lvl>
+    <w:lvl w:ilvl="3" w:tplc="40090001" w:tentative="1">
+      <w:start w:val="1"/>
+      <w:numFmt w:val="bullet"/>
+      <w:lvlText w:val=""/>
+      <w:lvlJc w:val="left"/>
+      <w:pPr>
+        <w:ind w:left="2520" w:hanging="360"/>
+      </w:pPr>
+      <w:rPr>
+        <w:rFonts w:ascii="Symbol" w:hAnsi="Symbol" w:hint="default"/>
+      </w:rPr>
+    </w:lvl>
+    <w:lvl w:ilvl="4" w:tplc="40090003" w:tentative="1">
+      <w:start w:val="1"/>
+      <w:numFmt w:val="bullet"/>
+      <w:lvlText w:val="o"/>
+      <w:lvlJc w:val="left"/>
+      <w:pPr>
+        <w:ind w:left="3240" w:hanging="360"/>
+      </w:pPr>
+      <w:rPr>
+        <w:rFonts w:ascii="Courier New" w:hAnsi="Courier New" w:cs="Courier New" w:hint="default"/>
+      </w:rPr>
+    </w:lvl>
+    <w:lvl w:ilvl="5" w:tplc="40090005" w:tentative="1">
+      <w:start w:val="1"/>
+      <w:numFmt w:val="bullet"/>
+      <w:lvlText w:val=""/>
+      <w:lvlJc w:val="left"/>
+      <w:pPr>
+        <w:ind w:left="3960" w:hanging="360"/>
+      </w:pPr>
+      <w:rPr>
+        <w:rFonts w:ascii="Wingdings" w:hAnsi="Wingdings" w:hint="default"/>
+      </w:rPr>
+    </w:lvl>
+    <w:lvl w:ilvl="6" w:tplc="40090001" w:tentative="1">
+      <w:start w:val="1"/>
+      <w:numFmt w:val="bullet"/>
+      <w:lvlText w:val=""/>
+      <w:lvlJc w:val="left"/>
+      <w:pPr>
+        <w:ind w:left="4680" w:hanging="360"/>
+      </w:pPr>
+      <w:rPr>
+        <w:rFonts w:ascii="Symbol" w:hAnsi="Symbol" w:hint="default"/>
+      </w:rPr>
+    </w:lvl>
+    <w:lvl w:ilvl="7" w:tplc="40090003" w:tentative="1">
+      <w:start w:val="1"/>
+      <w:numFmt w:val="bullet"/>
+      <w:lvlText w:val="o"/>
+      <w:lvlJc w:val="left"/>
+      <w:pPr>
+        <w:ind w:left="5400" w:hanging="360"/>
+      </w:pPr>
+      <w:rPr>
+        <w:rFonts w:ascii="Courier New" w:hAnsi="Courier New" w:cs="Courier New" w:hint="default"/>
+      </w:rPr>
+    </w:lvl>
+    <w:lvl w:ilvl="8" w:tplc="40090005" w:tentative="1">
+      <w:start w:val="1"/>
+      <w:numFmt w:val="bullet"/>
+      <w:lvlText w:val=""/>
+      <w:lvlJc w:val="left"/>
+      <w:pPr>
+        <w:ind w:left="6120" w:hanging="360"/>
+      </w:pPr>
+      <w:rPr>
+        <w:rFonts w:ascii="Wingdings" w:hAnsi="Wingdings" w:hint="default"/>
+      </w:rPr>
+    </w:lvl>
+  </w:abstractNum>
+  <w:abstractNum w:abstractNumId="1" w15:restartNumberingAfterBreak="0">
+    <w:nsid w:val="4FB941B8"/>
+    <w:multiLevelType w:val="hybridMultilevel"/>
+    <w:tmpl w:val="98242AAA"/>
+    <w:lvl w:ilvl="0" w:tplc="1F48918A">
       <w:start w:val="1"/>
       <w:numFmt w:val="bullet"/>
       <w:lvlText w:val="●"/>
@@ -1054,7 +1874,7 @@
         <w:ind w:left="720" w:hanging="360"/>
       </w:pPr>
     </w:lvl>
-    <w:lvl w:ilvl="1" w:tplc="0BA2B0F6">
+    <w:lvl w:ilvl="1" w:tplc="EA9CE5CE">
       <w:start w:val="1"/>
       <w:numFmt w:val="bullet"/>
       <w:lvlText w:val="○"/>
@@ -1063,7 +1883,7 @@
         <w:ind w:left="1440" w:hanging="360"/>
       </w:pPr>
     </w:lvl>
-    <w:lvl w:ilvl="2" w:tplc="57585548">
+    <w:lvl w:ilvl="2" w:tplc="B882F0AE">
       <w:start w:val="1"/>
       <w:numFmt w:val="bullet"/>
       <w:lvlText w:val="■"/>
@@ -1072,7 +1892,7 @@
         <w:ind w:left="2160" w:hanging="360"/>
       </w:pPr>
     </w:lvl>
-    <w:lvl w:ilvl="3" w:tplc="4594B644">
+    <w:lvl w:ilvl="3" w:tplc="CB26201A">
       <w:start w:val="1"/>
       <w:numFmt w:val="bullet"/>
       <w:lvlText w:val="●"/>
@@ -1081,7 +1901,7 @@
         <w:ind w:left="2880" w:hanging="360"/>
       </w:pPr>
     </w:lvl>
-    <w:lvl w:ilvl="4" w:tplc="E584BF4E">
+    <w:lvl w:ilvl="4" w:tplc="F2182D76">
       <w:start w:val="1"/>
       <w:numFmt w:val="bullet"/>
       <w:lvlText w:val="○"/>
@@ -1090,7 +1910,7 @@
         <w:ind w:left="3600" w:hanging="360"/>
       </w:pPr>
     </w:lvl>
-    <w:lvl w:ilvl="5" w:tplc="C7C452E6">
+    <w:lvl w:ilvl="5" w:tplc="4E707222">
       <w:start w:val="1"/>
       <w:numFmt w:val="bullet"/>
       <w:lvlText w:val="■"/>
@@ -1099,7 +1919,7 @@
         <w:ind w:left="4320" w:hanging="360"/>
       </w:pPr>
     </w:lvl>
-    <w:lvl w:ilvl="6" w:tplc="ACA49DA4">
+    <w:lvl w:ilvl="6" w:tplc="1C880868">
       <w:start w:val="1"/>
       <w:numFmt w:val="bullet"/>
       <w:lvlText w:val="●"/>
@@ -1108,7 +1928,7 @@
         <w:ind w:left="5040" w:hanging="360"/>
       </w:pPr>
     </w:lvl>
-    <w:lvl w:ilvl="7" w:tplc="07246594">
+    <w:lvl w:ilvl="7" w:tplc="DF10FC06">
       <w:start w:val="1"/>
       <w:numFmt w:val="bullet"/>
       <w:lvlText w:val="●"/>
@@ -1117,7 +1937,7 @@
         <w:ind w:left="5760" w:hanging="360"/>
       </w:pPr>
     </w:lvl>
-    <w:lvl w:ilvl="8" w:tplc="450C6FAC">
+    <w:lvl w:ilvl="8" w:tplc="03BEC784">
       <w:start w:val="1"/>
       <w:numFmt w:val="bullet"/>
       <w:lvlText w:val="●"/>
@@ -1127,71 +1947,77 @@
       </w:pPr>
     </w:lvl>
   </w:abstractNum>
-  <w:abstractNum w:abstractNumId="1" w15:restartNumberingAfterBreak="0">
-    <w:nsid w:val="1A0D0B39"/>
+  <w:abstractNum w:abstractNumId="2" w15:restartNumberingAfterBreak="0">
+    <w:nsid w:val="74EE20AC"/>
     <w:multiLevelType w:val="hybridMultilevel"/>
-    <w:tmpl w:val="5114DFC4"/>
-    <w:lvl w:ilvl="0" w:tplc="FF563E98">
+    <w:tmpl w:val="569C0138"/>
+    <w:lvl w:ilvl="0" w:tplc="FAE6F0A2">
       <w:start w:val="1"/>
       <w:numFmt w:val="bullet"/>
       <w:lvlText w:val="•"/>
       <w:lvlJc w:val="left"/>
       <w:pPr>
-        <w:ind w:left="440" w:hanging="280"/>
+        <w:ind w:left="440" w:hanging="260"/>
       </w:pPr>
     </w:lvl>
-    <w:lvl w:ilvl="1" w:tplc="C6FE7182">
+    <w:lvl w:ilvl="1" w:tplc="1AC42964">
       <w:numFmt w:val="decimal"/>
       <w:lvlText w:val=""/>
       <w:lvlJc w:val="left"/>
     </w:lvl>
-    <w:lvl w:ilvl="2" w:tplc="F16E9932">
+    <w:lvl w:ilvl="2" w:tplc="649E6636">
       <w:numFmt w:val="decimal"/>
       <w:lvlText w:val=""/>
       <w:lvlJc w:val="left"/>
     </w:lvl>
-    <w:lvl w:ilvl="3" w:tplc="77489312">
+    <w:lvl w:ilvl="3" w:tplc="8A0098FA">
       <w:numFmt w:val="decimal"/>
       <w:lvlText w:val=""/>
       <w:lvlJc w:val="left"/>
     </w:lvl>
-    <w:lvl w:ilvl="4" w:tplc="9E46557E">
+    <w:lvl w:ilvl="4" w:tplc="304423BC">
       <w:numFmt w:val="decimal"/>
       <w:lvlText w:val=""/>
       <w:lvlJc w:val="left"/>
     </w:lvl>
-    <w:lvl w:ilvl="5" w:tplc="15584700">
+    <w:lvl w:ilvl="5" w:tplc="5394D210">
       <w:numFmt w:val="decimal"/>
       <w:lvlText w:val=""/>
       <w:lvlJc w:val="left"/>
     </w:lvl>
-    <w:lvl w:ilvl="6" w:tplc="32CC093E">
+    <w:lvl w:ilvl="6" w:tplc="646C07B6">
       <w:numFmt w:val="decimal"/>
       <w:lvlText w:val=""/>
       <w:lvlJc w:val="left"/>
     </w:lvl>
-    <w:lvl w:ilvl="7" w:tplc="021E8D22">
+    <w:lvl w:ilvl="7" w:tplc="3B9632C2">
       <w:numFmt w:val="decimal"/>
       <w:lvlText w:val=""/>
       <w:lvlJc w:val="left"/>
     </w:lvl>
-    <w:lvl w:ilvl="8" w:tplc="D83E7F5E">
+    <w:lvl w:ilvl="8" w:tplc="95E01E5A">
       <w:numFmt w:val="decimal"/>
       <w:lvlText w:val=""/>
       <w:lvlJc w:val="left"/>
     </w:lvl>
   </w:abstractNum>
-  <w:num w:numId="1" w16cid:durableId="1267077150">
-    <w:abstractNumId w:val="0"/>
+  <w:num w:numId="1" w16cid:durableId="1557668810">
+    <w:abstractNumId w:val="1"/>
     <w:lvlOverride w:ilvl="0">
       <w:startOverride w:val="1"/>
     </w:lvlOverride>
   </w:num>
-  <w:num w:numId="2" w16cid:durableId="931815278">
-    <w:abstractNumId w:val="1"/>
+  <w:num w:numId="2" w16cid:durableId="135688711">
+    <w:abstractNumId w:val="2"/>
     <w:lvlOverride w:ilvl="0">
       <w:startOverride w:val="1"/>
     </w:lvlOverride>
+  </w:num>
+  <w:num w:numId="3" w16cid:durableId="194269358">
+    <w:abstractNumId w:val="2"/>
+  </w:num>
+  <w:num w:numId="4" w16cid:durableId="535580718">
+    <w:abstractNumId w:val="0"/>
   </w:num>
 </w:numbering>
 </file>
@@ -1201,7 +2027,7 @@
   <w:docDefaults>
     <w:rPrDefault>
       <w:rPr>
-        <w:rFonts w:ascii="Calibri" w:eastAsia="Calibri" w:hAnsi="Calibri" w:cs="Calibri"/>
+        <w:rFonts w:ascii="Times New Roman" w:eastAsia="Times New Roman" w:hAnsi="Times New Roman" w:cs="Times New Roman"/>
         <w:lang w:val="en-IN" w:eastAsia="en-IN" w:bidi="kn-IN"/>
       </w:rPr>
     </w:rPrDefault>
@@ -1790,10 +2616,22 @@
     <w:uiPriority w:val="99"/>
     <w:semiHidden/>
     <w:unhideWhenUsed/>
-    <w:rsid w:val="000C7AD6"/>
+    <w:rsid w:val="007D51A2"/>
     <w:rPr>
       <w:color w:val="605E5C"/>
       <w:shd w:val="clear" w:color="auto" w:fill="E1DFDD"/>
+    </w:rPr>
+  </w:style>
+  <w:style w:type="character" w:styleId="FollowedHyperlink">
+    <w:name w:val="FollowedHyperlink"/>
+    <w:basedOn w:val="DefaultParagraphFont"/>
+    <w:uiPriority w:val="99"/>
+    <w:semiHidden/>
+    <w:unhideWhenUsed/>
+    <w:rsid w:val="008E3741"/>
+    <w:rPr>
+      <w:color w:val="954F72" w:themeColor="followedHyperlink"/>
+      <w:u w:val="single"/>
     </w:rPr>
   </w:style>
 </w:styles>

--- a/public/resume.docx
+++ b/public/resume.docx
@@ -1,6 +1,6 @@
 
 <file path=word/document.xml><?xml version="1.0" encoding="utf-8"?>
-<w:document xmlns:wpc="http://schemas.microsoft.com/office/word/2010/wordprocessingCanvas" xmlns:cx="http://schemas.microsoft.com/office/drawing/2014/chartex" xmlns:cx1="http://schemas.microsoft.com/office/drawing/2015/9/8/chartex" xmlns:cx2="http://schemas.microsoft.com/office/drawing/2015/10/21/chartex" xmlns:cx3="http://schemas.microsoft.com/office/drawing/2016/5/9/chartex" xmlns:cx4="http://schemas.microsoft.com/office/drawing/2016/5/10/chartex" xmlns:cx5="http://schemas.microsoft.com/office/drawing/2016/5/11/chartex" xmlns:cx6="http://schemas.microsoft.com/office/drawing/2016/5/12/chartex" xmlns:cx7="http://schemas.microsoft.com/office/drawing/2016/5/13/chartex" xmlns:cx8="http://schemas.microsoft.com/office/drawing/2016/5/14/chartex" xmlns:mc="http://schemas.openxmlformats.org/markup-compatibility/2006" xmlns:aink="http://schemas.microsoft.com/office/drawing/2016/ink" xmlns:am3d="http://schemas.microsoft.com/office/drawing/2017/model3d" xmlns:o="urn:schemas-microsoft-com:office:office" xmlns:oel="http://schemas.microsoft.com/office/2019/extlst" xmlns:r="http://schemas.openxmlformats.org/officeDocument/2006/relationships" xmlns:m="http://schemas.openxmlformats.org/officeDocument/2006/math" xmlns:v="urn:schemas-microsoft-com:vml" xmlns:wp14="http://schemas.microsoft.com/office/word/2010/wordprocessingDrawing" xmlns:wp="http://schemas.openxmlformats.org/drawingml/2006/wordprocessingDrawing" xmlns:w10="urn:schemas-microsoft-com:office:word" xmlns:w="http://schemas.openxmlformats.org/wordprocessingml/2006/main" xmlns:w14="http://schemas.microsoft.com/office/word/2010/wordml" xmlns:w15="http://schemas.microsoft.com/office/word/2012/wordml" xmlns:w16cei="http://schemas.microsoft.com/office/word/2026/wordml/cei" xmlns:w16cex="http://schemas.microsoft.com/office/word/2018/wordml/cex" xmlns:w16cid="http://schemas.microsoft.com/office/word/2016/wordml/cid" xmlns:w16="http://schemas.microsoft.com/office/word/2018/wordml" xmlns:w16du="http://schemas.microsoft.com/office/word/2023/wordml/word16du" xmlns:w16sdtdh="http://schemas.microsoft.com/office/word/2020/wordml/sdtdatahash" xmlns:w16sdtfl="http://schemas.microsoft.com/office/word/2024/wordml/sdtformatlock" xmlns:w16se="http://schemas.microsoft.com/office/word/2015/wordml/symex" xmlns:wpg="http://schemas.microsoft.com/office/word/2010/wordprocessingGroup" xmlns:wpi="http://schemas.microsoft.com/office/word/2010/wordprocessingInk" xmlns:wne="http://schemas.microsoft.com/office/word/2006/wordml" xmlns:wps="http://schemas.microsoft.com/office/word/2010/wordprocessingShape" mc:Ignorable="w14 w15 w16se w16cid w16 w16cex w16sdtdh w16sdtfl w16du wp14">
+<w:document xmlns:wpc="http://schemas.microsoft.com/office/word/2010/wordprocessingCanvas" xmlns:cx="http://schemas.microsoft.com/office/drawing/2014/chartex" xmlns:cx1="http://schemas.microsoft.com/office/drawing/2015/9/8/chartex" xmlns:cx2="http://schemas.microsoft.com/office/drawing/2015/10/21/chartex" xmlns:cx3="http://schemas.microsoft.com/office/drawing/2016/5/9/chartex" xmlns:cx4="http://schemas.microsoft.com/office/drawing/2016/5/10/chartex" xmlns:cx5="http://schemas.microsoft.com/office/drawing/2016/5/11/chartex" xmlns:cx6="http://schemas.microsoft.com/office/drawing/2016/5/12/chartex" xmlns:cx7="http://schemas.microsoft.com/office/drawing/2016/5/13/chartex" xmlns:cx8="http://schemas.microsoft.com/office/drawing/2016/5/14/chartex" xmlns:mc="http://schemas.openxmlformats.org/markup-compatibility/2006" xmlns:aink="http://schemas.microsoft.com/office/drawing/2016/ink" xmlns:am3d="http://schemas.microsoft.com/office/drawing/2017/model3d" xmlns:o="urn:schemas-microsoft-com:office:office" xmlns:oel="http://schemas.microsoft.com/office/2019/extlst" xmlns:r="http://schemas.openxmlformats.org/officeDocument/2006/relationships" xmlns:m="http://schemas.openxmlformats.org/officeDocument/2006/math" xmlns:v="urn:schemas-microsoft-com:vml" xmlns:wp14="http://schemas.microsoft.com/office/word/2010/wordprocessingDrawing" xmlns:wp="http://schemas.openxmlformats.org/drawingml/2006/wordprocessingDrawing" xmlns:w10="urn:schemas-microsoft-com:office:word" xmlns:w="http://schemas.openxmlformats.org/wordprocessingml/2006/main" xmlns:w14="http://schemas.microsoft.com/office/word/2010/wordml" xmlns:w15="http://schemas.microsoft.com/office/word/2012/wordml" xmlns:w16cex="http://schemas.microsoft.com/office/word/2018/wordml/cex" xmlns:w16cid="http://schemas.microsoft.com/office/word/2016/wordml/cid" xmlns:w16="http://schemas.microsoft.com/office/word/2018/wordml" xmlns:w16du="http://schemas.microsoft.com/office/word/2023/wordml/word16du" xmlns:w16sdtdh="http://schemas.microsoft.com/office/word/2020/wordml/sdtdatahash" xmlns:w16sdtfl="http://schemas.microsoft.com/office/word/2024/wordml/sdtformatlock" xmlns:w16se="http://schemas.microsoft.com/office/word/2015/wordml/symex" xmlns:wpg="http://schemas.microsoft.com/office/word/2010/wordprocessingGroup" xmlns:wpi="http://schemas.microsoft.com/office/word/2010/wordprocessingInk" xmlns:wne="http://schemas.microsoft.com/office/word/2006/wordml" xmlns:wps="http://schemas.microsoft.com/office/word/2010/wordprocessingShape" mc:Ignorable="w14 w15 w16se w16cid w16 w16cex w16sdtdh w16sdtfl w16du wp14">
   <w:body>
     <w:p>
       <w:pPr>
@@ -8,8 +8,8 @@
         <w:jc w:val="center"/>
         <w:rPr>
           <w:color w:val="4472C4" w:themeColor="accent1"/>
-          <w:sz w:val="22"/>
-          <w:szCs w:val="22"/>
+          <w:sz w:val="40"/>
+          <w:szCs w:val="40"/>
         </w:rPr>
       </w:pPr>
       <w:r>
@@ -18,8 +18,8 @@
           <w:b/>
           <w:bCs/>
           <w:color w:val="4472C4" w:themeColor="accent1"/>
-          <w:sz w:val="22"/>
-          <w:szCs w:val="22"/>
+          <w:sz w:val="40"/>
+          <w:szCs w:val="40"/>
         </w:rPr>
         <w:t>SHARANUBASAVA ARADHYA</w:t>
       </w:r>
@@ -28,49 +28,32 @@
       <w:pPr>
         <w:spacing w:before="20" w:after="100"/>
         <w:jc w:val="center"/>
-        <w:rPr>
-          <w:sz w:val="22"/>
-          <w:szCs w:val="22"/>
-        </w:rPr>
-      </w:pPr>
-      <w:r>
-        <w:rPr>
-          <w:rFonts w:eastAsia="Arial"/>
-          <w:sz w:val="22"/>
-          <w:szCs w:val="22"/>
+      </w:pPr>
+      <w:r>
+        <w:rPr>
+          <w:rFonts w:eastAsia="Arial"/>
         </w:rPr>
         <w:t xml:space="preserve">sharanuaradhya0511@gmail.com | +91 9632984802 | </w:t>
       </w:r>
-      <w:hyperlink r:id="rId5" w:history="1">
-        <w:r>
-          <w:rPr>
-            <w:rFonts w:eastAsia="Arial"/>
-            <w:sz w:val="22"/>
-            <w:szCs w:val="22"/>
-            <w:u w:val="single"/>
-          </w:rPr>
-          <w:t>GitHub</w:t>
-        </w:r>
-      </w:hyperlink>
-      <w:r>
-        <w:rPr>
-          <w:rFonts w:eastAsia="Arial"/>
-          <w:sz w:val="22"/>
-          <w:szCs w:val="22"/>
+      <w:r>
+        <w:rPr>
+          <w:rFonts w:eastAsia="Arial"/>
+          <w:u w:val="single"/>
+        </w:rPr>
+        <w:t>https://github.com/Sharanubasava-1</w:t>
+      </w:r>
+      <w:r>
+        <w:rPr>
+          <w:rFonts w:eastAsia="Arial"/>
         </w:rPr>
         <w:t xml:space="preserve"> | </w:t>
       </w:r>
-      <w:hyperlink r:id="rId6" w:history="1">
-        <w:r>
-          <w:rPr>
-            <w:rFonts w:eastAsia="Arial"/>
-            <w:sz w:val="22"/>
-            <w:szCs w:val="22"/>
-            <w:u w:val="single"/>
-          </w:rPr>
-          <w:t>LinkedIn</w:t>
-        </w:r>
-      </w:hyperlink>
+      <w:r>
+        <w:rPr>
+          <w:u w:val="single"/>
+        </w:rPr>
+        <w:t>https://www.linkedin.com/in/sharanu05/</w:t>
+      </w:r>
     </w:p>
     <w:p>
       <w:pPr>
@@ -78,18 +61,12 @@
           <w:bottom w:val="single" w:sz="8" w:space="2" w:color="1B3A6B"/>
         </w:pBdr>
         <w:spacing w:before="160" w:after="60"/>
-        <w:rPr>
-          <w:sz w:val="22"/>
-          <w:szCs w:val="22"/>
-        </w:rPr>
-      </w:pPr>
-      <w:r>
-        <w:rPr>
-          <w:rFonts w:eastAsia="Arial"/>
-          <w:b/>
-          <w:bCs/>
-          <w:sz w:val="22"/>
-          <w:szCs w:val="22"/>
+      </w:pPr>
+      <w:r>
+        <w:rPr>
+          <w:rFonts w:eastAsia="Arial"/>
+          <w:b/>
+          <w:bCs/>
         </w:rPr>
         <w:t>PROFESSIONAL SUMMARY</w:t>
       </w:r>
@@ -98,45 +75,21 @@
       <w:pPr>
         <w:spacing w:before="60" w:after="60"/>
         <w:jc w:val="both"/>
-        <w:rPr>
-          <w:sz w:val="22"/>
-          <w:szCs w:val="22"/>
-        </w:rPr>
-      </w:pPr>
-      <w:r>
-        <w:rPr>
-          <w:sz w:val="22"/>
-          <w:szCs w:val="22"/>
-        </w:rPr>
-        <w:t xml:space="preserve">Computer Science &amp; Engineering graduate skilled in </w:t>
-      </w:r>
-      <w:r>
-        <w:rPr>
-          <w:sz w:val="22"/>
-          <w:szCs w:val="22"/>
-        </w:rPr>
-        <w:t>Core Java</w:t>
-      </w:r>
-      <w:r>
-        <w:rPr>
-          <w:sz w:val="22"/>
-          <w:szCs w:val="22"/>
-        </w:rPr>
-        <w:t xml:space="preserve">, </w:t>
-      </w:r>
-      <w:r>
-        <w:rPr>
-          <w:sz w:val="22"/>
-          <w:szCs w:val="22"/>
-        </w:rPr>
-        <w:t>My</w:t>
-      </w:r>
-      <w:r>
-        <w:rPr>
-          <w:sz w:val="22"/>
-          <w:szCs w:val="22"/>
-        </w:rPr>
-        <w:t>SQL, and Data Structures &amp; Algorithms, with hands-on experience building REST APIs and scalable backend solutions. Strong problem-solving ability backed by full-stack (MERN) project experience. Passionate about writing clean, efficient code and continuously learning new technologies to deliver reliable software solutions.</w:t>
+      </w:pPr>
+      <w:r>
+        <w:t>CSE graduate with a strong foundation in Java,</w:t>
+      </w:r>
+      <w:r>
+        <w:t xml:space="preserve"> React,</w:t>
+      </w:r>
+      <w:r>
+        <w:t xml:space="preserve"> MySQL,</w:t>
+      </w:r>
+      <w:r>
+        <w:t xml:space="preserve"> and</w:t>
+      </w:r>
+      <w:r>
+        <w:t xml:space="preserve"> OOP. Experienced in REST APIs and full-stack development with hands-on experience in React.js, Node.js, and backend development. Passionate about building scalable software solutions, learning modern technologies, and contributing to high-quality engineering teams.</w:t>
       </w:r>
     </w:p>
     <w:p>
@@ -145,10 +98,6 @@
           <w:bottom w:val="single" w:sz="8" w:space="2" w:color="1B3A6B"/>
         </w:pBdr>
         <w:spacing w:before="160" w:after="60"/>
-        <w:rPr>
-          <w:sz w:val="22"/>
-          <w:szCs w:val="22"/>
-        </w:rPr>
       </w:pPr>
       <w:r>
         <w:rPr>
@@ -156,8 +105,6 @@
           <w:b/>
           <w:bCs/>
           <w:noProof/>
-          <w:sz w:val="22"/>
-          <w:szCs w:val="22"/>
         </w:rPr>
         <mc:AlternateContent>
           <mc:Choice Requires="wps">
@@ -215,7 +162,7 @@
               </wp:anchor>
             </w:drawing>
           </mc:Choice>
-          <mc:Fallback>
+          <mc:Fallback xmlns:w16cei="http://schemas.microsoft.com/office/word/2026/wordml/cei">
             <w:pict>
               <v:line w14:anchorId="3826D48B" id="Straight Connector 1" o:spid="_x0000_s1026" style="position:absolute;flip:y;z-index:251659264;visibility:visible;mso-wrap-style:square;mso-width-percent:0;mso-height-percent:0;mso-wrap-distance-left:9pt;mso-wrap-distance-top:0;mso-wrap-distance-right:9pt;mso-wrap-distance-bottom:0;mso-position-horizontal:absolute;mso-position-horizontal-relative:text;mso-position-vertical:absolute;mso-position-vertical-relative:text;mso-width-percent:0;mso-height-percent:0;mso-width-relative:margin;mso-height-relative:margin" from=".6pt,14.55pt" to="543pt,16.95pt" o:gfxdata="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" strokecolor="black [3200]" strokeweight=".5pt">
                 <v:stroke joinstyle="miter"/>
@@ -229,8 +176,6 @@
           <w:rFonts w:eastAsia="Arial"/>
           <w:b/>
           <w:bCs/>
-          <w:sz w:val="22"/>
-          <w:szCs w:val="22"/>
         </w:rPr>
         <w:t>TECHNICAL SKILLS</w:t>
       </w:r>
@@ -244,35 +189,29 @@
         <w:jc w:val="both"/>
         <w:rPr>
           <w:rFonts w:eastAsia="Arial"/>
-          <w:sz w:val="22"/>
-          <w:szCs w:val="22"/>
-        </w:rPr>
-      </w:pPr>
-      <w:r>
-        <w:rPr>
-          <w:rFonts w:eastAsia="Arial"/>
-          <w:b/>
-          <w:bCs/>
-          <w:sz w:val="22"/>
-          <w:szCs w:val="22"/>
+        </w:rPr>
+      </w:pPr>
+      <w:r>
+        <w:rPr>
+          <w:rFonts w:eastAsia="Arial"/>
+          <w:b/>
+          <w:bCs/>
         </w:rPr>
         <w:t>Languages:</w:t>
       </w:r>
       <w:r>
         <w:rPr>
           <w:rFonts w:eastAsia="Arial"/>
-          <w:sz w:val="22"/>
-          <w:szCs w:val="22"/>
+          <w:b/>
+          <w:bCs/>
         </w:rPr>
         <w:t xml:space="preserve"> </w:t>
       </w:r>
       <w:r>
         <w:rPr>
           <w:rFonts w:eastAsia="Arial"/>
-          <w:sz w:val="22"/>
-          <w:szCs w:val="22"/>
-        </w:rPr>
-        <w:t>Core Java</w:t>
+        </w:rPr>
+        <w:t>Java</w:t>
       </w:r>
     </w:p>
     <w:p>
@@ -284,43 +223,51 @@
         <w:jc w:val="both"/>
         <w:rPr>
           <w:rFonts w:eastAsia="Arial"/>
-          <w:sz w:val="22"/>
-          <w:szCs w:val="22"/>
-        </w:rPr>
-      </w:pPr>
-      <w:r>
-        <w:rPr>
-          <w:rFonts w:eastAsia="Arial"/>
-          <w:b/>
-          <w:bCs/>
-          <w:sz w:val="22"/>
-          <w:szCs w:val="22"/>
+        </w:rPr>
+      </w:pPr>
+      <w:r>
+        <w:rPr>
+          <w:rFonts w:eastAsia="Arial"/>
+          <w:b/>
+          <w:bCs/>
         </w:rPr>
         <w:t>Frontend:</w:t>
       </w:r>
       <w:r>
         <w:rPr>
           <w:rFonts w:eastAsia="Arial"/>
-          <w:sz w:val="22"/>
-          <w:szCs w:val="22"/>
         </w:rPr>
         <w:t xml:space="preserve"> </w:t>
       </w:r>
       <w:r>
         <w:rPr>
           <w:rFonts w:eastAsia="Arial"/>
-          <w:sz w:val="22"/>
-          <w:szCs w:val="22"/>
-        </w:rPr>
-        <w:t xml:space="preserve">JavaScript, </w:t>
-      </w:r>
-      <w:r>
-        <w:rPr>
-          <w:rFonts w:eastAsia="Arial"/>
-          <w:sz w:val="22"/>
-          <w:szCs w:val="22"/>
-        </w:rPr>
-        <w:t>React.js, HTML5, CSS3</w:t>
+        </w:rPr>
+        <w:t>React.js,</w:t>
+      </w:r>
+      <w:r>
+        <w:rPr>
+          <w:rFonts w:eastAsia="Arial"/>
+        </w:rPr>
+        <w:t xml:space="preserve"> </w:t>
+      </w:r>
+      <w:r>
+        <w:rPr>
+          <w:rFonts w:eastAsia="Arial"/>
+        </w:rPr>
+        <w:t>JavaScript,</w:t>
+      </w:r>
+      <w:r>
+        <w:rPr>
+          <w:rFonts w:eastAsia="Arial"/>
+        </w:rPr>
+        <w:t xml:space="preserve"> </w:t>
+      </w:r>
+      <w:r>
+        <w:rPr>
+          <w:rFonts w:eastAsia="Arial"/>
+        </w:rPr>
+        <w:t>HTML5, CSS3</w:t>
       </w:r>
     </w:p>
     <w:p>
@@ -332,33 +279,25 @@
         <w:jc w:val="both"/>
         <w:rPr>
           <w:rFonts w:eastAsia="Arial"/>
-          <w:sz w:val="22"/>
-          <w:szCs w:val="22"/>
-        </w:rPr>
-      </w:pPr>
-      <w:r>
-        <w:rPr>
-          <w:rFonts w:eastAsia="Arial"/>
-          <w:b/>
-          <w:bCs/>
-          <w:sz w:val="22"/>
-          <w:szCs w:val="22"/>
+        </w:rPr>
+      </w:pPr>
+      <w:r>
+        <w:rPr>
+          <w:rFonts w:eastAsia="Arial"/>
+          <w:b/>
+          <w:bCs/>
         </w:rPr>
         <w:t>Backend:</w:t>
       </w:r>
       <w:r>
         <w:rPr>
           <w:rFonts w:eastAsia="Arial"/>
-          <w:sz w:val="22"/>
-          <w:szCs w:val="22"/>
         </w:rPr>
         <w:t xml:space="preserve"> </w:t>
       </w:r>
       <w:r>
         <w:rPr>
           <w:rFonts w:eastAsia="Arial"/>
-          <w:sz w:val="22"/>
-          <w:szCs w:val="22"/>
         </w:rPr>
         <w:t>Node.js, Express.js, Flask, REST APIs</w:t>
       </w:r>
@@ -372,57 +311,43 @@
         <w:jc w:val="both"/>
         <w:rPr>
           <w:rFonts w:eastAsia="Arial"/>
-          <w:sz w:val="22"/>
-          <w:szCs w:val="22"/>
-        </w:rPr>
-      </w:pPr>
-      <w:r>
-        <w:rPr>
-          <w:rFonts w:eastAsia="Arial"/>
-          <w:b/>
-          <w:bCs/>
-          <w:sz w:val="22"/>
-          <w:szCs w:val="22"/>
+        </w:rPr>
+      </w:pPr>
+      <w:r>
+        <w:rPr>
+          <w:rFonts w:eastAsia="Arial"/>
+          <w:b/>
+          <w:bCs/>
         </w:rPr>
         <w:t>Database:</w:t>
       </w:r>
       <w:r>
         <w:rPr>
           <w:rFonts w:eastAsia="Arial"/>
-          <w:sz w:val="22"/>
-          <w:szCs w:val="22"/>
         </w:rPr>
         <w:t xml:space="preserve"> </w:t>
       </w:r>
       <w:r>
         <w:rPr>
           <w:rFonts w:eastAsia="Arial"/>
-          <w:sz w:val="22"/>
-          <w:szCs w:val="22"/>
         </w:rPr>
         <w:t xml:space="preserve">MongoDB, </w:t>
       </w:r>
       <w:r>
         <w:rPr>
           <w:rFonts w:eastAsia="Arial"/>
-          <w:sz w:val="22"/>
-          <w:szCs w:val="22"/>
         </w:rPr>
         <w:t>M</w:t>
       </w:r>
       <w:r>
         <w:rPr>
           <w:rFonts w:eastAsia="Arial"/>
-          <w:sz w:val="22"/>
-          <w:szCs w:val="22"/>
         </w:rPr>
         <w:t>y</w:t>
       </w:r>
       <w:r>
         <w:rPr>
           <w:rFonts w:eastAsia="Arial"/>
-          <w:sz w:val="22"/>
-          <w:szCs w:val="22"/>
         </w:rPr>
         <w:t>SQL</w:t>
       </w:r>
@@ -436,25 +361,19 @@
         <w:jc w:val="both"/>
         <w:rPr>
           <w:rFonts w:eastAsia="Arial"/>
-          <w:sz w:val="22"/>
-          <w:szCs w:val="22"/>
-        </w:rPr>
-      </w:pPr>
-      <w:r>
-        <w:rPr>
-          <w:rFonts w:eastAsia="Arial"/>
-          <w:b/>
-          <w:bCs/>
-          <w:sz w:val="22"/>
-          <w:szCs w:val="22"/>
+        </w:rPr>
+      </w:pPr>
+      <w:r>
+        <w:rPr>
+          <w:rFonts w:eastAsia="Arial"/>
+          <w:b/>
+          <w:bCs/>
         </w:rPr>
         <w:t>Cloud &amp; DevOps:</w:t>
       </w:r>
       <w:r>
         <w:rPr>
           <w:rFonts w:eastAsia="Arial"/>
-          <w:sz w:val="22"/>
-          <w:szCs w:val="22"/>
         </w:rPr>
         <w:t xml:space="preserve"> AWS (EC2, S3, IAM), Docker, Render, Netlify</w:t>
       </w:r>
@@ -468,29 +387,21 @@
         <w:jc w:val="both"/>
         <w:rPr>
           <w:rFonts w:eastAsia="Arial"/>
-          <w:b/>
-          <w:bCs/>
-          <w:sz w:val="22"/>
-          <w:szCs w:val="22"/>
-        </w:rPr>
-      </w:pPr>
-      <w:r>
-        <w:rPr>
-          <w:rFonts w:eastAsia="Arial"/>
-          <w:b/>
-          <w:bCs/>
-          <w:sz w:val="22"/>
-          <w:szCs w:val="22"/>
+        </w:rPr>
+      </w:pPr>
+      <w:r>
+        <w:rPr>
+          <w:rFonts w:eastAsia="Arial"/>
+          <w:b/>
+          <w:bCs/>
         </w:rPr>
         <w:t xml:space="preserve">Tools: </w:t>
       </w:r>
       <w:r>
         <w:rPr>
           <w:rFonts w:eastAsia="Arial"/>
-          <w:sz w:val="22"/>
-          <w:szCs w:val="22"/>
-        </w:rPr>
-        <w:t>GitHub, Git, Debugging</w:t>
+        </w:rPr>
+        <w:t>GitHub, Git</w:t>
       </w:r>
     </w:p>
     <w:p>
@@ -502,101 +413,27 @@
         <w:jc w:val="both"/>
         <w:rPr>
           <w:rFonts w:eastAsia="Arial"/>
-          <w:sz w:val="22"/>
-          <w:szCs w:val="22"/>
-        </w:rPr>
-      </w:pPr>
-      <w:r>
-        <w:rPr>
-          <w:rFonts w:eastAsia="Arial"/>
-          <w:b/>
-          <w:bCs/>
-          <w:sz w:val="22"/>
-          <w:szCs w:val="22"/>
-        </w:rPr>
-        <w:t>AI/ML:</w:t>
-      </w:r>
-      <w:r>
-        <w:rPr>
-          <w:rFonts w:eastAsia="Arial"/>
-          <w:sz w:val="22"/>
-          <w:szCs w:val="22"/>
-        </w:rPr>
-        <w:t xml:space="preserve"> TensorFlow</w:t>
-      </w:r>
-      <w:r>
-        <w:rPr>
-          <w:rFonts w:eastAsia="Arial"/>
-          <w:sz w:val="22"/>
-          <w:szCs w:val="22"/>
-        </w:rPr>
-        <w:t xml:space="preserve">, </w:t>
-      </w:r>
-      <w:r>
-        <w:rPr>
-          <w:rFonts w:eastAsia="Arial"/>
-          <w:sz w:val="22"/>
-          <w:szCs w:val="22"/>
-        </w:rPr>
-        <w:t>CNN</w:t>
-      </w:r>
-      <w:r>
-        <w:rPr>
-          <w:rFonts w:eastAsia="Arial"/>
-          <w:sz w:val="22"/>
-          <w:szCs w:val="22"/>
-        </w:rPr>
-        <w:t xml:space="preserve">, Pandas, </w:t>
-      </w:r>
-      <w:proofErr w:type="spellStart"/>
-      <w:r>
-        <w:rPr>
-          <w:rFonts w:eastAsia="Arial"/>
-          <w:sz w:val="22"/>
-          <w:szCs w:val="22"/>
-        </w:rPr>
-        <w:t>Numpy</w:t>
-      </w:r>
-      <w:proofErr w:type="spellEnd"/>
-    </w:p>
-    <w:p>
-      <w:pPr>
-        <w:pBdr>
-          <w:bottom w:val="single" w:sz="8" w:space="2" w:color="1B3A6B"/>
-        </w:pBdr>
-        <w:spacing w:after="60"/>
-        <w:jc w:val="both"/>
-        <w:rPr>
-          <w:rFonts w:eastAsia="Arial"/>
-          <w:b/>
-          <w:bCs/>
-          <w:sz w:val="22"/>
-          <w:szCs w:val="22"/>
-        </w:rPr>
-      </w:pPr>
-      <w:r>
-        <w:rPr>
-          <w:rFonts w:eastAsia="Arial"/>
-          <w:b/>
-          <w:bCs/>
-          <w:sz w:val="22"/>
-          <w:szCs w:val="22"/>
+          <w:b/>
+          <w:bCs/>
+        </w:rPr>
+      </w:pPr>
+      <w:r>
+        <w:rPr>
+          <w:rFonts w:eastAsia="Arial"/>
+          <w:b/>
+          <w:bCs/>
         </w:rPr>
         <w:t xml:space="preserve">Core CS: </w:t>
       </w:r>
       <w:r>
         <w:rPr>
           <w:rFonts w:eastAsia="Arial"/>
-          <w:sz w:val="22"/>
-          <w:szCs w:val="22"/>
         </w:rPr>
         <w:t>Data Structures &amp; Algorithms, OOP</w:t>
       </w:r>
       <w:r>
         <w:rPr>
           <w:rFonts w:eastAsia="Arial"/>
-          <w:sz w:val="22"/>
-          <w:szCs w:val="22"/>
         </w:rPr>
         <w:t>, Software Development Life Cycle (SDLC)</w:t>
       </w:r>
@@ -607,18 +444,12 @@
           <w:bottom w:val="single" w:sz="8" w:space="2" w:color="1B3A6B"/>
         </w:pBdr>
         <w:spacing w:before="160" w:after="60"/>
-        <w:rPr>
-          <w:sz w:val="22"/>
-          <w:szCs w:val="22"/>
-        </w:rPr>
-      </w:pPr>
-      <w:r>
-        <w:rPr>
-          <w:rFonts w:eastAsia="Arial"/>
-          <w:b/>
-          <w:bCs/>
-          <w:sz w:val="22"/>
-          <w:szCs w:val="22"/>
+      </w:pPr>
+      <w:r>
+        <w:rPr>
+          <w:rFonts w:eastAsia="Arial"/>
+          <w:b/>
+          <w:bCs/>
         </w:rPr>
         <w:t>WORK EXPERIENCE</w:t>
       </w:r>
@@ -634,69 +465,39 @@
           <w:rFonts w:eastAsia="Arial"/>
           <w:i/>
           <w:iCs/>
-          <w:sz w:val="22"/>
-          <w:szCs w:val="22"/>
-        </w:rPr>
-      </w:pPr>
-      <w:r>
-        <w:rPr>
-          <w:rFonts w:eastAsia="Arial"/>
-          <w:b/>
-          <w:bCs/>
-          <w:sz w:val="22"/>
-          <w:szCs w:val="22"/>
+        </w:rPr>
+      </w:pPr>
+      <w:r>
+        <w:rPr>
+          <w:rFonts w:eastAsia="Arial"/>
+          <w:b/>
+          <w:bCs/>
         </w:rPr>
         <w:t>Full Stack Web Development Intern</w:t>
       </w:r>
       <w:r>
         <w:rPr>
           <w:rFonts w:eastAsia="Arial"/>
-          <w:sz w:val="22"/>
-          <w:szCs w:val="22"/>
         </w:rPr>
         <w:t xml:space="preserve"> </w:t>
       </w:r>
       <w:r>
         <w:rPr>
           <w:rFonts w:eastAsia="Arial"/>
-          <w:sz w:val="22"/>
-          <w:szCs w:val="22"/>
         </w:rPr>
         <w:t>-</w:t>
       </w:r>
       <w:r>
         <w:rPr>
           <w:rFonts w:eastAsia="Arial"/>
-          <w:sz w:val="22"/>
-          <w:szCs w:val="22"/>
-        </w:rPr>
-        <w:t xml:space="preserve"> </w:t>
-      </w:r>
-      <w:proofErr w:type="spellStart"/>
-      <w:r>
-        <w:rPr>
-          <w:rFonts w:eastAsia="Arial"/>
-          <w:sz w:val="22"/>
-          <w:szCs w:val="22"/>
-        </w:rPr>
-        <w:t>SuprMentr</w:t>
-      </w:r>
-      <w:proofErr w:type="spellEnd"/>
-      <w:r>
-        <w:rPr>
-          <w:rFonts w:eastAsia="Arial"/>
-          <w:sz w:val="22"/>
-          <w:szCs w:val="22"/>
-        </w:rPr>
-        <w:t xml:space="preserve"> Technologies Pvt Ltd.</w:t>
-      </w:r>
-      <w:r>
-        <w:rPr>
-          <w:rFonts w:eastAsia="Arial"/>
-          <w:i/>
-          <w:iCs/>
-          <w:sz w:val="22"/>
-          <w:szCs w:val="22"/>
+        </w:rPr>
+        <w:t xml:space="preserve"> SuprMentr Technologies Pvt Ltd.</w:t>
+      </w:r>
+      <w:r>
+        <w:rPr>
+          <w:rFonts w:eastAsia="Arial"/>
+          <w:i/>
+          <w:iCs/>
         </w:rPr>
         <w:tab/>
         <w:t xml:space="preserve">Feb 2026 </w:t>
@@ -706,8 +507,6 @@
           <w:rFonts w:eastAsia="Arial"/>
           <w:i/>
           <w:iCs/>
-          <w:sz w:val="22"/>
-          <w:szCs w:val="22"/>
         </w:rPr>
         <w:t>–</w:t>
       </w:r>
@@ -716,8 +515,6 @@
           <w:rFonts w:eastAsia="Arial"/>
           <w:i/>
           <w:iCs/>
-          <w:sz w:val="22"/>
-          <w:szCs w:val="22"/>
         </w:rPr>
         <w:t xml:space="preserve"> </w:t>
       </w:r>
@@ -726,8 +523,6 @@
           <w:rFonts w:eastAsia="Arial"/>
           <w:i/>
           <w:iCs/>
-          <w:sz w:val="22"/>
-          <w:szCs w:val="22"/>
         </w:rPr>
         <w:t>May 2026</w:t>
       </w:r>
@@ -736,18 +531,12 @@
       <w:pPr>
         <w:spacing w:after="30"/>
         <w:jc w:val="both"/>
-        <w:rPr>
-          <w:sz w:val="22"/>
-          <w:szCs w:val="22"/>
-        </w:rPr>
-      </w:pPr>
-      <w:r>
-        <w:rPr>
-          <w:rFonts w:eastAsia="Arial"/>
-          <w:i/>
-          <w:iCs/>
-          <w:sz w:val="22"/>
-          <w:szCs w:val="22"/>
+      </w:pPr>
+      <w:r>
+        <w:rPr>
+          <w:rFonts w:eastAsia="Arial"/>
+          <w:i/>
+          <w:iCs/>
         </w:rPr>
         <w:t>Bengaluru, India</w:t>
       </w:r>
@@ -761,33 +550,9 @@
         </w:numPr>
         <w:spacing w:before="20" w:after="20"/>
         <w:jc w:val="both"/>
-        <w:rPr>
-          <w:sz w:val="22"/>
-          <w:szCs w:val="22"/>
-        </w:rPr>
-      </w:pPr>
-      <w:r>
-        <w:rPr>
-          <w:sz w:val="22"/>
-          <w:szCs w:val="22"/>
-        </w:rPr>
-        <w:t xml:space="preserve">Delivered </w:t>
-      </w:r>
-      <w:r>
-        <w:rPr>
-          <w:b/>
-          <w:bCs/>
-          <w:sz w:val="22"/>
-          <w:szCs w:val="22"/>
-        </w:rPr>
-        <w:t>10+ full-stack features</w:t>
-      </w:r>
-      <w:r>
-        <w:rPr>
-          <w:sz w:val="22"/>
-          <w:szCs w:val="22"/>
-        </w:rPr>
-        <w:t xml:space="preserve"> using React.js, Node.js, and MongoDB, improving application functionality and reducing development turnaround time in an Agile environment.</w:t>
+      </w:pPr>
+      <w:r>
+        <w:t>Delivered 10+ full-stack features using React.js, Node.js, and MongoDB, improving application functionality and reducing development turnaround time in an Agile environment.</w:t>
       </w:r>
     </w:p>
     <w:p>
@@ -799,33 +564,9 @@
         </w:numPr>
         <w:spacing w:before="20" w:after="20"/>
         <w:jc w:val="both"/>
-        <w:rPr>
-          <w:sz w:val="22"/>
-          <w:szCs w:val="22"/>
-        </w:rPr>
-      </w:pPr>
-      <w:r>
-        <w:rPr>
-          <w:sz w:val="22"/>
-          <w:szCs w:val="22"/>
-        </w:rPr>
-        <w:t xml:space="preserve">Designed and integrated </w:t>
-      </w:r>
-      <w:r>
-        <w:rPr>
-          <w:b/>
-          <w:bCs/>
-          <w:sz w:val="22"/>
-          <w:szCs w:val="22"/>
-        </w:rPr>
-        <w:t>REST APIs</w:t>
-      </w:r>
-      <w:r>
-        <w:rPr>
-          <w:sz w:val="22"/>
-          <w:szCs w:val="22"/>
-        </w:rPr>
-        <w:t xml:space="preserve"> enabling seamless frontend-backend communication and supporting scalable application growth.</w:t>
+      </w:pPr>
+      <w:r>
+        <w:t>Designed and integrated REST APIs enabling seamless frontend-backend communication and supporting scalable application growth.</w:t>
       </w:r>
     </w:p>
     <w:p>
@@ -837,16 +578,8 @@
         </w:numPr>
         <w:spacing w:before="20" w:after="20"/>
         <w:jc w:val="both"/>
-        <w:rPr>
-          <w:sz w:val="22"/>
-          <w:szCs w:val="22"/>
-        </w:rPr>
-      </w:pPr>
-      <w:r>
-        <w:rPr>
-          <w:sz w:val="22"/>
-          <w:szCs w:val="22"/>
-        </w:rPr>
+      </w:pPr>
+      <w:r>
         <w:t>Contributed to code reviews and UI improvements, increasing maintainability and delivering a more intuitive user experience.</w:t>
       </w:r>
     </w:p>
@@ -857,42 +590,30 @@
         </w:tabs>
         <w:spacing w:before="80"/>
         <w:jc w:val="both"/>
-        <w:rPr>
-          <w:sz w:val="22"/>
-          <w:szCs w:val="22"/>
-        </w:rPr>
-      </w:pPr>
-      <w:r>
-        <w:rPr>
-          <w:rFonts w:eastAsia="Arial"/>
-          <w:b/>
-          <w:bCs/>
-          <w:sz w:val="22"/>
-          <w:szCs w:val="22"/>
+      </w:pPr>
+      <w:r>
+        <w:rPr>
+          <w:rFonts w:eastAsia="Arial"/>
+          <w:b/>
+          <w:bCs/>
         </w:rPr>
         <w:t>Web Developer Intern</w:t>
       </w:r>
       <w:r>
         <w:rPr>
           <w:rFonts w:eastAsia="Arial"/>
-          <w:sz w:val="22"/>
-          <w:szCs w:val="22"/>
         </w:rPr>
         <w:t xml:space="preserve"> </w:t>
       </w:r>
       <w:r>
         <w:rPr>
           <w:rFonts w:eastAsia="Arial"/>
-          <w:sz w:val="22"/>
-          <w:szCs w:val="22"/>
         </w:rPr>
         <w:t>-</w:t>
       </w:r>
       <w:r>
         <w:rPr>
           <w:rFonts w:eastAsia="Arial"/>
-          <w:sz w:val="22"/>
-          <w:szCs w:val="22"/>
         </w:rPr>
         <w:t xml:space="preserve"> Intrainz</w:t>
       </w:r>
@@ -901,8 +622,6 @@
           <w:rFonts w:eastAsia="Arial"/>
           <w:i/>
           <w:iCs/>
-          <w:sz w:val="22"/>
-          <w:szCs w:val="22"/>
         </w:rPr>
         <w:tab/>
         <w:t xml:space="preserve">Nov 2023 </w:t>
@@ -912,8 +631,6 @@
           <w:rFonts w:eastAsia="Arial"/>
           <w:i/>
           <w:iCs/>
-          <w:sz w:val="22"/>
-          <w:szCs w:val="22"/>
         </w:rPr>
         <w:t>-</w:t>
       </w:r>
@@ -922,8 +639,6 @@
           <w:rFonts w:eastAsia="Arial"/>
           <w:i/>
           <w:iCs/>
-          <w:sz w:val="22"/>
-          <w:szCs w:val="22"/>
         </w:rPr>
         <w:t xml:space="preserve"> Jan 2024</w:t>
       </w:r>
@@ -932,18 +647,12 @@
       <w:pPr>
         <w:spacing w:after="30"/>
         <w:jc w:val="both"/>
-        <w:rPr>
-          <w:sz w:val="22"/>
-          <w:szCs w:val="22"/>
-        </w:rPr>
-      </w:pPr>
-      <w:r>
-        <w:rPr>
-          <w:rFonts w:eastAsia="Arial"/>
-          <w:i/>
-          <w:iCs/>
-          <w:sz w:val="22"/>
-          <w:szCs w:val="22"/>
+      </w:pPr>
+      <w:r>
+        <w:rPr>
+          <w:rFonts w:eastAsia="Arial"/>
+          <w:i/>
+          <w:iCs/>
         </w:rPr>
         <w:t>Bengaluru, India</w:t>
       </w:r>
@@ -957,16 +666,8 @@
         </w:numPr>
         <w:spacing w:before="20" w:after="20"/>
         <w:jc w:val="both"/>
-        <w:rPr>
-          <w:sz w:val="22"/>
-          <w:szCs w:val="22"/>
-        </w:rPr>
-      </w:pPr>
-      <w:r>
-        <w:rPr>
-          <w:sz w:val="22"/>
-          <w:szCs w:val="22"/>
-        </w:rPr>
+      </w:pPr>
+      <w:r>
         <w:t>Built and deployed responsive web applications using React.js and JavaScript, ensuring cross-device compatibility and improved usability.</w:t>
       </w:r>
     </w:p>
@@ -979,16 +680,8 @@
         </w:numPr>
         <w:spacing w:before="20" w:after="20"/>
         <w:jc w:val="both"/>
-        <w:rPr>
-          <w:sz w:val="22"/>
-          <w:szCs w:val="22"/>
-        </w:rPr>
-      </w:pPr>
-      <w:r>
-        <w:rPr>
-          <w:sz w:val="22"/>
-          <w:szCs w:val="22"/>
-        </w:rPr>
+      </w:pPr>
+      <w:r>
         <w:t>Managed collaborative development workflows using Git and GitHub, improving code quality and team productivity.</w:t>
       </w:r>
     </w:p>
@@ -1001,16 +694,8 @@
         </w:numPr>
         <w:spacing w:before="20" w:after="20"/>
         <w:jc w:val="both"/>
-        <w:rPr>
-          <w:sz w:val="22"/>
-          <w:szCs w:val="22"/>
-        </w:rPr>
-      </w:pPr>
-      <w:r>
-        <w:rPr>
-          <w:sz w:val="22"/>
-          <w:szCs w:val="22"/>
-        </w:rPr>
+      </w:pPr>
+      <w:r>
         <w:t>Worked in Agile teams to deliver project milestones on schedule while maintaining coding and documentation standards.</w:t>
       </w:r>
     </w:p>
@@ -1020,18 +705,12 @@
           <w:bottom w:val="single" w:sz="8" w:space="2" w:color="1B3A6B"/>
         </w:pBdr>
         <w:spacing w:before="160" w:after="60"/>
-        <w:rPr>
-          <w:sz w:val="22"/>
-          <w:szCs w:val="22"/>
-        </w:rPr>
-      </w:pPr>
-      <w:r>
-        <w:rPr>
-          <w:rFonts w:eastAsia="Arial"/>
-          <w:b/>
-          <w:bCs/>
-          <w:sz w:val="22"/>
-          <w:szCs w:val="22"/>
+      </w:pPr>
+      <w:r>
+        <w:rPr>
+          <w:rFonts w:eastAsia="Arial"/>
+          <w:b/>
+          <w:bCs/>
         </w:rPr>
         <w:t>PROJECTS</w:t>
       </w:r>
@@ -1043,41 +722,164 @@
         </w:tabs>
         <w:spacing w:before="80"/>
         <w:rPr>
-          <w:sz w:val="22"/>
-          <w:szCs w:val="22"/>
-        </w:rPr>
-      </w:pPr>
-      <w:r>
-        <w:rPr>
-          <w:rFonts w:eastAsia="Arial"/>
-          <w:b/>
-          <w:bCs/>
-          <w:sz w:val="22"/>
-          <w:szCs w:val="22"/>
-        </w:rPr>
-        <w:t>Full Stack E-Commerce Platform (</w:t>
-      </w:r>
-      <w:proofErr w:type="spellStart"/>
-      <w:r>
-        <w:rPr>
-          <w:rFonts w:eastAsia="Arial"/>
-          <w:b/>
-          <w:bCs/>
-          <w:sz w:val="22"/>
-          <w:szCs w:val="22"/>
-        </w:rPr>
-        <w:t>FreshCart</w:t>
-      </w:r>
-      <w:proofErr w:type="spellEnd"/>
-      <w:r>
-        <w:rPr>
-          <w:rFonts w:eastAsia="Arial"/>
-          <w:b/>
-          <w:bCs/>
-          <w:sz w:val="22"/>
-          <w:szCs w:val="22"/>
-        </w:rPr>
-        <w:t xml:space="preserve">) | </w:t>
+          <w:b/>
+          <w:bCs/>
+        </w:rPr>
+      </w:pPr>
+      <w:r>
+        <w:rPr>
+          <w:rFonts w:eastAsia="Arial"/>
+          <w:b/>
+          <w:bCs/>
+        </w:rPr>
+        <w:t xml:space="preserve">Full Stack E-Commerce Platform (FreshCart) | </w:t>
+      </w:r>
+      <w:hyperlink r:id="rId5" w:history="1">
+        <w:r>
+          <w:rPr>
+            <w:rStyle w:val="Hyperlink"/>
+            <w:rFonts w:eastAsia="Arial"/>
+            <w:b/>
+            <w:bCs/>
+          </w:rPr>
+          <w:t>GitHub</w:t>
+        </w:r>
+      </w:hyperlink>
+      <w:r>
+        <w:rPr>
+          <w:rFonts w:eastAsia="Arial"/>
+          <w:b/>
+          <w:bCs/>
+        </w:rPr>
+        <w:t xml:space="preserve"> </w:t>
+      </w:r>
+      <w:r>
+        <w:rPr>
+          <w:b/>
+          <w:bCs/>
+        </w:rPr>
+        <w:t xml:space="preserve">| </w:t>
+      </w:r>
+      <w:hyperlink r:id="rId6" w:history="1">
+        <w:r>
+          <w:rPr>
+            <w:rStyle w:val="Hyperlink"/>
+            <w:b/>
+            <w:bCs/>
+          </w:rPr>
+          <w:t>Live Demo</w:t>
+        </w:r>
+      </w:hyperlink>
+      <w:r>
+        <w:rPr>
+          <w:rFonts w:eastAsia="Arial"/>
+          <w:i/>
+          <w:iCs/>
+        </w:rPr>
+        <w:t xml:space="preserve">    </w:t>
+      </w:r>
+      <w:r>
+        <w:rPr>
+          <w:rFonts w:eastAsia="Arial"/>
+          <w:i/>
+          <w:iCs/>
+        </w:rPr>
+        <w:tab/>
+      </w:r>
+      <w:r>
+        <w:rPr>
+          <w:rFonts w:eastAsia="Arial"/>
+          <w:i/>
+          <w:iCs/>
+        </w:rPr>
+        <w:t>2026</w:t>
+      </w:r>
+    </w:p>
+    <w:p>
+      <w:pPr>
+        <w:spacing w:after="30"/>
+      </w:pPr>
+      <w:r>
+        <w:rPr>
+          <w:rFonts w:eastAsia="Arial"/>
+          <w:i/>
+          <w:iCs/>
+        </w:rPr>
+        <w:t>Tech Stack: MongoDB, Express.js, React.js, Node.js (MERN), Razorpay</w:t>
+      </w:r>
+    </w:p>
+    <w:p>
+      <w:pPr>
+        <w:pStyle w:val="ListParagraph"/>
+        <w:numPr>
+          <w:ilvl w:val="0"/>
+          <w:numId w:val="2"/>
+        </w:numPr>
+        <w:spacing w:before="20" w:after="20"/>
+        <w:jc w:val="both"/>
+      </w:pPr>
+      <w:r>
+        <w:t>Customers need a convenient platform to browse groceries, manage carts, make secure payments, and track their orders online.</w:t>
+      </w:r>
+    </w:p>
+    <w:p>
+      <w:pPr>
+        <w:pStyle w:val="ListParagraph"/>
+        <w:numPr>
+          <w:ilvl w:val="0"/>
+          <w:numId w:val="2"/>
+        </w:numPr>
+        <w:spacing w:before="20" w:after="20"/>
+        <w:jc w:val="both"/>
+      </w:pPr>
+      <w:r>
+        <w:t>Built a MERN-based e-commerce platform with product management, subscriptions, cart and order operations, Razorpay for payments, and JWT-based authentication with role-based access.</w:t>
+      </w:r>
+    </w:p>
+    <w:p>
+      <w:pPr>
+        <w:pStyle w:val="ListParagraph"/>
+        <w:numPr>
+          <w:ilvl w:val="0"/>
+          <w:numId w:val="2"/>
+        </w:numPr>
+        <w:spacing w:before="20" w:after="20"/>
+        <w:jc w:val="both"/>
+      </w:pPr>
+      <w:r>
+        <w:t>MERN provides a scalable full-stack architecture, Razorpay enables secure online payments, and JWT + role-based authorization protects user data and application resources.</w:t>
+      </w:r>
+    </w:p>
+    <w:p>
+      <w:pPr>
+        <w:tabs>
+          <w:tab w:val="right" w:pos="9360"/>
+        </w:tabs>
+        <w:spacing w:before="80"/>
+      </w:pPr>
+      <w:r>
+        <w:rPr>
+          <w:rFonts w:eastAsia="Arial"/>
+          <w:b/>
+          <w:bCs/>
+        </w:rPr>
+        <w:t>AI-Driven Bone Cancer Detection System</w:t>
+      </w:r>
+      <w:r>
+        <w:rPr>
+          <w:rFonts w:eastAsia="Arial"/>
+          <w:b/>
+          <w:bCs/>
+        </w:rPr>
+        <w:t xml:space="preserve"> |</w:t>
+      </w:r>
+      <w:r>
+        <w:rPr>
+          <w:rFonts w:eastAsia="Arial"/>
+          <w:b/>
+          <w:bCs/>
+        </w:rPr>
+        <w:t xml:space="preserve"> </w:t>
       </w:r>
       <w:hyperlink r:id="rId7" w:history="1">
         <w:r>
@@ -1086,83 +888,40 @@
             <w:rFonts w:eastAsia="Arial"/>
             <w:b/>
             <w:bCs/>
-            <w:color w:val="auto"/>
-            <w:sz w:val="22"/>
-            <w:szCs w:val="22"/>
           </w:rPr>
           <w:t>GitHub</w:t>
         </w:r>
       </w:hyperlink>
       <w:r>
         <w:rPr>
-          <w:sz w:val="22"/>
-          <w:szCs w:val="22"/>
-        </w:rPr>
-        <w:t xml:space="preserve"> </w:t>
-      </w:r>
-      <w:r>
-        <w:rPr>
-          <w:b/>
-          <w:bCs/>
-          <w:sz w:val="22"/>
-          <w:szCs w:val="22"/>
-        </w:rPr>
-        <w:t xml:space="preserve">| </w:t>
-      </w:r>
-      <w:hyperlink r:id="rId8" w:history="1">
-        <w:r>
-          <w:rPr>
-            <w:rStyle w:val="Hyperlink"/>
-            <w:b/>
-            <w:bCs/>
-            <w:sz w:val="22"/>
-            <w:szCs w:val="22"/>
-          </w:rPr>
-          <w:t>Live Demo</w:t>
-        </w:r>
-      </w:hyperlink>
-      <w:r>
-        <w:rPr>
-          <w:rFonts w:eastAsia="Arial"/>
-          <w:i/>
-          <w:iCs/>
-          <w:sz w:val="22"/>
-          <w:szCs w:val="22"/>
+          <w:rFonts w:eastAsia="Arial"/>
+          <w:i/>
+          <w:iCs/>
         </w:rPr>
         <w:tab/>
-        <w:t>2026</w:t>
+        <w:t>202</w:t>
+      </w:r>
+      <w:r>
+        <w:rPr>
+          <w:rFonts w:eastAsia="Arial"/>
+          <w:i/>
+          <w:iCs/>
+        </w:rPr>
+        <w:t>5</w:t>
       </w:r>
     </w:p>
     <w:p>
       <w:pPr>
         <w:spacing w:after="30"/>
-        <w:rPr>
-          <w:sz w:val="22"/>
-          <w:szCs w:val="22"/>
-        </w:rPr>
-      </w:pPr>
-      <w:r>
-        <w:rPr>
-          <w:rFonts w:eastAsia="Arial"/>
-          <w:i/>
-          <w:iCs/>
-          <w:sz w:val="22"/>
-          <w:szCs w:val="22"/>
-        </w:rPr>
-        <w:t xml:space="preserve">Tech Stack: MongoDB, Express.js, React.js, Node.js (MERN), </w:t>
-      </w:r>
-      <w:proofErr w:type="spellStart"/>
-      <w:r>
-        <w:rPr>
-          <w:rFonts w:eastAsia="Arial"/>
-          <w:i/>
-          <w:iCs/>
-          <w:sz w:val="22"/>
-          <w:szCs w:val="22"/>
-        </w:rPr>
-        <w:t>Razorpay</w:t>
-      </w:r>
-      <w:proofErr w:type="spellEnd"/>
+      </w:pPr>
+      <w:r>
+        <w:rPr>
+          <w:rFonts w:eastAsia="Arial"/>
+          <w:i/>
+          <w:iCs/>
+        </w:rPr>
+        <w:t>Tech Stack: Python, TensorFlow, Flask, React.js, Docker, AI/ML</w:t>
+      </w:r>
     </w:p>
     <w:p>
       <w:pPr>
@@ -1173,17 +932,9 @@
         </w:numPr>
         <w:spacing w:before="20" w:after="20"/>
         <w:jc w:val="both"/>
-        <w:rPr>
-          <w:sz w:val="22"/>
-          <w:szCs w:val="22"/>
-        </w:rPr>
-      </w:pPr>
-      <w:r>
-        <w:rPr>
-          <w:sz w:val="22"/>
-          <w:szCs w:val="22"/>
-        </w:rPr>
-        <w:t>Engineered a full-stack MERN e-commerce platform supporting product management, subscriptions, cart operations, and order tracking.</w:t>
+      </w:pPr>
+      <w:r>
+        <w:t>Detecting and classifying bone cancer from X-ray images manually can be difficult and time-consuming.</w:t>
       </w:r>
     </w:p>
     <w:p>
@@ -1195,33 +946,9 @@
         </w:numPr>
         <w:spacing w:before="20" w:after="20"/>
         <w:jc w:val="both"/>
-        <w:rPr>
-          <w:sz w:val="22"/>
-          <w:szCs w:val="22"/>
-        </w:rPr>
-      </w:pPr>
-      <w:r>
-        <w:rPr>
-          <w:sz w:val="22"/>
-          <w:szCs w:val="22"/>
-        </w:rPr>
-        <w:t xml:space="preserve">Integrated </w:t>
-      </w:r>
-      <w:proofErr w:type="spellStart"/>
-      <w:r>
-        <w:rPr>
-          <w:sz w:val="22"/>
-          <w:szCs w:val="22"/>
-        </w:rPr>
-        <w:t>Razorpay</w:t>
-      </w:r>
-      <w:proofErr w:type="spellEnd"/>
-      <w:r>
-        <w:rPr>
-          <w:sz w:val="22"/>
-          <w:szCs w:val="22"/>
-        </w:rPr>
-        <w:t xml:space="preserve"> payment gateway to enable secure online transactions and streamlined checkout workflows.</w:t>
+      </w:pPr>
+      <w:r>
+        <w:t>Used U-Net for segmenting affected regions and CNN for feature extraction and cancer classification, with Flask + React.js for the web application.</w:t>
       </w:r>
     </w:p>
     <w:p>
@@ -1233,17 +960,25 @@
         </w:numPr>
         <w:spacing w:before="20" w:after="20"/>
         <w:jc w:val="both"/>
-        <w:rPr>
-          <w:sz w:val="22"/>
-          <w:szCs w:val="22"/>
-        </w:rPr>
-      </w:pPr>
-      <w:r>
-        <w:rPr>
-          <w:sz w:val="22"/>
-          <w:szCs w:val="22"/>
-        </w:rPr>
-        <w:t>Implemented JWT authentication and role-based authorization, securing user access and protecting application resources.</w:t>
+      </w:pPr>
+      <w:r>
+        <w:t>CNN is effective for medical image classification, U-Net is suitable for precise image segmentation, and Docker ensures consistent deployment.</w:t>
+      </w:r>
+    </w:p>
+    <w:p>
+      <w:pPr>
+        <w:pBdr>
+          <w:bottom w:val="single" w:sz="8" w:space="2" w:color="1B3A6B"/>
+        </w:pBdr>
+        <w:spacing w:before="160" w:after="60"/>
+      </w:pPr>
+      <w:r>
+        <w:rPr>
+          <w:rFonts w:eastAsia="Arial"/>
+          <w:b/>
+          <w:bCs/>
+        </w:rPr>
+        <w:t>EDUCATION</w:t>
       </w:r>
     </w:p>
     <w:p>
@@ -1252,191 +987,128 @@
           <w:tab w:val="right" w:pos="9360"/>
         </w:tabs>
         <w:spacing w:before="80"/>
-        <w:rPr>
-          <w:sz w:val="22"/>
-          <w:szCs w:val="22"/>
-        </w:rPr>
-      </w:pPr>
-      <w:r>
-        <w:rPr>
-          <w:rFonts w:eastAsia="Arial"/>
-          <w:b/>
-          <w:bCs/>
-          <w:sz w:val="22"/>
-          <w:szCs w:val="22"/>
-        </w:rPr>
-        <w:t>AI-Driven Bone Cancer Detection System</w:t>
-      </w:r>
-      <w:r>
-        <w:rPr>
-          <w:rFonts w:eastAsia="Arial"/>
-          <w:b/>
-          <w:bCs/>
-          <w:sz w:val="22"/>
-          <w:szCs w:val="22"/>
-        </w:rPr>
-        <w:t xml:space="preserve"> | </w:t>
-      </w:r>
-      <w:hyperlink r:id="rId9" w:history="1">
-        <w:r>
-          <w:rPr>
-            <w:rStyle w:val="Hyperlink"/>
-            <w:rFonts w:eastAsia="Arial"/>
-            <w:b/>
-            <w:bCs/>
-            <w:color w:val="auto"/>
-            <w:sz w:val="22"/>
-            <w:szCs w:val="22"/>
-          </w:rPr>
-          <w:t>GitHub</w:t>
-        </w:r>
-      </w:hyperlink>
-      <w:r>
-        <w:rPr>
-          <w:rFonts w:eastAsia="Arial"/>
-          <w:i/>
-          <w:iCs/>
-          <w:sz w:val="22"/>
-          <w:szCs w:val="22"/>
+      </w:pPr>
+      <w:r>
+        <w:rPr>
+          <w:rFonts w:eastAsia="Arial"/>
+          <w:b/>
+          <w:bCs/>
+        </w:rPr>
+        <w:t>B.E. in Computer Science &amp; Engineering</w:t>
+      </w:r>
+      <w:r>
+        <w:rPr>
+          <w:rFonts w:eastAsia="Arial"/>
+        </w:rPr>
+        <w:t xml:space="preserve"> - </w:t>
+      </w:r>
+      <w:r>
+        <w:rPr>
+          <w:rFonts w:eastAsia="Arial"/>
+        </w:rPr>
+        <w:t>K.S. Institute of Technology</w:t>
+      </w:r>
+      <w:r>
+        <w:rPr>
+          <w:rFonts w:eastAsia="Arial"/>
+          <w:i/>
+          <w:iCs/>
         </w:rPr>
         <w:tab/>
-        <w:t>202</w:t>
-      </w:r>
-      <w:r>
-        <w:rPr>
-          <w:rFonts w:eastAsia="Arial"/>
-          <w:i/>
-          <w:iCs/>
-          <w:sz w:val="22"/>
-          <w:szCs w:val="22"/>
-        </w:rPr>
-        <w:t>5</w:t>
+        <w:t xml:space="preserve">Dec 2022 </w:t>
+      </w:r>
+      <w:r>
+        <w:rPr>
+          <w:rFonts w:eastAsia="Arial"/>
+          <w:i/>
+          <w:iCs/>
+        </w:rPr>
+        <w:t>-</w:t>
+      </w:r>
+      <w:r>
+        <w:rPr>
+          <w:rFonts w:eastAsia="Arial"/>
+          <w:i/>
+          <w:iCs/>
+        </w:rPr>
+        <w:t xml:space="preserve"> </w:t>
+      </w:r>
+      <w:r>
+        <w:rPr>
+          <w:rFonts w:eastAsia="Arial"/>
+          <w:i/>
+          <w:iCs/>
+        </w:rPr>
+        <w:t>May</w:t>
+      </w:r>
+      <w:r>
+        <w:rPr>
+          <w:rFonts w:eastAsia="Arial"/>
+          <w:i/>
+          <w:iCs/>
+        </w:rPr>
+        <w:t xml:space="preserve"> 2026</w:t>
       </w:r>
     </w:p>
     <w:p>
       <w:pPr>
         <w:spacing w:after="30"/>
-        <w:rPr>
-          <w:sz w:val="22"/>
-          <w:szCs w:val="22"/>
-        </w:rPr>
-      </w:pPr>
-      <w:r>
-        <w:rPr>
-          <w:rFonts w:eastAsia="Arial"/>
-          <w:i/>
-          <w:iCs/>
-          <w:sz w:val="22"/>
-          <w:szCs w:val="22"/>
-        </w:rPr>
-        <w:t>Tech Stack: Python, TensorFlow, Flask, React.js, Docker, AI/ML</w:t>
-      </w:r>
-    </w:p>
-    <w:p>
-      <w:pPr>
-        <w:pStyle w:val="ListParagraph"/>
-        <w:numPr>
-          <w:ilvl w:val="0"/>
-          <w:numId w:val="2"/>
-        </w:numPr>
-        <w:spacing w:before="20" w:after="20"/>
-        <w:jc w:val="both"/>
-        <w:rPr>
-          <w:sz w:val="22"/>
-          <w:szCs w:val="22"/>
-        </w:rPr>
-      </w:pPr>
-      <w:r>
-        <w:rPr>
-          <w:sz w:val="22"/>
-          <w:szCs w:val="22"/>
-        </w:rPr>
-        <w:t xml:space="preserve">Built an AI-powered Bone Cancer Detection System using CNN and U-Net architectures, achieving </w:t>
-      </w:r>
-      <w:r>
-        <w:rPr>
-          <w:b/>
-          <w:bCs/>
-          <w:sz w:val="22"/>
-          <w:szCs w:val="22"/>
-        </w:rPr>
-        <w:t>90%+ classification accuracy</w:t>
-      </w:r>
-      <w:r>
-        <w:rPr>
-          <w:sz w:val="22"/>
-          <w:szCs w:val="22"/>
-        </w:rPr>
-        <w:t xml:space="preserve"> on nearly </w:t>
-      </w:r>
-      <w:r>
-        <w:rPr>
-          <w:b/>
-          <w:bCs/>
-          <w:sz w:val="22"/>
-          <w:szCs w:val="22"/>
-        </w:rPr>
-        <w:t>4,000 medical images</w:t>
-      </w:r>
-      <w:r>
-        <w:rPr>
-          <w:sz w:val="22"/>
-          <w:szCs w:val="22"/>
+      </w:pPr>
+      <w:r>
+        <w:rPr>
+          <w:rFonts w:eastAsia="Arial"/>
+          <w:i/>
+          <w:iCs/>
+        </w:rPr>
+        <w:t>Bengaluru, Karnataka | GPA: 8</w:t>
+      </w:r>
+      <w:r>
+        <w:rPr>
+          <w:rFonts w:eastAsia="Arial"/>
+          <w:i/>
+          <w:iCs/>
         </w:rPr>
         <w:t>.</w:t>
       </w:r>
-    </w:p>
-    <w:p>
-      <w:pPr>
-        <w:pStyle w:val="ListParagraph"/>
-        <w:numPr>
-          <w:ilvl w:val="0"/>
-          <w:numId w:val="2"/>
-        </w:numPr>
-        <w:spacing w:before="20" w:after="20"/>
-        <w:jc w:val="both"/>
-        <w:rPr>
-          <w:sz w:val="22"/>
-          <w:szCs w:val="22"/>
-        </w:rPr>
-      </w:pPr>
-      <w:r>
-        <w:rPr>
-          <w:sz w:val="22"/>
-          <w:szCs w:val="22"/>
-        </w:rPr>
-        <w:t>Developed a Flask API and React dashboard enabling real-time medical image upload, segmentation, and diagnosis prediction.</w:t>
-      </w:r>
-    </w:p>
-    <w:p>
-      <w:pPr>
-        <w:pStyle w:val="ListParagraph"/>
-        <w:numPr>
-          <w:ilvl w:val="0"/>
-          <w:numId w:val="2"/>
-        </w:numPr>
-        <w:spacing w:before="20" w:after="20"/>
-        <w:jc w:val="both"/>
-        <w:rPr>
-          <w:sz w:val="22"/>
-          <w:szCs w:val="22"/>
-        </w:rPr>
-      </w:pPr>
-      <w:proofErr w:type="spellStart"/>
-      <w:r>
-        <w:rPr>
-          <w:sz w:val="22"/>
-          <w:szCs w:val="22"/>
-        </w:rPr>
-        <w:t>Dockerized</w:t>
-      </w:r>
-      <w:proofErr w:type="spellEnd"/>
-      <w:r>
-        <w:rPr>
-          <w:sz w:val="22"/>
-          <w:szCs w:val="22"/>
-        </w:rPr>
-        <w:t xml:space="preserve"> the complete AI pipeline, ensuring consistent deployment across development and production environments.</w:t>
+      <w:r>
+        <w:rPr>
+          <w:rFonts w:eastAsia="Arial"/>
+          <w:i/>
+          <w:iCs/>
+        </w:rPr>
+        <w:t>42</w:t>
+      </w:r>
+      <w:r>
+        <w:rPr>
+          <w:rFonts w:eastAsia="Arial"/>
+          <w:i/>
+          <w:iCs/>
+        </w:rPr>
+        <w:t xml:space="preserve"> </w:t>
+      </w:r>
+      <w:r>
+        <w:rPr>
+          <w:rFonts w:eastAsia="Arial"/>
+          <w:i/>
+          <w:iCs/>
+        </w:rPr>
+        <w:t>/</w:t>
+      </w:r>
+      <w:r>
+        <w:rPr>
+          <w:rFonts w:eastAsia="Arial"/>
+          <w:i/>
+          <w:iCs/>
+        </w:rPr>
+        <w:t xml:space="preserve"> </w:t>
+      </w:r>
+      <w:r>
+        <w:rPr>
+          <w:rFonts w:eastAsia="Arial"/>
+          <w:i/>
+          <w:iCs/>
+        </w:rPr>
+        <w:t>10.0</w:t>
       </w:r>
     </w:p>
     <w:p>
@@ -1446,178 +1118,16 @@
         </w:pBdr>
         <w:spacing w:before="160" w:after="60"/>
         <w:rPr>
-          <w:sz w:val="22"/>
-          <w:szCs w:val="22"/>
-        </w:rPr>
-      </w:pPr>
-      <w:r>
-        <w:rPr>
-          <w:rFonts w:eastAsia="Arial"/>
-          <w:b/>
-          <w:bCs/>
-          <w:sz w:val="22"/>
-          <w:szCs w:val="22"/>
-        </w:rPr>
-        <w:lastRenderedPageBreak/>
-        <w:t>EDUCATION</w:t>
-      </w:r>
-    </w:p>
-    <w:p>
-      <w:pPr>
-        <w:tabs>
-          <w:tab w:val="right" w:pos="9360"/>
-        </w:tabs>
-        <w:spacing w:before="80"/>
-        <w:rPr>
-          <w:sz w:val="22"/>
-          <w:szCs w:val="22"/>
-        </w:rPr>
-      </w:pPr>
-      <w:r>
-        <w:rPr>
-          <w:rFonts w:eastAsia="Arial"/>
-          <w:b/>
-          <w:bCs/>
-          <w:sz w:val="22"/>
-          <w:szCs w:val="22"/>
-        </w:rPr>
-        <w:t>B.E. in Computer Science &amp; Engineering</w:t>
-      </w:r>
-      <w:r>
-        <w:rPr>
-          <w:rFonts w:eastAsia="Arial"/>
-          <w:sz w:val="22"/>
-          <w:szCs w:val="22"/>
-        </w:rPr>
-        <w:t xml:space="preserve"> - </w:t>
-      </w:r>
-      <w:r>
-        <w:rPr>
-          <w:rFonts w:eastAsia="Arial"/>
-          <w:sz w:val="22"/>
-          <w:szCs w:val="22"/>
-        </w:rPr>
-        <w:t>K.S. Institute of Technology</w:t>
-      </w:r>
-      <w:r>
-        <w:rPr>
-          <w:rFonts w:eastAsia="Arial"/>
-          <w:i/>
-          <w:iCs/>
-          <w:sz w:val="22"/>
-          <w:szCs w:val="22"/>
-        </w:rPr>
-        <w:tab/>
-        <w:t xml:space="preserve">Dec 2022 </w:t>
-      </w:r>
-      <w:r>
-        <w:rPr>
-          <w:rFonts w:eastAsia="Arial"/>
-          <w:i/>
-          <w:iCs/>
-          <w:sz w:val="22"/>
-          <w:szCs w:val="22"/>
-        </w:rPr>
-        <w:t>-</w:t>
-      </w:r>
-      <w:r>
-        <w:rPr>
-          <w:rFonts w:eastAsia="Arial"/>
-          <w:i/>
-          <w:iCs/>
-          <w:sz w:val="22"/>
-          <w:szCs w:val="22"/>
-        </w:rPr>
-        <w:t xml:space="preserve"> </w:t>
-      </w:r>
-      <w:r>
-        <w:rPr>
-          <w:rFonts w:eastAsia="Arial"/>
-          <w:i/>
-          <w:iCs/>
-          <w:sz w:val="22"/>
-          <w:szCs w:val="22"/>
-        </w:rPr>
-        <w:t>May</w:t>
-      </w:r>
-      <w:r>
-        <w:rPr>
-          <w:rFonts w:eastAsia="Arial"/>
-          <w:i/>
-          <w:iCs/>
-          <w:sz w:val="22"/>
-          <w:szCs w:val="22"/>
-        </w:rPr>
-        <w:t xml:space="preserve"> 2026</w:t>
-      </w:r>
-    </w:p>
-    <w:p>
-      <w:pPr>
-        <w:spacing w:after="30"/>
-        <w:rPr>
-          <w:sz w:val="22"/>
-          <w:szCs w:val="22"/>
-        </w:rPr>
-      </w:pPr>
-      <w:r>
-        <w:rPr>
-          <w:rFonts w:eastAsia="Arial"/>
-          <w:i/>
-          <w:iCs/>
-          <w:sz w:val="22"/>
-          <w:szCs w:val="22"/>
-        </w:rPr>
-        <w:t>Bengaluru, Karnataka | GPA: 8</w:t>
-      </w:r>
-      <w:r>
-        <w:rPr>
-          <w:rFonts w:eastAsia="Arial"/>
-          <w:i/>
-          <w:iCs/>
-          <w:sz w:val="22"/>
-          <w:szCs w:val="22"/>
-        </w:rPr>
-        <w:t>.</w:t>
-      </w:r>
-      <w:r>
-        <w:rPr>
-          <w:rFonts w:eastAsia="Arial"/>
-          <w:i/>
-          <w:iCs/>
-          <w:sz w:val="22"/>
-          <w:szCs w:val="22"/>
-        </w:rPr>
-        <w:t xml:space="preserve">38 </w:t>
-      </w:r>
-      <w:r>
-        <w:rPr>
-          <w:rFonts w:eastAsia="Arial"/>
-          <w:i/>
-          <w:iCs/>
-          <w:sz w:val="22"/>
-          <w:szCs w:val="22"/>
-        </w:rPr>
-        <w:t>/ 10.0</w:t>
-      </w:r>
-    </w:p>
-    <w:p>
-      <w:pPr>
-        <w:pBdr>
-          <w:bottom w:val="single" w:sz="8" w:space="2" w:color="1B3A6B"/>
-        </w:pBdr>
-        <w:spacing w:before="160" w:after="60"/>
-        <w:rPr>
-          <w:sz w:val="22"/>
-          <w:szCs w:val="22"/>
-        </w:rPr>
-      </w:pPr>
-      <w:r>
-        <w:rPr>
-          <w:rFonts w:eastAsia="Arial"/>
-          <w:b/>
-          <w:bCs/>
-          <w:sz w:val="22"/>
-          <w:szCs w:val="22"/>
+          <w:rFonts w:eastAsia="Arial"/>
+          <w:b/>
+          <w:bCs/>
+        </w:rPr>
+      </w:pPr>
+      <w:r>
+        <w:rPr>
+          <w:rFonts w:eastAsia="Arial"/>
+          <w:b/>
+          <w:bCs/>
         </w:rPr>
         <w:t>KEY ACHIEVEMENTS</w:t>
       </w:r>
@@ -1627,44 +1137,15 @@
         <w:pStyle w:val="ListParagraph"/>
         <w:numPr>
           <w:ilvl w:val="0"/>
-          <w:numId w:val="4"/>
+          <w:numId w:val="5"/>
         </w:numPr>
         <w:tabs>
-          <w:tab w:val="right" w:pos="9360"/>
+          <w:tab w:val="left" w:pos="1068"/>
         </w:tabs>
-        <w:spacing w:before="40" w:after="60"/>
-        <w:jc w:val="both"/>
-        <w:rPr>
-          <w:rFonts w:eastAsia="Arial"/>
-          <w:sz w:val="22"/>
-          <w:szCs w:val="22"/>
-        </w:rPr>
-      </w:pPr>
-      <w:r>
-        <w:rPr>
-          <w:rFonts w:eastAsia="Arial"/>
-          <w:sz w:val="22"/>
-          <w:szCs w:val="22"/>
-        </w:rPr>
-        <w:t xml:space="preserve">Built an AI-powered Bone Cancer Detection System achieving </w:t>
-      </w:r>
-      <w:r>
-        <w:rPr>
-          <w:rFonts w:eastAsia="Arial"/>
-          <w:b/>
-          <w:bCs/>
-          <w:sz w:val="22"/>
-          <w:szCs w:val="22"/>
-        </w:rPr>
-        <w:t>90%+ prediction accuracy</w:t>
-      </w:r>
-      <w:r>
-        <w:rPr>
-          <w:rFonts w:eastAsia="Arial"/>
-          <w:sz w:val="22"/>
-          <w:szCs w:val="22"/>
-        </w:rPr>
-        <w:t xml:space="preserve"> on medical imaging datasets.</w:t>
+        <w:jc w:val="both"/>
+      </w:pPr>
+      <w:r>
+        <w:t xml:space="preserve">Built an AI-powered Bone Cancer Detection System achieving 90%+ prediction accuracy on medical imaging datasets. </w:t>
       </w:r>
     </w:p>
     <w:p>
@@ -1672,44 +1153,15 @@
         <w:pStyle w:val="ListParagraph"/>
         <w:numPr>
           <w:ilvl w:val="0"/>
-          <w:numId w:val="4"/>
+          <w:numId w:val="5"/>
         </w:numPr>
         <w:tabs>
-          <w:tab w:val="right" w:pos="9360"/>
+          <w:tab w:val="left" w:pos="1068"/>
         </w:tabs>
-        <w:spacing w:before="40" w:after="60"/>
-        <w:jc w:val="both"/>
-        <w:rPr>
-          <w:rFonts w:eastAsia="Arial"/>
-          <w:sz w:val="22"/>
-          <w:szCs w:val="22"/>
-        </w:rPr>
-      </w:pPr>
-      <w:r>
-        <w:rPr>
-          <w:rFonts w:eastAsia="Arial"/>
-          <w:sz w:val="22"/>
-          <w:szCs w:val="22"/>
-        </w:rPr>
-        <w:t xml:space="preserve">Developed </w:t>
-      </w:r>
-      <w:r>
-        <w:rPr>
-          <w:rFonts w:eastAsia="Arial"/>
-          <w:b/>
-          <w:bCs/>
-          <w:sz w:val="22"/>
-          <w:szCs w:val="22"/>
-        </w:rPr>
-        <w:t>10+ production features</w:t>
-      </w:r>
-      <w:r>
-        <w:rPr>
-          <w:rFonts w:eastAsia="Arial"/>
-          <w:sz w:val="22"/>
-          <w:szCs w:val="22"/>
-        </w:rPr>
-        <w:t xml:space="preserve"> during Full Stack internship using React.js, Node.js, and MongoDB.</w:t>
+        <w:jc w:val="both"/>
+      </w:pPr>
+      <w:r>
+        <w:t xml:space="preserve">Developed 10+ production features during Full Stack internship using React.js, Node.js, and MongoDB. </w:t>
       </w:r>
     </w:p>
     <w:p>
@@ -1717,25 +1169,14 @@
         <w:pStyle w:val="ListParagraph"/>
         <w:numPr>
           <w:ilvl w:val="0"/>
-          <w:numId w:val="4"/>
+          <w:numId w:val="5"/>
         </w:numPr>
         <w:tabs>
-          <w:tab w:val="right" w:pos="9360"/>
+          <w:tab w:val="left" w:pos="1068"/>
         </w:tabs>
-        <w:spacing w:before="40" w:after="60"/>
-        <w:jc w:val="both"/>
-        <w:rPr>
-          <w:rFonts w:eastAsia="Arial"/>
-          <w:sz w:val="22"/>
-          <w:szCs w:val="22"/>
-        </w:rPr>
-      </w:pPr>
-      <w:r>
-        <w:rPr>
-          <w:rFonts w:eastAsia="Arial"/>
-          <w:sz w:val="22"/>
-          <w:szCs w:val="22"/>
-        </w:rPr>
+        <w:jc w:val="both"/>
+      </w:pPr>
+      <w:r>
         <w:t>Earned AWS Cloud Practitioner Essentials Certification.</w:t>
       </w:r>
     </w:p>
@@ -1750,8 +1191,121 @@
 </file>
 
 <file path=word/numbering.xml><?xml version="1.0" encoding="utf-8"?>
-<w:numbering xmlns:wpc="http://schemas.microsoft.com/office/word/2010/wordprocessingCanvas" xmlns:cx="http://schemas.microsoft.com/office/drawing/2014/chartex" xmlns:cx1="http://schemas.microsoft.com/office/drawing/2015/9/8/chartex" xmlns:cx2="http://schemas.microsoft.com/office/drawing/2015/10/21/chartex" xmlns:cx3="http://schemas.microsoft.com/office/drawing/2016/5/9/chartex" xmlns:cx4="http://schemas.microsoft.com/office/drawing/2016/5/10/chartex" xmlns:cx5="http://schemas.microsoft.com/office/drawing/2016/5/11/chartex" xmlns:cx6="http://schemas.microsoft.com/office/drawing/2016/5/12/chartex" xmlns:cx7="http://schemas.microsoft.com/office/drawing/2016/5/13/chartex" xmlns:cx8="http://schemas.microsoft.com/office/drawing/2016/5/14/chartex" xmlns:mc="http://schemas.openxmlformats.org/markup-compatibility/2006" xmlns:aink="http://schemas.microsoft.com/office/drawing/2016/ink" xmlns:am3d="http://schemas.microsoft.com/office/drawing/2017/model3d" xmlns:o="urn:schemas-microsoft-com:office:office" xmlns:oel="http://schemas.microsoft.com/office/2019/extlst" xmlns:r="http://schemas.openxmlformats.org/officeDocument/2006/relationships" xmlns:m="http://schemas.openxmlformats.org/officeDocument/2006/math" xmlns:v="urn:schemas-microsoft-com:vml" xmlns:wp14="http://schemas.microsoft.com/office/word/2010/wordprocessingDrawing" xmlns:wp="http://schemas.openxmlformats.org/drawingml/2006/wordprocessingDrawing" xmlns:w10="urn:schemas-microsoft-com:office:word" xmlns:w="http://schemas.openxmlformats.org/wordprocessingml/2006/main" xmlns:w14="http://schemas.microsoft.com/office/word/2010/wordml" xmlns:w15="http://schemas.microsoft.com/office/word/2012/wordml" xmlns:w16cei="http://schemas.microsoft.com/office/word/2026/wordml/cei" xmlns:w16cex="http://schemas.microsoft.com/office/word/2018/wordml/cex" xmlns:w16cid="http://schemas.microsoft.com/office/word/2016/wordml/cid" xmlns:w16="http://schemas.microsoft.com/office/word/2018/wordml" xmlns:w16du="http://schemas.microsoft.com/office/word/2023/wordml/word16du" xmlns:w16sdtdh="http://schemas.microsoft.com/office/word/2020/wordml/sdtdatahash" xmlns:w16sdtfl="http://schemas.microsoft.com/office/word/2024/wordml/sdtformatlock" xmlns:w16se="http://schemas.microsoft.com/office/word/2015/wordml/symex" xmlns:wpg="http://schemas.microsoft.com/office/word/2010/wordprocessingGroup" xmlns:wpi="http://schemas.microsoft.com/office/word/2010/wordprocessingInk" xmlns:wne="http://schemas.microsoft.com/office/word/2006/wordml" xmlns:wps="http://schemas.microsoft.com/office/word/2010/wordprocessingShape" mc:Ignorable="w14 w15 w16se w16cid w16 w16cex w16sdtdh w16sdtfl w16du wp14">
+<w:numbering xmlns:wpc="http://schemas.microsoft.com/office/word/2010/wordprocessingCanvas" xmlns:cx="http://schemas.microsoft.com/office/drawing/2014/chartex" xmlns:cx1="http://schemas.microsoft.com/office/drawing/2015/9/8/chartex" xmlns:cx2="http://schemas.microsoft.com/office/drawing/2015/10/21/chartex" xmlns:cx3="http://schemas.microsoft.com/office/drawing/2016/5/9/chartex" xmlns:cx4="http://schemas.microsoft.com/office/drawing/2016/5/10/chartex" xmlns:cx5="http://schemas.microsoft.com/office/drawing/2016/5/11/chartex" xmlns:cx6="http://schemas.microsoft.com/office/drawing/2016/5/12/chartex" xmlns:cx7="http://schemas.microsoft.com/office/drawing/2016/5/13/chartex" xmlns:cx8="http://schemas.microsoft.com/office/drawing/2016/5/14/chartex" xmlns:mc="http://schemas.openxmlformats.org/markup-compatibility/2006" xmlns:aink="http://schemas.microsoft.com/office/drawing/2016/ink" xmlns:am3d="http://schemas.microsoft.com/office/drawing/2017/model3d" xmlns:o="urn:schemas-microsoft-com:office:office" xmlns:oel="http://schemas.microsoft.com/office/2019/extlst" xmlns:r="http://schemas.openxmlformats.org/officeDocument/2006/relationships" xmlns:m="http://schemas.openxmlformats.org/officeDocument/2006/math" xmlns:v="urn:schemas-microsoft-com:vml" xmlns:wp14="http://schemas.microsoft.com/office/word/2010/wordprocessingDrawing" xmlns:wp="http://schemas.openxmlformats.org/drawingml/2006/wordprocessingDrawing" xmlns:w10="urn:schemas-microsoft-com:office:word" xmlns:w="http://schemas.openxmlformats.org/wordprocessingml/2006/main" xmlns:w14="http://schemas.microsoft.com/office/word/2010/wordml" xmlns:w15="http://schemas.microsoft.com/office/word/2012/wordml" xmlns:w16cex="http://schemas.microsoft.com/office/word/2018/wordml/cex" xmlns:w16cid="http://schemas.microsoft.com/office/word/2016/wordml/cid" xmlns:w16="http://schemas.microsoft.com/office/word/2018/wordml" xmlns:w16du="http://schemas.microsoft.com/office/word/2023/wordml/word16du" xmlns:w16sdtdh="http://schemas.microsoft.com/office/word/2020/wordml/sdtdatahash" xmlns:w16sdtfl="http://schemas.microsoft.com/office/word/2024/wordml/sdtformatlock" xmlns:w16se="http://schemas.microsoft.com/office/word/2015/wordml/symex" xmlns:wpg="http://schemas.microsoft.com/office/word/2010/wordprocessingGroup" xmlns:wpi="http://schemas.microsoft.com/office/word/2010/wordprocessingInk" xmlns:wne="http://schemas.microsoft.com/office/word/2006/wordml" xmlns:wps="http://schemas.microsoft.com/office/word/2010/wordprocessingShape" mc:Ignorable="w14 w15 w16se w16cid w16 w16cex w16sdtdh w16sdtfl w16du wp14">
   <w:abstractNum w:abstractNumId="0" w15:restartNumberingAfterBreak="0">
+    <w:nsid w:val="1DD80D22"/>
+    <w:multiLevelType w:val="hybridMultilevel"/>
+    <w:tmpl w:val="EC0873B8"/>
+    <w:lvl w:ilvl="0" w:tplc="40090001">
+      <w:start w:val="1"/>
+      <w:numFmt w:val="bullet"/>
+      <w:lvlText w:val=""/>
+      <w:lvlJc w:val="left"/>
+      <w:pPr>
+        <w:ind w:left="360" w:hanging="360"/>
+      </w:pPr>
+      <w:rPr>
+        <w:rFonts w:ascii="Symbol" w:hAnsi="Symbol" w:hint="default"/>
+      </w:rPr>
+    </w:lvl>
+    <w:lvl w:ilvl="1" w:tplc="40090003" w:tentative="1">
+      <w:start w:val="1"/>
+      <w:numFmt w:val="bullet"/>
+      <w:lvlText w:val="o"/>
+      <w:lvlJc w:val="left"/>
+      <w:pPr>
+        <w:ind w:left="1080" w:hanging="360"/>
+      </w:pPr>
+      <w:rPr>
+        <w:rFonts w:ascii="Courier New" w:hAnsi="Courier New" w:cs="Courier New" w:hint="default"/>
+      </w:rPr>
+    </w:lvl>
+    <w:lvl w:ilvl="2" w:tplc="40090005" w:tentative="1">
+      <w:start w:val="1"/>
+      <w:numFmt w:val="bullet"/>
+      <w:lvlText w:val=""/>
+      <w:lvlJc w:val="left"/>
+      <w:pPr>
+        <w:ind w:left="1800" w:hanging="360"/>
+      </w:pPr>
+      <w:rPr>
+        <w:rFonts w:ascii="Wingdings" w:hAnsi="Wingdings" w:hint="default"/>
+      </w:rPr>
+    </w:lvl>
+    <w:lvl w:ilvl="3" w:tplc="40090001" w:tentative="1">
+      <w:start w:val="1"/>
+      <w:numFmt w:val="bullet"/>
+      <w:lvlText w:val=""/>
+      <w:lvlJc w:val="left"/>
+      <w:pPr>
+        <w:ind w:left="2520" w:hanging="360"/>
+      </w:pPr>
+      <w:rPr>
+        <w:rFonts w:ascii="Symbol" w:hAnsi="Symbol" w:hint="default"/>
+      </w:rPr>
+    </w:lvl>
+    <w:lvl w:ilvl="4" w:tplc="40090003" w:tentative="1">
+      <w:start w:val="1"/>
+      <w:numFmt w:val="bullet"/>
+      <w:lvlText w:val="o"/>
+      <w:lvlJc w:val="left"/>
+      <w:pPr>
+        <w:ind w:left="3240" w:hanging="360"/>
+      </w:pPr>
+      <w:rPr>
+        <w:rFonts w:ascii="Courier New" w:hAnsi="Courier New" w:cs="Courier New" w:hint="default"/>
+      </w:rPr>
+    </w:lvl>
+    <w:lvl w:ilvl="5" w:tplc="40090005" w:tentative="1">
+      <w:start w:val="1"/>
+      <w:numFmt w:val="bullet"/>
+      <w:lvlText w:val=""/>
+      <w:lvlJc w:val="left"/>
+      <w:pPr>
+        <w:ind w:left="3960" w:hanging="360"/>
+      </w:pPr>
+      <w:rPr>
+        <w:rFonts w:ascii="Wingdings" w:hAnsi="Wingdings" w:hint="default"/>
+      </w:rPr>
+    </w:lvl>
+    <w:lvl w:ilvl="6" w:tplc="40090001" w:tentative="1">
+      <w:start w:val="1"/>
+      <w:numFmt w:val="bullet"/>
+      <w:lvlText w:val=""/>
+      <w:lvlJc w:val="left"/>
+      <w:pPr>
+        <w:ind w:left="4680" w:hanging="360"/>
+      </w:pPr>
+      <w:rPr>
+        <w:rFonts w:ascii="Symbol" w:hAnsi="Symbol" w:hint="default"/>
+      </w:rPr>
+    </w:lvl>
+    <w:lvl w:ilvl="7" w:tplc="40090003" w:tentative="1">
+      <w:start w:val="1"/>
+      <w:numFmt w:val="bullet"/>
+      <w:lvlText w:val="o"/>
+      <w:lvlJc w:val="left"/>
+      <w:pPr>
+        <w:ind w:left="5400" w:hanging="360"/>
+      </w:pPr>
+      <w:rPr>
+        <w:rFonts w:ascii="Courier New" w:hAnsi="Courier New" w:cs="Courier New" w:hint="default"/>
+      </w:rPr>
+    </w:lvl>
+    <w:lvl w:ilvl="8" w:tplc="40090005" w:tentative="1">
+      <w:start w:val="1"/>
+      <w:numFmt w:val="bullet"/>
+      <w:lvlText w:val=""/>
+      <w:lvlJc w:val="left"/>
+      <w:pPr>
+        <w:ind w:left="6120" w:hanging="360"/>
+      </w:pPr>
+      <w:rPr>
+        <w:rFonts w:ascii="Wingdings" w:hAnsi="Wingdings" w:hint="default"/>
+      </w:rPr>
+    </w:lvl>
+  </w:abstractNum>
+  <w:abstractNum w:abstractNumId="1" w15:restartNumberingAfterBreak="0">
     <w:nsid w:val="43B415CD"/>
     <w:multiLevelType w:val="hybridMultilevel"/>
     <w:tmpl w:val="37788556"/>
@@ -1861,7 +1415,7 @@
       </w:rPr>
     </w:lvl>
   </w:abstractNum>
-  <w:abstractNum w:abstractNumId="1" w15:restartNumberingAfterBreak="0">
+  <w:abstractNum w:abstractNumId="2" w15:restartNumberingAfterBreak="0">
     <w:nsid w:val="4FB941B8"/>
     <w:multiLevelType w:val="hybridMultilevel"/>
     <w:tmpl w:val="98242AAA"/>
@@ -1947,7 +1501,7 @@
       </w:pPr>
     </w:lvl>
   </w:abstractNum>
-  <w:abstractNum w:abstractNumId="2" w15:restartNumberingAfterBreak="0">
+  <w:abstractNum w:abstractNumId="3" w15:restartNumberingAfterBreak="0">
     <w:nsid w:val="74EE20AC"/>
     <w:multiLevelType w:val="hybridMultilevel"/>
     <w:tmpl w:val="569C0138"/>
@@ -2002,21 +1556,24 @@
     </w:lvl>
   </w:abstractNum>
   <w:num w:numId="1" w16cid:durableId="1557668810">
-    <w:abstractNumId w:val="1"/>
+    <w:abstractNumId w:val="2"/>
     <w:lvlOverride w:ilvl="0">
       <w:startOverride w:val="1"/>
     </w:lvlOverride>
   </w:num>
   <w:num w:numId="2" w16cid:durableId="135688711">
-    <w:abstractNumId w:val="2"/>
+    <w:abstractNumId w:val="3"/>
     <w:lvlOverride w:ilvl="0">
       <w:startOverride w:val="1"/>
     </w:lvlOverride>
   </w:num>
   <w:num w:numId="3" w16cid:durableId="194269358">
-    <w:abstractNumId w:val="2"/>
+    <w:abstractNumId w:val="3"/>
   </w:num>
   <w:num w:numId="4" w16cid:durableId="535580718">
+    <w:abstractNumId w:val="1"/>
+  </w:num>
+  <w:num w:numId="5" w16cid:durableId="1802840887">
     <w:abstractNumId w:val="0"/>
   </w:num>
 </w:numbering>

--- a/public/resume.docx
+++ b/public/resume.docx
@@ -351,6 +351,12 @@
         </w:rPr>
         <w:t>SQL</w:t>
       </w:r>
+      <w:r>
+        <w:rPr>
+          <w:rFonts w:eastAsia="Arial"/>
+        </w:rPr>
+        <w:t>, SQLite</w:t>
+      </w:r>
     </w:p>
     <w:p>
       <w:pPr>
@@ -722,17 +728,26 @@
         </w:tabs>
         <w:spacing w:before="80"/>
         <w:rPr>
-          <w:b/>
-          <w:bCs/>
-        </w:rPr>
-      </w:pPr>
-      <w:r>
-        <w:rPr>
-          <w:rFonts w:eastAsia="Arial"/>
-          <w:b/>
-          <w:bCs/>
-        </w:rPr>
-        <w:t xml:space="preserve">Full Stack E-Commerce Platform (FreshCart) | </w:t>
+          <w:rFonts w:eastAsia="Arial"/>
+          <w:b/>
+          <w:bCs/>
+        </w:rPr>
+      </w:pPr>
+      <w:r>
+        <w:rPr>
+          <w:rFonts w:eastAsia="Arial"/>
+          <w:b/>
+          <w:bCs/>
+        </w:rPr>
+        <w:t>DropWatch</w:t>
+      </w:r>
+      <w:r>
+        <w:rPr>
+          <w:rFonts w:eastAsia="Arial"/>
+          <w:b/>
+          <w:bCs/>
+        </w:rPr>
+        <w:t xml:space="preserve"> | </w:t>
       </w:r>
       <w:hyperlink r:id="rId5" w:history="1">
         <w:r>
@@ -751,103 +766,364 @@
           <w:b/>
           <w:bCs/>
         </w:rPr>
-        <w:t xml:space="preserve"> </w:t>
-      </w:r>
-      <w:r>
-        <w:rPr>
-          <w:b/>
-          <w:bCs/>
-        </w:rPr>
-        <w:t xml:space="preserve">| </w:t>
+        <w:t xml:space="preserve"> | </w:t>
       </w:r>
       <w:hyperlink r:id="rId6" w:history="1">
+        <w:r>
+          <w:rPr>
+            <w:rStyle w:val="Hyperlink"/>
+            <w:rFonts w:eastAsia="Arial"/>
+            <w:b/>
+            <w:bCs/>
+          </w:rPr>
+          <w:t>Live D</w:t>
+        </w:r>
+        <w:r>
+          <w:rPr>
+            <w:rStyle w:val="Hyperlink"/>
+            <w:rFonts w:eastAsia="Arial"/>
+            <w:b/>
+            <w:bCs/>
+          </w:rPr>
+          <w:t>e</w:t>
+        </w:r>
+        <w:r>
+          <w:rPr>
+            <w:rStyle w:val="Hyperlink"/>
+            <w:rFonts w:eastAsia="Arial"/>
+            <w:b/>
+            <w:bCs/>
+          </w:rPr>
+          <w:t>mo</w:t>
+        </w:r>
+      </w:hyperlink>
+      <w:r>
+        <w:rPr>
+          <w:rFonts w:eastAsia="Arial"/>
+          <w:b/>
+          <w:bCs/>
+        </w:rPr>
+        <w:tab/>
+      </w:r>
+      <w:r>
+        <w:rPr>
+          <w:rFonts w:eastAsia="Arial"/>
+          <w:i/>
+          <w:iCs/>
+        </w:rPr>
+        <w:t>2026</w:t>
+      </w:r>
+    </w:p>
+    <w:p>
+      <w:pPr>
+        <w:tabs>
+          <w:tab w:val="right" w:pos="9360"/>
+        </w:tabs>
+        <w:spacing w:before="80"/>
+        <w:jc w:val="both"/>
+        <w:rPr>
+          <w:rFonts w:eastAsia="Arial"/>
+          <w:i/>
+          <w:iCs/>
+        </w:rPr>
+      </w:pPr>
+      <w:r>
+        <w:rPr>
+          <w:rFonts w:eastAsia="Arial"/>
+          <w:i/>
+          <w:iCs/>
+        </w:rPr>
+        <w:t>Tech Stack: Node.js, Express.js, JavaScript, SQLite, Anthropic Claude API</w:t>
+      </w:r>
+      <w:r>
+        <w:rPr>
+          <w:rFonts w:eastAsia="Arial"/>
+          <w:i/>
+          <w:iCs/>
+        </w:rPr>
+        <w:t>,</w:t>
+      </w:r>
+      <w:r>
+        <w:rPr>
+          <w:rFonts w:eastAsia="Arial"/>
+          <w:i/>
+          <w:iCs/>
+        </w:rPr>
+        <w:t xml:space="preserve"> Render</w:t>
+      </w:r>
+    </w:p>
+    <w:p>
+      <w:pPr>
+        <w:pStyle w:val="NormalWeb"/>
+        <w:numPr>
+          <w:ilvl w:val="0"/>
+          <w:numId w:val="8"/>
+        </w:numPr>
+        <w:spacing w:before="0" w:beforeAutospacing="0"/>
+        <w:jc w:val="both"/>
+        <w:rPr>
+          <w:sz w:val="20"/>
+          <w:szCs w:val="20"/>
+        </w:rPr>
+      </w:pPr>
+      <w:r>
+        <w:rPr>
+          <w:sz w:val="20"/>
+          <w:szCs w:val="20"/>
+        </w:rPr>
+        <w:t>Built and deployed a live AI Model Release Tracker using Node.js, Express, SQLite, and Chart.js.</w:t>
+      </w:r>
+    </w:p>
+    <w:p>
+      <w:pPr>
+        <w:pStyle w:val="NormalWeb"/>
+        <w:numPr>
+          <w:ilvl w:val="0"/>
+          <w:numId w:val="8"/>
+        </w:numPr>
+        <w:jc w:val="both"/>
+        <w:rPr>
+          <w:sz w:val="20"/>
+          <w:szCs w:val="20"/>
+        </w:rPr>
+      </w:pPr>
+      <w:r>
+        <w:rPr>
+          <w:sz w:val="20"/>
+          <w:szCs w:val="20"/>
+        </w:rPr>
+        <w:t>Scraped Hacker News and Reddit to identify emerging AI model releases.</w:t>
+      </w:r>
+    </w:p>
+    <w:p>
+      <w:pPr>
+        <w:pStyle w:val="NormalWeb"/>
+        <w:numPr>
+          <w:ilvl w:val="0"/>
+          <w:numId w:val="8"/>
+        </w:numPr>
+        <w:spacing w:before="0" w:beforeAutospacing="0" w:after="0" w:afterAutospacing="0"/>
+        <w:jc w:val="both"/>
+        <w:rPr>
+          <w:sz w:val="20"/>
+          <w:szCs w:val="20"/>
+        </w:rPr>
+      </w:pPr>
+      <w:r>
+        <w:rPr>
+          <w:sz w:val="20"/>
+          <w:szCs w:val="20"/>
+        </w:rPr>
+        <w:t>Used Anthropic Claude for classification and ranked releases by discussion velocity with automated refresh workflows.</w:t>
+      </w:r>
+    </w:p>
+    <w:p>
+      <w:pPr>
+        <w:pStyle w:val="NormalWeb"/>
+        <w:spacing w:before="0" w:beforeAutospacing="0" w:after="0" w:afterAutospacing="0"/>
+        <w:jc w:val="both"/>
+        <w:rPr>
+          <w:i/>
+          <w:iCs/>
+          <w:sz w:val="20"/>
+          <w:szCs w:val="20"/>
+        </w:rPr>
+      </w:pPr>
+      <w:r>
+        <w:rPr>
+          <w:b/>
+          <w:bCs/>
+          <w:sz w:val="20"/>
+          <w:szCs w:val="20"/>
+        </w:rPr>
+        <w:t>Student Support &amp; Ticket Management</w:t>
+      </w:r>
+      <w:r>
+        <w:rPr>
+          <w:b/>
+          <w:bCs/>
+          <w:sz w:val="20"/>
+          <w:szCs w:val="20"/>
+        </w:rPr>
+        <w:t xml:space="preserve"> | </w:t>
+      </w:r>
+      <w:hyperlink r:id="rId7" w:history="1">
         <w:r>
           <w:rPr>
             <w:rStyle w:val="Hyperlink"/>
             <w:b/>
             <w:bCs/>
+            <w:sz w:val="20"/>
+            <w:szCs w:val="20"/>
           </w:rPr>
-          <w:t>Live Demo</w:t>
+          <w:t>GitHub</w:t>
         </w:r>
       </w:hyperlink>
       <w:r>
         <w:rPr>
-          <w:rFonts w:eastAsia="Arial"/>
-          <w:i/>
-          <w:iCs/>
-        </w:rPr>
-        <w:t xml:space="preserve">    </w:t>
-      </w:r>
-      <w:r>
-        <w:rPr>
-          <w:rFonts w:eastAsia="Arial"/>
-          <w:i/>
-          <w:iCs/>
+          <w:b/>
+          <w:bCs/>
+          <w:sz w:val="20"/>
+          <w:szCs w:val="20"/>
+        </w:rPr>
+        <w:t xml:space="preserve"> | </w:t>
+      </w:r>
+      <w:hyperlink r:id="rId8" w:history="1">
+        <w:r>
+          <w:rPr>
+            <w:rStyle w:val="Hyperlink"/>
+            <w:b/>
+            <w:bCs/>
+            <w:sz w:val="20"/>
+            <w:szCs w:val="20"/>
+          </w:rPr>
+          <w:t>Live D</w:t>
+        </w:r>
+        <w:r>
+          <w:rPr>
+            <w:rStyle w:val="Hyperlink"/>
+            <w:b/>
+            <w:bCs/>
+            <w:sz w:val="20"/>
+            <w:szCs w:val="20"/>
+          </w:rPr>
+          <w:t>e</w:t>
+        </w:r>
+        <w:r>
+          <w:rPr>
+            <w:rStyle w:val="Hyperlink"/>
+            <w:b/>
+            <w:bCs/>
+            <w:sz w:val="20"/>
+            <w:szCs w:val="20"/>
+          </w:rPr>
+          <w:t>mo</w:t>
+        </w:r>
+      </w:hyperlink>
+      <w:r>
+        <w:rPr>
+          <w:b/>
+          <w:bCs/>
+          <w:sz w:val="20"/>
+          <w:szCs w:val="20"/>
         </w:rPr>
         <w:tab/>
       </w:r>
       <w:r>
         <w:rPr>
-          <w:rFonts w:eastAsia="Arial"/>
-          <w:i/>
-          <w:iCs/>
+          <w:b/>
+          <w:bCs/>
+          <w:sz w:val="20"/>
+          <w:szCs w:val="20"/>
+        </w:rPr>
+        <w:tab/>
+      </w:r>
+      <w:r>
+        <w:rPr>
+          <w:b/>
+          <w:bCs/>
+          <w:sz w:val="20"/>
+          <w:szCs w:val="20"/>
+        </w:rPr>
+        <w:tab/>
+      </w:r>
+      <w:r>
+        <w:rPr>
+          <w:b/>
+          <w:bCs/>
+          <w:sz w:val="20"/>
+          <w:szCs w:val="20"/>
+        </w:rPr>
+        <w:tab/>
+      </w:r>
+      <w:r>
+        <w:rPr>
+          <w:b/>
+          <w:bCs/>
+          <w:sz w:val="20"/>
+          <w:szCs w:val="20"/>
+        </w:rPr>
+        <w:tab/>
+        <w:t xml:space="preserve">      </w:t>
+      </w:r>
+      <w:r>
+        <w:rPr>
+          <w:i/>
+          <w:iCs/>
+          <w:sz w:val="20"/>
+          <w:szCs w:val="20"/>
         </w:rPr>
         <w:t>2026</w:t>
       </w:r>
     </w:p>
     <w:p>
       <w:pPr>
-        <w:spacing w:after="30"/>
-      </w:pPr>
-      <w:r>
-        <w:rPr>
-          <w:rFonts w:eastAsia="Arial"/>
-          <w:i/>
-          <w:iCs/>
-        </w:rPr>
-        <w:t>Tech Stack: MongoDB, Express.js, React.js, Node.js (MERN), Razorpay</w:t>
-      </w:r>
-    </w:p>
-    <w:p>
-      <w:pPr>
-        <w:pStyle w:val="ListParagraph"/>
+        <w:pStyle w:val="NormalWeb"/>
+        <w:spacing w:before="0" w:beforeAutospacing="0" w:after="0" w:afterAutospacing="0"/>
+        <w:jc w:val="both"/>
+        <w:rPr>
+          <w:i/>
+          <w:iCs/>
+          <w:sz w:val="20"/>
+          <w:szCs w:val="20"/>
+        </w:rPr>
+      </w:pPr>
+      <w:r>
+        <w:rPr>
+          <w:i/>
+          <w:iCs/>
+          <w:sz w:val="20"/>
+          <w:szCs w:val="20"/>
+        </w:rPr>
+        <w:t xml:space="preserve">Tesh Stack: </w:t>
+      </w:r>
+      <w:r>
+        <w:rPr>
+          <w:i/>
+          <w:iCs/>
+          <w:sz w:val="20"/>
+          <w:szCs w:val="20"/>
+        </w:rPr>
+        <w:t>SQLite, Prisma, React.js, Node.js, Docker</w:t>
+      </w:r>
+    </w:p>
+    <w:p>
+      <w:pPr>
         <w:numPr>
           <w:ilvl w:val="0"/>
-          <w:numId w:val="2"/>
+          <w:numId w:val="10"/>
         </w:numPr>
-        <w:spacing w:before="20" w:after="20"/>
         <w:jc w:val="both"/>
       </w:pPr>
       <w:r>
-        <w:t>Customers need a convenient platform to browse groceries, manage carts, make secure payments, and track their orders online.</w:t>
-      </w:r>
-    </w:p>
-    <w:p>
-      <w:pPr>
-        <w:pStyle w:val="ListParagraph"/>
+        <w:t>Built EduMerge, a full-stack campus support portal enabling students to submit, track, and resolve support tickets, with role-based dashboards for students, staff, and admins</w:t>
+      </w:r>
+    </w:p>
+    <w:p>
+      <w:pPr>
         <w:numPr>
           <w:ilvl w:val="0"/>
-          <w:numId w:val="2"/>
+          <w:numId w:val="10"/>
         </w:numPr>
-        <w:spacing w:before="20" w:after="20"/>
         <w:jc w:val="both"/>
       </w:pPr>
       <w:r>
-        <w:t>Built a MERN-based e-commerce platform with product management, subscriptions, cart and order operations, Razorpay for payments, and JWT-based authentication with role-based access.</w:t>
-      </w:r>
-    </w:p>
-    <w:p>
-      <w:pPr>
-        <w:pStyle w:val="ListParagraph"/>
+        <w:t>Implemented JWT authentication, SLA monitoring, duplicate-ticket detection, and ticket activity history/audit logging</w:t>
+      </w:r>
+    </w:p>
+    <w:p>
+      <w:pPr>
         <w:numPr>
           <w:ilvl w:val="0"/>
-          <w:numId w:val="2"/>
+          <w:numId w:val="10"/>
         </w:numPr>
-        <w:spacing w:before="20" w:after="20"/>
         <w:jc w:val="both"/>
       </w:pPr>
       <w:r>
-        <w:t>MERN provides a scalable full-stack architecture, Razorpay enables secure online payments, and JWT + role-based authorization protects user data and application resources.</w:t>
+        <w:t>Designed the backend using Node.js and Prisma ORM with SQLite for persistence, and containerized the application with Docker</w:t>
+      </w:r>
+      <w:r>
+        <w:t>.</w:t>
       </w:r>
     </w:p>
     <w:p>
@@ -856,32 +1132,20 @@
           <w:tab w:val="right" w:pos="9360"/>
         </w:tabs>
         <w:spacing w:before="80"/>
-      </w:pPr>
-      <w:r>
-        <w:rPr>
-          <w:rFonts w:eastAsia="Arial"/>
-          <w:b/>
-          <w:bCs/>
-        </w:rPr>
-        <w:t>AI-Driven Bone Cancer Detection System</w:t>
-      </w:r>
-      <w:r>
-        <w:rPr>
-          <w:rFonts w:eastAsia="Arial"/>
-          <w:b/>
-          <w:bCs/>
-        </w:rPr>
-        <w:t xml:space="preserve"> |</w:t>
-      </w:r>
-      <w:r>
-        <w:rPr>
-          <w:rFonts w:eastAsia="Arial"/>
-          <w:b/>
-          <w:bCs/>
-        </w:rPr>
-        <w:t xml:space="preserve"> </w:t>
-      </w:r>
-      <w:hyperlink r:id="rId7" w:history="1">
+        <w:rPr>
+          <w:b/>
+          <w:bCs/>
+        </w:rPr>
+      </w:pPr>
+      <w:r>
+        <w:rPr>
+          <w:rFonts w:eastAsia="Arial"/>
+          <w:b/>
+          <w:bCs/>
+        </w:rPr>
+        <w:t xml:space="preserve">Full Stack E-Commerce Platform (FreshCart) | </w:t>
+      </w:r>
+      <w:hyperlink r:id="rId9" w:history="1">
         <w:r>
           <w:rPr>
             <w:rStyle w:val="Hyperlink"/>
@@ -895,19 +1159,51 @@
       <w:r>
         <w:rPr>
           <w:rFonts w:eastAsia="Arial"/>
+          <w:b/>
+          <w:bCs/>
+        </w:rPr>
+        <w:t xml:space="preserve"> </w:t>
+      </w:r>
+      <w:r>
+        <w:rPr>
+          <w:b/>
+          <w:bCs/>
+        </w:rPr>
+        <w:t xml:space="preserve">| </w:t>
+      </w:r>
+      <w:hyperlink r:id="rId10" w:history="1">
+        <w:r>
+          <w:rPr>
+            <w:rStyle w:val="Hyperlink"/>
+            <w:b/>
+            <w:bCs/>
+          </w:rPr>
+          <w:t>Live Demo</w:t>
+        </w:r>
+      </w:hyperlink>
+      <w:r>
+        <w:rPr>
+          <w:rFonts w:eastAsia="Arial"/>
+          <w:i/>
+          <w:iCs/>
+        </w:rPr>
+        <w:t xml:space="preserve">    </w:t>
+      </w:r>
+      <w:r>
+        <w:rPr>
+          <w:rFonts w:eastAsia="Arial"/>
           <w:i/>
           <w:iCs/>
         </w:rPr>
         <w:tab/>
-        <w:t>202</w:t>
-      </w:r>
-      <w:r>
-        <w:rPr>
-          <w:rFonts w:eastAsia="Arial"/>
-          <w:i/>
-          <w:iCs/>
-        </w:rPr>
-        <w:t>5</w:t>
+      </w:r>
+      <w:r>
+        <w:rPr>
+          <w:rFonts w:eastAsia="Arial"/>
+          <w:i/>
+          <w:iCs/>
+        </w:rPr>
+        <w:t>2026</w:t>
       </w:r>
     </w:p>
     <w:p>
@@ -920,7 +1216,7 @@
           <w:i/>
           <w:iCs/>
         </w:rPr>
-        <w:t>Tech Stack: Python, TensorFlow, Flask, React.js, Docker, AI/ML</w:t>
+        <w:t>Tech Stack: MongoDB, Express.js, React.js, Node.js (MERN), Razorpay</w:t>
       </w:r>
     </w:p>
     <w:p>
@@ -934,7 +1230,7 @@
         <w:jc w:val="both"/>
       </w:pPr>
       <w:r>
-        <w:t>Detecting and classifying bone cancer from X-ray images manually can be difficult and time-consuming.</w:t>
+        <w:t>Customers need a convenient platform to browse groceries, manage carts, make secure payments, and track their orders online.</w:t>
       </w:r>
     </w:p>
     <w:p>
@@ -948,7 +1244,7 @@
         <w:jc w:val="both"/>
       </w:pPr>
       <w:r>
-        <w:t>Used U-Net for segmenting affected regions and CNN for feature extraction and cancer classification, with Flask + React.js for the web application.</w:t>
+        <w:t>Built a MERN-based e-commerce platform with product management, subscriptions, cart and order operations, Razorpay for payments, and JWT-based authentication with role-based access.</w:t>
       </w:r>
     </w:p>
     <w:p>
@@ -962,6 +1258,122 @@
         <w:jc w:val="both"/>
       </w:pPr>
       <w:r>
+        <w:t>MERN provides a scalable full-stack architecture, Razorpay enables secure online payments, and JWT + role-based authorization protects user data and application resources.</w:t>
+      </w:r>
+    </w:p>
+    <w:p>
+      <w:pPr>
+        <w:tabs>
+          <w:tab w:val="right" w:pos="9360"/>
+        </w:tabs>
+        <w:spacing w:before="80"/>
+      </w:pPr>
+      <w:r>
+        <w:rPr>
+          <w:rFonts w:eastAsia="Arial"/>
+          <w:b/>
+          <w:bCs/>
+        </w:rPr>
+        <w:t>AI-Driven Bone Cancer Detection System</w:t>
+      </w:r>
+      <w:r>
+        <w:rPr>
+          <w:rFonts w:eastAsia="Arial"/>
+          <w:b/>
+          <w:bCs/>
+        </w:rPr>
+        <w:t xml:space="preserve"> |</w:t>
+      </w:r>
+      <w:r>
+        <w:rPr>
+          <w:rFonts w:eastAsia="Arial"/>
+          <w:b/>
+          <w:bCs/>
+        </w:rPr>
+        <w:t xml:space="preserve"> </w:t>
+      </w:r>
+      <w:hyperlink r:id="rId11" w:history="1">
+        <w:r>
+          <w:rPr>
+            <w:rStyle w:val="Hyperlink"/>
+            <w:rFonts w:eastAsia="Arial"/>
+            <w:b/>
+            <w:bCs/>
+          </w:rPr>
+          <w:t>GitHub</w:t>
+        </w:r>
+      </w:hyperlink>
+      <w:r>
+        <w:rPr>
+          <w:rFonts w:eastAsia="Arial"/>
+          <w:i/>
+          <w:iCs/>
+        </w:rPr>
+        <w:tab/>
+        <w:t>202</w:t>
+      </w:r>
+      <w:r>
+        <w:rPr>
+          <w:rFonts w:eastAsia="Arial"/>
+          <w:i/>
+          <w:iCs/>
+        </w:rPr>
+        <w:t>5</w:t>
+      </w:r>
+    </w:p>
+    <w:p>
+      <w:pPr>
+        <w:spacing w:after="30"/>
+      </w:pPr>
+      <w:r>
+        <w:rPr>
+          <w:rFonts w:eastAsia="Arial"/>
+          <w:i/>
+          <w:iCs/>
+        </w:rPr>
+        <w:t>Tech Stack: Python, TensorFlow, Flask, React.js, Docker, AI/ML</w:t>
+      </w:r>
+    </w:p>
+    <w:p>
+      <w:pPr>
+        <w:pStyle w:val="ListParagraph"/>
+        <w:numPr>
+          <w:ilvl w:val="0"/>
+          <w:numId w:val="2"/>
+        </w:numPr>
+        <w:spacing w:before="20" w:after="20"/>
+        <w:jc w:val="both"/>
+      </w:pPr>
+      <w:r>
+        <w:t>Detecting and classifying bone cancer from X-ray images manually can be difficult and time-consuming.</w:t>
+      </w:r>
+    </w:p>
+    <w:p>
+      <w:pPr>
+        <w:pStyle w:val="ListParagraph"/>
+        <w:numPr>
+          <w:ilvl w:val="0"/>
+          <w:numId w:val="2"/>
+        </w:numPr>
+        <w:spacing w:before="20" w:after="20"/>
+        <w:jc w:val="both"/>
+      </w:pPr>
+      <w:r>
+        <w:lastRenderedPageBreak/>
+        <w:t>Used U-Net for segmenting affected regions and CNN for feature extraction and cancer classification, with Flask + React.js for the web application.</w:t>
+      </w:r>
+    </w:p>
+    <w:p>
+      <w:pPr>
+        <w:pStyle w:val="ListParagraph"/>
+        <w:numPr>
+          <w:ilvl w:val="0"/>
+          <w:numId w:val="2"/>
+        </w:numPr>
+        <w:spacing w:before="20" w:after="20"/>
+        <w:jc w:val="both"/>
+      </w:pPr>
+      <w:r>
         <w:t>CNN is effective for medical image classification, U-Net is suitable for precise image segmentation, and Docker ensures consistent deployment.</w:t>
       </w:r>
     </w:p>
@@ -1113,72 +1525,13 @@
     </w:p>
     <w:p>
       <w:pPr>
-        <w:pBdr>
-          <w:bottom w:val="single" w:sz="8" w:space="2" w:color="1B3A6B"/>
-        </w:pBdr>
-        <w:spacing w:before="160" w:after="60"/>
-        <w:rPr>
-          <w:rFonts w:eastAsia="Arial"/>
-          <w:b/>
-          <w:bCs/>
-        </w:rPr>
-      </w:pPr>
-      <w:r>
-        <w:rPr>
-          <w:rFonts w:eastAsia="Arial"/>
-          <w:b/>
-          <w:bCs/>
-        </w:rPr>
-        <w:t>KEY ACHIEVEMENTS</w:t>
-      </w:r>
-    </w:p>
-    <w:p>
-      <w:pPr>
         <w:pStyle w:val="ListParagraph"/>
-        <w:numPr>
-          <w:ilvl w:val="0"/>
-          <w:numId w:val="5"/>
-        </w:numPr>
         <w:tabs>
           <w:tab w:val="left" w:pos="1068"/>
         </w:tabs>
+        <w:ind w:left="360"/>
         <w:jc w:val="both"/>
       </w:pPr>
-      <w:r>
-        <w:t xml:space="preserve">Built an AI-powered Bone Cancer Detection System achieving 90%+ prediction accuracy on medical imaging datasets. </w:t>
-      </w:r>
-    </w:p>
-    <w:p>
-      <w:pPr>
-        <w:pStyle w:val="ListParagraph"/>
-        <w:numPr>
-          <w:ilvl w:val="0"/>
-          <w:numId w:val="5"/>
-        </w:numPr>
-        <w:tabs>
-          <w:tab w:val="left" w:pos="1068"/>
-        </w:tabs>
-        <w:jc w:val="both"/>
-      </w:pPr>
-      <w:r>
-        <w:t xml:space="preserve">Developed 10+ production features during Full Stack internship using React.js, Node.js, and MongoDB. </w:t>
-      </w:r>
-    </w:p>
-    <w:p>
-      <w:pPr>
-        <w:pStyle w:val="ListParagraph"/>
-        <w:numPr>
-          <w:ilvl w:val="0"/>
-          <w:numId w:val="5"/>
-        </w:numPr>
-        <w:tabs>
-          <w:tab w:val="left" w:pos="1068"/>
-        </w:tabs>
-        <w:jc w:val="both"/>
-      </w:pPr>
-      <w:r>
-        <w:t>Earned AWS Cloud Practitioner Essentials Certification.</w:t>
-      </w:r>
     </w:p>
     <w:sectPr>
       <w:pgSz w:w="12240" w:h="15840"/>
@@ -1193,6 +1546,116 @@
 <file path=word/numbering.xml><?xml version="1.0" encoding="utf-8"?>
 <w:numbering xmlns:wpc="http://schemas.microsoft.com/office/word/2010/wordprocessingCanvas" xmlns:cx="http://schemas.microsoft.com/office/drawing/2014/chartex" xmlns:cx1="http://schemas.microsoft.com/office/drawing/2015/9/8/chartex" xmlns:cx2="http://schemas.microsoft.com/office/drawing/2015/10/21/chartex" xmlns:cx3="http://schemas.microsoft.com/office/drawing/2016/5/9/chartex" xmlns:cx4="http://schemas.microsoft.com/office/drawing/2016/5/10/chartex" xmlns:cx5="http://schemas.microsoft.com/office/drawing/2016/5/11/chartex" xmlns:cx6="http://schemas.microsoft.com/office/drawing/2016/5/12/chartex" xmlns:cx7="http://schemas.microsoft.com/office/drawing/2016/5/13/chartex" xmlns:cx8="http://schemas.microsoft.com/office/drawing/2016/5/14/chartex" xmlns:mc="http://schemas.openxmlformats.org/markup-compatibility/2006" xmlns:aink="http://schemas.microsoft.com/office/drawing/2016/ink" xmlns:am3d="http://schemas.microsoft.com/office/drawing/2017/model3d" xmlns:o="urn:schemas-microsoft-com:office:office" xmlns:oel="http://schemas.microsoft.com/office/2019/extlst" xmlns:r="http://schemas.openxmlformats.org/officeDocument/2006/relationships" xmlns:m="http://schemas.openxmlformats.org/officeDocument/2006/math" xmlns:v="urn:schemas-microsoft-com:vml" xmlns:wp14="http://schemas.microsoft.com/office/word/2010/wordprocessingDrawing" xmlns:wp="http://schemas.openxmlformats.org/drawingml/2006/wordprocessingDrawing" xmlns:w10="urn:schemas-microsoft-com:office:word" xmlns:w="http://schemas.openxmlformats.org/wordprocessingml/2006/main" xmlns:w14="http://schemas.microsoft.com/office/word/2010/wordml" xmlns:w15="http://schemas.microsoft.com/office/word/2012/wordml" xmlns:w16cex="http://schemas.microsoft.com/office/word/2018/wordml/cex" xmlns:w16cid="http://schemas.microsoft.com/office/word/2016/wordml/cid" xmlns:w16="http://schemas.microsoft.com/office/word/2018/wordml" xmlns:w16du="http://schemas.microsoft.com/office/word/2023/wordml/word16du" xmlns:w16sdtdh="http://schemas.microsoft.com/office/word/2020/wordml/sdtdatahash" xmlns:w16sdtfl="http://schemas.microsoft.com/office/word/2024/wordml/sdtformatlock" xmlns:w16se="http://schemas.microsoft.com/office/word/2015/wordml/symex" xmlns:wpg="http://schemas.microsoft.com/office/word/2010/wordprocessingGroup" xmlns:wpi="http://schemas.microsoft.com/office/word/2010/wordprocessingInk" xmlns:wne="http://schemas.microsoft.com/office/word/2006/wordml" xmlns:wps="http://schemas.microsoft.com/office/word/2010/wordprocessingShape" mc:Ignorable="w14 w15 w16se w16cid w16 w16cex w16sdtdh w16sdtfl w16du wp14">
   <w:abstractNum w:abstractNumId="0" w15:restartNumberingAfterBreak="0">
+    <w:nsid w:val="108574EC"/>
+    <w:multiLevelType w:val="hybridMultilevel"/>
+    <w:tmpl w:val="AA4A7ADC"/>
+    <w:lvl w:ilvl="0" w:tplc="FAE6F0A2">
+      <w:start w:val="1"/>
+      <w:numFmt w:val="bullet"/>
+      <w:lvlText w:val="•"/>
+      <w:lvlJc w:val="left"/>
+      <w:pPr>
+        <w:ind w:left="720" w:hanging="360"/>
+      </w:pPr>
+    </w:lvl>
+    <w:lvl w:ilvl="1" w:tplc="40090003" w:tentative="1">
+      <w:start w:val="1"/>
+      <w:numFmt w:val="bullet"/>
+      <w:lvlText w:val="o"/>
+      <w:lvlJc w:val="left"/>
+      <w:pPr>
+        <w:ind w:left="1440" w:hanging="360"/>
+      </w:pPr>
+      <w:rPr>
+        <w:rFonts w:ascii="Courier New" w:hAnsi="Courier New" w:cs="Courier New" w:hint="default"/>
+      </w:rPr>
+    </w:lvl>
+    <w:lvl w:ilvl="2" w:tplc="40090005" w:tentative="1">
+      <w:start w:val="1"/>
+      <w:numFmt w:val="bullet"/>
+      <w:lvlText w:val=""/>
+      <w:lvlJc w:val="left"/>
+      <w:pPr>
+        <w:ind w:left="2160" w:hanging="360"/>
+      </w:pPr>
+      <w:rPr>
+        <w:rFonts w:ascii="Wingdings" w:hAnsi="Wingdings" w:hint="default"/>
+      </w:rPr>
+    </w:lvl>
+    <w:lvl w:ilvl="3" w:tplc="40090001" w:tentative="1">
+      <w:start w:val="1"/>
+      <w:numFmt w:val="bullet"/>
+      <w:lvlText w:val=""/>
+      <w:lvlJc w:val="left"/>
+      <w:pPr>
+        <w:ind w:left="2880" w:hanging="360"/>
+      </w:pPr>
+      <w:rPr>
+        <w:rFonts w:ascii="Symbol" w:hAnsi="Symbol" w:hint="default"/>
+      </w:rPr>
+    </w:lvl>
+    <w:lvl w:ilvl="4" w:tplc="40090003" w:tentative="1">
+      <w:start w:val="1"/>
+      <w:numFmt w:val="bullet"/>
+      <w:lvlText w:val="o"/>
+      <w:lvlJc w:val="left"/>
+      <w:pPr>
+        <w:ind w:left="3600" w:hanging="360"/>
+      </w:pPr>
+      <w:rPr>
+        <w:rFonts w:ascii="Courier New" w:hAnsi="Courier New" w:cs="Courier New" w:hint="default"/>
+      </w:rPr>
+    </w:lvl>
+    <w:lvl w:ilvl="5" w:tplc="40090005" w:tentative="1">
+      <w:start w:val="1"/>
+      <w:numFmt w:val="bullet"/>
+      <w:lvlText w:val=""/>
+      <w:lvlJc w:val="left"/>
+      <w:pPr>
+        <w:ind w:left="4320" w:hanging="360"/>
+      </w:pPr>
+      <w:rPr>
+        <w:rFonts w:ascii="Wingdings" w:hAnsi="Wingdings" w:hint="default"/>
+      </w:rPr>
+    </w:lvl>
+    <w:lvl w:ilvl="6" w:tplc="40090001" w:tentative="1">
+      <w:start w:val="1"/>
+      <w:numFmt w:val="bullet"/>
+      <w:lvlText w:val=""/>
+      <w:lvlJc w:val="left"/>
+      <w:pPr>
+        <w:ind w:left="5040" w:hanging="360"/>
+      </w:pPr>
+      <w:rPr>
+        <w:rFonts w:ascii="Symbol" w:hAnsi="Symbol" w:hint="default"/>
+      </w:rPr>
+    </w:lvl>
+    <w:lvl w:ilvl="7" w:tplc="40090003" w:tentative="1">
+      <w:start w:val="1"/>
+      <w:numFmt w:val="bullet"/>
+      <w:lvlText w:val="o"/>
+      <w:lvlJc w:val="left"/>
+      <w:pPr>
+        <w:ind w:left="5760" w:hanging="360"/>
+      </w:pPr>
+      <w:rPr>
+        <w:rFonts w:ascii="Courier New" w:hAnsi="Courier New" w:cs="Courier New" w:hint="default"/>
+      </w:rPr>
+    </w:lvl>
+    <w:lvl w:ilvl="8" w:tplc="40090005" w:tentative="1">
+      <w:start w:val="1"/>
+      <w:numFmt w:val="bullet"/>
+      <w:lvlText w:val=""/>
+      <w:lvlJc w:val="left"/>
+      <w:pPr>
+        <w:ind w:left="6480" w:hanging="360"/>
+      </w:pPr>
+      <w:rPr>
+        <w:rFonts w:ascii="Wingdings" w:hAnsi="Wingdings" w:hint="default"/>
+      </w:rPr>
+    </w:lvl>
+  </w:abstractNum>
+  <w:abstractNum w:abstractNumId="1" w15:restartNumberingAfterBreak="0">
     <w:nsid w:val="1DD80D22"/>
     <w:multiLevelType w:val="hybridMultilevel"/>
     <w:tmpl w:val="EC0873B8"/>
@@ -1305,7 +1768,525 @@
       </w:rPr>
     </w:lvl>
   </w:abstractNum>
-  <w:abstractNum w:abstractNumId="1" w15:restartNumberingAfterBreak="0">
+  <w:abstractNum w:abstractNumId="2" w15:restartNumberingAfterBreak="0">
+    <w:nsid w:val="26960DCA"/>
+    <w:multiLevelType w:val="hybridMultilevel"/>
+    <w:tmpl w:val="65D05BBA"/>
+    <w:lvl w:ilvl="0" w:tplc="FAE6F0A2">
+      <w:start w:val="1"/>
+      <w:numFmt w:val="bullet"/>
+      <w:lvlText w:val="•"/>
+      <w:lvlJc w:val="left"/>
+      <w:pPr>
+        <w:ind w:left="360" w:hanging="360"/>
+      </w:pPr>
+    </w:lvl>
+    <w:lvl w:ilvl="1" w:tplc="40090003" w:tentative="1">
+      <w:start w:val="1"/>
+      <w:numFmt w:val="bullet"/>
+      <w:lvlText w:val="o"/>
+      <w:lvlJc w:val="left"/>
+      <w:pPr>
+        <w:ind w:left="1080" w:hanging="360"/>
+      </w:pPr>
+      <w:rPr>
+        <w:rFonts w:ascii="Courier New" w:hAnsi="Courier New" w:cs="Courier New" w:hint="default"/>
+      </w:rPr>
+    </w:lvl>
+    <w:lvl w:ilvl="2" w:tplc="40090005" w:tentative="1">
+      <w:start w:val="1"/>
+      <w:numFmt w:val="bullet"/>
+      <w:lvlText w:val=""/>
+      <w:lvlJc w:val="left"/>
+      <w:pPr>
+        <w:ind w:left="1800" w:hanging="360"/>
+      </w:pPr>
+      <w:rPr>
+        <w:rFonts w:ascii="Wingdings" w:hAnsi="Wingdings" w:hint="default"/>
+      </w:rPr>
+    </w:lvl>
+    <w:lvl w:ilvl="3" w:tplc="40090001" w:tentative="1">
+      <w:start w:val="1"/>
+      <w:numFmt w:val="bullet"/>
+      <w:lvlText w:val=""/>
+      <w:lvlJc w:val="left"/>
+      <w:pPr>
+        <w:ind w:left="2520" w:hanging="360"/>
+      </w:pPr>
+      <w:rPr>
+        <w:rFonts w:ascii="Symbol" w:hAnsi="Symbol" w:hint="default"/>
+      </w:rPr>
+    </w:lvl>
+    <w:lvl w:ilvl="4" w:tplc="40090003" w:tentative="1">
+      <w:start w:val="1"/>
+      <w:numFmt w:val="bullet"/>
+      <w:lvlText w:val="o"/>
+      <w:lvlJc w:val="left"/>
+      <w:pPr>
+        <w:ind w:left="3240" w:hanging="360"/>
+      </w:pPr>
+      <w:rPr>
+        <w:rFonts w:ascii="Courier New" w:hAnsi="Courier New" w:cs="Courier New" w:hint="default"/>
+      </w:rPr>
+    </w:lvl>
+    <w:lvl w:ilvl="5" w:tplc="40090005" w:tentative="1">
+      <w:start w:val="1"/>
+      <w:numFmt w:val="bullet"/>
+      <w:lvlText w:val=""/>
+      <w:lvlJc w:val="left"/>
+      <w:pPr>
+        <w:ind w:left="3960" w:hanging="360"/>
+      </w:pPr>
+      <w:rPr>
+        <w:rFonts w:ascii="Wingdings" w:hAnsi="Wingdings" w:hint="default"/>
+      </w:rPr>
+    </w:lvl>
+    <w:lvl w:ilvl="6" w:tplc="40090001" w:tentative="1">
+      <w:start w:val="1"/>
+      <w:numFmt w:val="bullet"/>
+      <w:lvlText w:val=""/>
+      <w:lvlJc w:val="left"/>
+      <w:pPr>
+        <w:ind w:left="4680" w:hanging="360"/>
+      </w:pPr>
+      <w:rPr>
+        <w:rFonts w:ascii="Symbol" w:hAnsi="Symbol" w:hint="default"/>
+      </w:rPr>
+    </w:lvl>
+    <w:lvl w:ilvl="7" w:tplc="40090003" w:tentative="1">
+      <w:start w:val="1"/>
+      <w:numFmt w:val="bullet"/>
+      <w:lvlText w:val="o"/>
+      <w:lvlJc w:val="left"/>
+      <w:pPr>
+        <w:ind w:left="5400" w:hanging="360"/>
+      </w:pPr>
+      <w:rPr>
+        <w:rFonts w:ascii="Courier New" w:hAnsi="Courier New" w:cs="Courier New" w:hint="default"/>
+      </w:rPr>
+    </w:lvl>
+    <w:lvl w:ilvl="8" w:tplc="40090005" w:tentative="1">
+      <w:start w:val="1"/>
+      <w:numFmt w:val="bullet"/>
+      <w:lvlText w:val=""/>
+      <w:lvlJc w:val="left"/>
+      <w:pPr>
+        <w:ind w:left="6120" w:hanging="360"/>
+      </w:pPr>
+      <w:rPr>
+        <w:rFonts w:ascii="Wingdings" w:hAnsi="Wingdings" w:hint="default"/>
+      </w:rPr>
+    </w:lvl>
+  </w:abstractNum>
+  <w:abstractNum w:abstractNumId="3" w15:restartNumberingAfterBreak="0">
+    <w:nsid w:val="368249A7"/>
+    <w:multiLevelType w:val="hybridMultilevel"/>
+    <w:tmpl w:val="B144EB18"/>
+    <w:lvl w:ilvl="0" w:tplc="FAE6F0A2">
+      <w:start w:val="1"/>
+      <w:numFmt w:val="bullet"/>
+      <w:lvlText w:val="•"/>
+      <w:lvlJc w:val="left"/>
+      <w:pPr>
+        <w:ind w:left="720" w:hanging="360"/>
+      </w:pPr>
+    </w:lvl>
+    <w:lvl w:ilvl="1" w:tplc="40090003" w:tentative="1">
+      <w:start w:val="1"/>
+      <w:numFmt w:val="bullet"/>
+      <w:lvlText w:val="o"/>
+      <w:lvlJc w:val="left"/>
+      <w:pPr>
+        <w:ind w:left="1440" w:hanging="360"/>
+      </w:pPr>
+      <w:rPr>
+        <w:rFonts w:ascii="Courier New" w:hAnsi="Courier New" w:cs="Courier New" w:hint="default"/>
+      </w:rPr>
+    </w:lvl>
+    <w:lvl w:ilvl="2" w:tplc="40090005" w:tentative="1">
+      <w:start w:val="1"/>
+      <w:numFmt w:val="bullet"/>
+      <w:lvlText w:val=""/>
+      <w:lvlJc w:val="left"/>
+      <w:pPr>
+        <w:ind w:left="2160" w:hanging="360"/>
+      </w:pPr>
+      <w:rPr>
+        <w:rFonts w:ascii="Wingdings" w:hAnsi="Wingdings" w:hint="default"/>
+      </w:rPr>
+    </w:lvl>
+    <w:lvl w:ilvl="3" w:tplc="40090001" w:tentative="1">
+      <w:start w:val="1"/>
+      <w:numFmt w:val="bullet"/>
+      <w:lvlText w:val=""/>
+      <w:lvlJc w:val="left"/>
+      <w:pPr>
+        <w:ind w:left="2880" w:hanging="360"/>
+      </w:pPr>
+      <w:rPr>
+        <w:rFonts w:ascii="Symbol" w:hAnsi="Symbol" w:hint="default"/>
+      </w:rPr>
+    </w:lvl>
+    <w:lvl w:ilvl="4" w:tplc="40090003" w:tentative="1">
+      <w:start w:val="1"/>
+      <w:numFmt w:val="bullet"/>
+      <w:lvlText w:val="o"/>
+      <w:lvlJc w:val="left"/>
+      <w:pPr>
+        <w:ind w:left="3600" w:hanging="360"/>
+      </w:pPr>
+      <w:rPr>
+        <w:rFonts w:ascii="Courier New" w:hAnsi="Courier New" w:cs="Courier New" w:hint="default"/>
+      </w:rPr>
+    </w:lvl>
+    <w:lvl w:ilvl="5" w:tplc="40090005" w:tentative="1">
+      <w:start w:val="1"/>
+      <w:numFmt w:val="bullet"/>
+      <w:lvlText w:val=""/>
+      <w:lvlJc w:val="left"/>
+      <w:pPr>
+        <w:ind w:left="4320" w:hanging="360"/>
+      </w:pPr>
+      <w:rPr>
+        <w:rFonts w:ascii="Wingdings" w:hAnsi="Wingdings" w:hint="default"/>
+      </w:rPr>
+    </w:lvl>
+    <w:lvl w:ilvl="6" w:tplc="40090001" w:tentative="1">
+      <w:start w:val="1"/>
+      <w:numFmt w:val="bullet"/>
+      <w:lvlText w:val=""/>
+      <w:lvlJc w:val="left"/>
+      <w:pPr>
+        <w:ind w:left="5040" w:hanging="360"/>
+      </w:pPr>
+      <w:rPr>
+        <w:rFonts w:ascii="Symbol" w:hAnsi="Symbol" w:hint="default"/>
+      </w:rPr>
+    </w:lvl>
+    <w:lvl w:ilvl="7" w:tplc="40090003" w:tentative="1">
+      <w:start w:val="1"/>
+      <w:numFmt w:val="bullet"/>
+      <w:lvlText w:val="o"/>
+      <w:lvlJc w:val="left"/>
+      <w:pPr>
+        <w:ind w:left="5760" w:hanging="360"/>
+      </w:pPr>
+      <w:rPr>
+        <w:rFonts w:ascii="Courier New" w:hAnsi="Courier New" w:cs="Courier New" w:hint="default"/>
+      </w:rPr>
+    </w:lvl>
+    <w:lvl w:ilvl="8" w:tplc="40090005" w:tentative="1">
+      <w:start w:val="1"/>
+      <w:numFmt w:val="bullet"/>
+      <w:lvlText w:val=""/>
+      <w:lvlJc w:val="left"/>
+      <w:pPr>
+        <w:ind w:left="6480" w:hanging="360"/>
+      </w:pPr>
+      <w:rPr>
+        <w:rFonts w:ascii="Wingdings" w:hAnsi="Wingdings" w:hint="default"/>
+      </w:rPr>
+    </w:lvl>
+  </w:abstractNum>
+  <w:abstractNum w:abstractNumId="4" w15:restartNumberingAfterBreak="0">
+    <w:nsid w:val="39077E66"/>
+    <w:multiLevelType w:val="multilevel"/>
+    <w:tmpl w:val="D9E4B012"/>
+    <w:lvl w:ilvl="0">
+      <w:start w:val="1"/>
+      <w:numFmt w:val="bullet"/>
+      <w:lvlText w:val=""/>
+      <w:lvlJc w:val="left"/>
+      <w:pPr>
+        <w:tabs>
+          <w:tab w:val="num" w:pos="720"/>
+        </w:tabs>
+        <w:ind w:left="720" w:hanging="360"/>
+      </w:pPr>
+      <w:rPr>
+        <w:rFonts w:ascii="Symbol" w:hAnsi="Symbol" w:hint="default"/>
+        <w:sz w:val="20"/>
+      </w:rPr>
+    </w:lvl>
+    <w:lvl w:ilvl="1" w:tentative="1">
+      <w:start w:val="1"/>
+      <w:numFmt w:val="bullet"/>
+      <w:lvlText w:val="o"/>
+      <w:lvlJc w:val="left"/>
+      <w:pPr>
+        <w:tabs>
+          <w:tab w:val="num" w:pos="1440"/>
+        </w:tabs>
+        <w:ind w:left="1440" w:hanging="360"/>
+      </w:pPr>
+      <w:rPr>
+        <w:rFonts w:ascii="Courier New" w:hAnsi="Courier New" w:hint="default"/>
+        <w:sz w:val="20"/>
+      </w:rPr>
+    </w:lvl>
+    <w:lvl w:ilvl="2" w:tentative="1">
+      <w:start w:val="1"/>
+      <w:numFmt w:val="bullet"/>
+      <w:lvlText w:val=""/>
+      <w:lvlJc w:val="left"/>
+      <w:pPr>
+        <w:tabs>
+          <w:tab w:val="num" w:pos="2160"/>
+        </w:tabs>
+        <w:ind w:left="2160" w:hanging="360"/>
+      </w:pPr>
+      <w:rPr>
+        <w:rFonts w:ascii="Wingdings" w:hAnsi="Wingdings" w:hint="default"/>
+        <w:sz w:val="20"/>
+      </w:rPr>
+    </w:lvl>
+    <w:lvl w:ilvl="3" w:tentative="1">
+      <w:start w:val="1"/>
+      <w:numFmt w:val="bullet"/>
+      <w:lvlText w:val=""/>
+      <w:lvlJc w:val="left"/>
+      <w:pPr>
+        <w:tabs>
+          <w:tab w:val="num" w:pos="2880"/>
+        </w:tabs>
+        <w:ind w:left="2880" w:hanging="360"/>
+      </w:pPr>
+      <w:rPr>
+        <w:rFonts w:ascii="Wingdings" w:hAnsi="Wingdings" w:hint="default"/>
+        <w:sz w:val="20"/>
+      </w:rPr>
+    </w:lvl>
+    <w:lvl w:ilvl="4" w:tentative="1">
+      <w:start w:val="1"/>
+      <w:numFmt w:val="bullet"/>
+      <w:lvlText w:val=""/>
+      <w:lvlJc w:val="left"/>
+      <w:pPr>
+        <w:tabs>
+          <w:tab w:val="num" w:pos="3600"/>
+        </w:tabs>
+        <w:ind w:left="3600" w:hanging="360"/>
+      </w:pPr>
+      <w:rPr>
+        <w:rFonts w:ascii="Wingdings" w:hAnsi="Wingdings" w:hint="default"/>
+        <w:sz w:val="20"/>
+      </w:rPr>
+    </w:lvl>
+    <w:lvl w:ilvl="5" w:tentative="1">
+      <w:start w:val="1"/>
+      <w:numFmt w:val="bullet"/>
+      <w:lvlText w:val=""/>
+      <w:lvlJc w:val="left"/>
+      <w:pPr>
+        <w:tabs>
+          <w:tab w:val="num" w:pos="4320"/>
+        </w:tabs>
+        <w:ind w:left="4320" w:hanging="360"/>
+      </w:pPr>
+      <w:rPr>
+        <w:rFonts w:ascii="Wingdings" w:hAnsi="Wingdings" w:hint="default"/>
+        <w:sz w:val="20"/>
+      </w:rPr>
+    </w:lvl>
+    <w:lvl w:ilvl="6" w:tentative="1">
+      <w:start w:val="1"/>
+      <w:numFmt w:val="bullet"/>
+      <w:lvlText w:val=""/>
+      <w:lvlJc w:val="left"/>
+      <w:pPr>
+        <w:tabs>
+          <w:tab w:val="num" w:pos="5040"/>
+        </w:tabs>
+        <w:ind w:left="5040" w:hanging="360"/>
+      </w:pPr>
+      <w:rPr>
+        <w:rFonts w:ascii="Wingdings" w:hAnsi="Wingdings" w:hint="default"/>
+        <w:sz w:val="20"/>
+      </w:rPr>
+    </w:lvl>
+    <w:lvl w:ilvl="7" w:tentative="1">
+      <w:start w:val="1"/>
+      <w:numFmt w:val="bullet"/>
+      <w:lvlText w:val=""/>
+      <w:lvlJc w:val="left"/>
+      <w:pPr>
+        <w:tabs>
+          <w:tab w:val="num" w:pos="5760"/>
+        </w:tabs>
+        <w:ind w:left="5760" w:hanging="360"/>
+      </w:pPr>
+      <w:rPr>
+        <w:rFonts w:ascii="Wingdings" w:hAnsi="Wingdings" w:hint="default"/>
+        <w:sz w:val="20"/>
+      </w:rPr>
+    </w:lvl>
+    <w:lvl w:ilvl="8" w:tentative="1">
+      <w:start w:val="1"/>
+      <w:numFmt w:val="bullet"/>
+      <w:lvlText w:val=""/>
+      <w:lvlJc w:val="left"/>
+      <w:pPr>
+        <w:tabs>
+          <w:tab w:val="num" w:pos="6480"/>
+        </w:tabs>
+        <w:ind w:left="6480" w:hanging="360"/>
+      </w:pPr>
+      <w:rPr>
+        <w:rFonts w:ascii="Wingdings" w:hAnsi="Wingdings" w:hint="default"/>
+        <w:sz w:val="20"/>
+      </w:rPr>
+    </w:lvl>
+  </w:abstractNum>
+  <w:abstractNum w:abstractNumId="5" w15:restartNumberingAfterBreak="0">
+    <w:nsid w:val="3C3F0682"/>
+    <w:multiLevelType w:val="multilevel"/>
+    <w:tmpl w:val="D6BA2350"/>
+    <w:lvl w:ilvl="0">
+      <w:start w:val="1"/>
+      <w:numFmt w:val="bullet"/>
+      <w:lvlText w:val=""/>
+      <w:lvlJc w:val="left"/>
+      <w:pPr>
+        <w:tabs>
+          <w:tab w:val="num" w:pos="720"/>
+        </w:tabs>
+        <w:ind w:left="720" w:hanging="360"/>
+      </w:pPr>
+      <w:rPr>
+        <w:rFonts w:ascii="Symbol" w:hAnsi="Symbol" w:hint="default"/>
+        <w:sz w:val="20"/>
+      </w:rPr>
+    </w:lvl>
+    <w:lvl w:ilvl="1" w:tentative="1">
+      <w:start w:val="1"/>
+      <w:numFmt w:val="bullet"/>
+      <w:lvlText w:val="o"/>
+      <w:lvlJc w:val="left"/>
+      <w:pPr>
+        <w:tabs>
+          <w:tab w:val="num" w:pos="1440"/>
+        </w:tabs>
+        <w:ind w:left="1440" w:hanging="360"/>
+      </w:pPr>
+      <w:rPr>
+        <w:rFonts w:ascii="Courier New" w:hAnsi="Courier New" w:hint="default"/>
+        <w:sz w:val="20"/>
+      </w:rPr>
+    </w:lvl>
+    <w:lvl w:ilvl="2" w:tentative="1">
+      <w:start w:val="1"/>
+      <w:numFmt w:val="bullet"/>
+      <w:lvlText w:val=""/>
+      <w:lvlJc w:val="left"/>
+      <w:pPr>
+        <w:tabs>
+          <w:tab w:val="num" w:pos="2160"/>
+        </w:tabs>
+        <w:ind w:left="2160" w:hanging="360"/>
+      </w:pPr>
+      <w:rPr>
+        <w:rFonts w:ascii="Wingdings" w:hAnsi="Wingdings" w:hint="default"/>
+        <w:sz w:val="20"/>
+      </w:rPr>
+    </w:lvl>
+    <w:lvl w:ilvl="3" w:tentative="1">
+      <w:start w:val="1"/>
+      <w:numFmt w:val="bullet"/>
+      <w:lvlText w:val=""/>
+      <w:lvlJc w:val="left"/>
+      <w:pPr>
+        <w:tabs>
+          <w:tab w:val="num" w:pos="2880"/>
+        </w:tabs>
+        <w:ind w:left="2880" w:hanging="360"/>
+      </w:pPr>
+      <w:rPr>
+        <w:rFonts w:ascii="Wingdings" w:hAnsi="Wingdings" w:hint="default"/>
+        <w:sz w:val="20"/>
+      </w:rPr>
+    </w:lvl>
+    <w:lvl w:ilvl="4" w:tentative="1">
+      <w:start w:val="1"/>
+      <w:numFmt w:val="bullet"/>
+      <w:lvlText w:val=""/>
+      <w:lvlJc w:val="left"/>
+      <w:pPr>
+        <w:tabs>
+          <w:tab w:val="num" w:pos="3600"/>
+        </w:tabs>
+        <w:ind w:left="3600" w:hanging="360"/>
+      </w:pPr>
+      <w:rPr>
+        <w:rFonts w:ascii="Wingdings" w:hAnsi="Wingdings" w:hint="default"/>
+        <w:sz w:val="20"/>
+      </w:rPr>
+    </w:lvl>
+    <w:lvl w:ilvl="5" w:tentative="1">
+      <w:start w:val="1"/>
+      <w:numFmt w:val="bullet"/>
+      <w:lvlText w:val=""/>
+      <w:lvlJc w:val="left"/>
+      <w:pPr>
+        <w:tabs>
+          <w:tab w:val="num" w:pos="4320"/>
+        </w:tabs>
+        <w:ind w:left="4320" w:hanging="360"/>
+      </w:pPr>
+      <w:rPr>
+        <w:rFonts w:ascii="Wingdings" w:hAnsi="Wingdings" w:hint="default"/>
+        <w:sz w:val="20"/>
+      </w:rPr>
+    </w:lvl>
+    <w:lvl w:ilvl="6" w:tentative="1">
+      <w:start w:val="1"/>
+      <w:numFmt w:val="bullet"/>
+      <w:lvlText w:val=""/>
+      <w:lvlJc w:val="left"/>
+      <w:pPr>
+        <w:tabs>
+          <w:tab w:val="num" w:pos="5040"/>
+        </w:tabs>
+        <w:ind w:left="5040" w:hanging="360"/>
+      </w:pPr>
+      <w:rPr>
+        <w:rFonts w:ascii="Wingdings" w:hAnsi="Wingdings" w:hint="default"/>
+        <w:sz w:val="20"/>
+      </w:rPr>
+    </w:lvl>
+    <w:lvl w:ilvl="7" w:tentative="1">
+      <w:start w:val="1"/>
+      <w:numFmt w:val="bullet"/>
+      <w:lvlText w:val=""/>
+      <w:lvlJc w:val="left"/>
+      <w:pPr>
+        <w:tabs>
+          <w:tab w:val="num" w:pos="5760"/>
+        </w:tabs>
+        <w:ind w:left="5760" w:hanging="360"/>
+      </w:pPr>
+      <w:rPr>
+        <w:rFonts w:ascii="Wingdings" w:hAnsi="Wingdings" w:hint="default"/>
+        <w:sz w:val="20"/>
+      </w:rPr>
+    </w:lvl>
+    <w:lvl w:ilvl="8" w:tentative="1">
+      <w:start w:val="1"/>
+      <w:numFmt w:val="bullet"/>
+      <w:lvlText w:val=""/>
+      <w:lvlJc w:val="left"/>
+      <w:pPr>
+        <w:tabs>
+          <w:tab w:val="num" w:pos="6480"/>
+        </w:tabs>
+        <w:ind w:left="6480" w:hanging="360"/>
+      </w:pPr>
+      <w:rPr>
+        <w:rFonts w:ascii="Wingdings" w:hAnsi="Wingdings" w:hint="default"/>
+        <w:sz w:val="20"/>
+      </w:rPr>
+    </w:lvl>
+  </w:abstractNum>
+  <w:abstractNum w:abstractNumId="6" w15:restartNumberingAfterBreak="0">
     <w:nsid w:val="43B415CD"/>
     <w:multiLevelType w:val="hybridMultilevel"/>
     <w:tmpl w:val="37788556"/>
@@ -1415,7 +2396,7 @@
       </w:rPr>
     </w:lvl>
   </w:abstractNum>
-  <w:abstractNum w:abstractNumId="2" w15:restartNumberingAfterBreak="0">
+  <w:abstractNum w:abstractNumId="7" w15:restartNumberingAfterBreak="0">
     <w:nsid w:val="4FB941B8"/>
     <w:multiLevelType w:val="hybridMultilevel"/>
     <w:tmpl w:val="98242AAA"/>
@@ -1501,7 +2482,120 @@
       </w:pPr>
     </w:lvl>
   </w:abstractNum>
-  <w:abstractNum w:abstractNumId="3" w15:restartNumberingAfterBreak="0">
+  <w:abstractNum w:abstractNumId="8" w15:restartNumberingAfterBreak="0">
+    <w:nsid w:val="4FBF1DC3"/>
+    <w:multiLevelType w:val="hybridMultilevel"/>
+    <w:tmpl w:val="0D049D40"/>
+    <w:lvl w:ilvl="0" w:tplc="FAE6F0A2">
+      <w:start w:val="1"/>
+      <w:numFmt w:val="bullet"/>
+      <w:lvlText w:val="•"/>
+      <w:lvlJc w:val="left"/>
+      <w:pPr>
+        <w:ind w:left="360" w:hanging="360"/>
+      </w:pPr>
+      <w:rPr>
+        <w:rFonts w:hint="default"/>
+      </w:rPr>
+    </w:lvl>
+    <w:lvl w:ilvl="1" w:tplc="40090003" w:tentative="1">
+      <w:start w:val="1"/>
+      <w:numFmt w:val="bullet"/>
+      <w:lvlText w:val="o"/>
+      <w:lvlJc w:val="left"/>
+      <w:pPr>
+        <w:ind w:left="1080" w:hanging="360"/>
+      </w:pPr>
+      <w:rPr>
+        <w:rFonts w:ascii="Courier New" w:hAnsi="Courier New" w:cs="Courier New" w:hint="default"/>
+      </w:rPr>
+    </w:lvl>
+    <w:lvl w:ilvl="2" w:tplc="40090005" w:tentative="1">
+      <w:start w:val="1"/>
+      <w:numFmt w:val="bullet"/>
+      <w:lvlText w:val=""/>
+      <w:lvlJc w:val="left"/>
+      <w:pPr>
+        <w:ind w:left="1800" w:hanging="360"/>
+      </w:pPr>
+      <w:rPr>
+        <w:rFonts w:ascii="Wingdings" w:hAnsi="Wingdings" w:hint="default"/>
+      </w:rPr>
+    </w:lvl>
+    <w:lvl w:ilvl="3" w:tplc="40090001" w:tentative="1">
+      <w:start w:val="1"/>
+      <w:numFmt w:val="bullet"/>
+      <w:lvlText w:val=""/>
+      <w:lvlJc w:val="left"/>
+      <w:pPr>
+        <w:ind w:left="2520" w:hanging="360"/>
+      </w:pPr>
+      <w:rPr>
+        <w:rFonts w:ascii="Symbol" w:hAnsi="Symbol" w:hint="default"/>
+      </w:rPr>
+    </w:lvl>
+    <w:lvl w:ilvl="4" w:tplc="40090003" w:tentative="1">
+      <w:start w:val="1"/>
+      <w:numFmt w:val="bullet"/>
+      <w:lvlText w:val="o"/>
+      <w:lvlJc w:val="left"/>
+      <w:pPr>
+        <w:ind w:left="3240" w:hanging="360"/>
+      </w:pPr>
+      <w:rPr>
+        <w:rFonts w:ascii="Courier New" w:hAnsi="Courier New" w:cs="Courier New" w:hint="default"/>
+      </w:rPr>
+    </w:lvl>
+    <w:lvl w:ilvl="5" w:tplc="40090005" w:tentative="1">
+      <w:start w:val="1"/>
+      <w:numFmt w:val="bullet"/>
+      <w:lvlText w:val=""/>
+      <w:lvlJc w:val="left"/>
+      <w:pPr>
+        <w:ind w:left="3960" w:hanging="360"/>
+      </w:pPr>
+      <w:rPr>
+        <w:rFonts w:ascii="Wingdings" w:hAnsi="Wingdings" w:hint="default"/>
+      </w:rPr>
+    </w:lvl>
+    <w:lvl w:ilvl="6" w:tplc="40090001" w:tentative="1">
+      <w:start w:val="1"/>
+      <w:numFmt w:val="bullet"/>
+      <w:lvlText w:val=""/>
+      <w:lvlJc w:val="left"/>
+      <w:pPr>
+        <w:ind w:left="4680" w:hanging="360"/>
+      </w:pPr>
+      <w:rPr>
+        <w:rFonts w:ascii="Symbol" w:hAnsi="Symbol" w:hint="default"/>
+      </w:rPr>
+    </w:lvl>
+    <w:lvl w:ilvl="7" w:tplc="40090003" w:tentative="1">
+      <w:start w:val="1"/>
+      <w:numFmt w:val="bullet"/>
+      <w:lvlText w:val="o"/>
+      <w:lvlJc w:val="left"/>
+      <w:pPr>
+        <w:ind w:left="5400" w:hanging="360"/>
+      </w:pPr>
+      <w:rPr>
+        <w:rFonts w:ascii="Courier New" w:hAnsi="Courier New" w:cs="Courier New" w:hint="default"/>
+      </w:rPr>
+    </w:lvl>
+    <w:lvl w:ilvl="8" w:tplc="40090005" w:tentative="1">
+      <w:start w:val="1"/>
+      <w:numFmt w:val="bullet"/>
+      <w:lvlText w:val=""/>
+      <w:lvlJc w:val="left"/>
+      <w:pPr>
+        <w:ind w:left="6120" w:hanging="360"/>
+      </w:pPr>
+      <w:rPr>
+        <w:rFonts w:ascii="Wingdings" w:hAnsi="Wingdings" w:hint="default"/>
+      </w:rPr>
+    </w:lvl>
+  </w:abstractNum>
+  <w:abstractNum w:abstractNumId="9" w15:restartNumberingAfterBreak="0">
     <w:nsid w:val="74EE20AC"/>
     <w:multiLevelType w:val="hybridMultilevel"/>
     <w:tmpl w:val="569C0138"/>
@@ -1556,25 +2650,43 @@
     </w:lvl>
   </w:abstractNum>
   <w:num w:numId="1" w16cid:durableId="1557668810">
-    <w:abstractNumId w:val="2"/>
+    <w:abstractNumId w:val="7"/>
     <w:lvlOverride w:ilvl="0">
       <w:startOverride w:val="1"/>
     </w:lvlOverride>
   </w:num>
   <w:num w:numId="2" w16cid:durableId="135688711">
-    <w:abstractNumId w:val="3"/>
+    <w:abstractNumId w:val="9"/>
     <w:lvlOverride w:ilvl="0">
       <w:startOverride w:val="1"/>
     </w:lvlOverride>
   </w:num>
   <w:num w:numId="3" w16cid:durableId="194269358">
+    <w:abstractNumId w:val="9"/>
+  </w:num>
+  <w:num w:numId="4" w16cid:durableId="535580718">
+    <w:abstractNumId w:val="6"/>
+  </w:num>
+  <w:num w:numId="5" w16cid:durableId="1802840887">
+    <w:abstractNumId w:val="1"/>
+  </w:num>
+  <w:num w:numId="6" w16cid:durableId="1829438088">
+    <w:abstractNumId w:val="8"/>
+  </w:num>
+  <w:num w:numId="7" w16cid:durableId="1046956094">
+    <w:abstractNumId w:val="2"/>
+  </w:num>
+  <w:num w:numId="8" w16cid:durableId="966203626">
+    <w:abstractNumId w:val="0"/>
+  </w:num>
+  <w:num w:numId="9" w16cid:durableId="142431953">
+    <w:abstractNumId w:val="4"/>
+  </w:num>
+  <w:num w:numId="10" w16cid:durableId="421338528">
     <w:abstractNumId w:val="3"/>
   </w:num>
-  <w:num w:numId="4" w16cid:durableId="535580718">
-    <w:abstractNumId w:val="1"/>
-  </w:num>
-  <w:num w:numId="5" w16cid:durableId="1802840887">
-    <w:abstractNumId w:val="0"/>
+  <w:num w:numId="11" w16cid:durableId="226846585">
+    <w:abstractNumId w:val="5"/>
   </w:num>
 </w:numbering>
 </file>
@@ -2059,7 +3171,6 @@
   <w:style w:type="character" w:default="1" w:styleId="DefaultParagraphFont">
     <w:name w:val="Default Paragraph Font"/>
     <w:uiPriority w:val="1"/>
-    <w:semiHidden/>
     <w:unhideWhenUsed/>
   </w:style>
   <w:style w:type="table" w:default="1" w:styleId="TableNormal">
@@ -2189,6 +3300,31 @@
     <w:rPr>
       <w:color w:val="954F72" w:themeColor="followedHyperlink"/>
       <w:u w:val="single"/>
+    </w:rPr>
+  </w:style>
+  <w:style w:type="paragraph" w:styleId="NormalWeb">
+    <w:name w:val="Normal (Web)"/>
+    <w:basedOn w:val="Normal"/>
+    <w:uiPriority w:val="99"/>
+    <w:unhideWhenUsed/>
+    <w:rsid w:val="00F546D8"/>
+    <w:pPr>
+      <w:spacing w:before="100" w:beforeAutospacing="1" w:after="100" w:afterAutospacing="1"/>
+    </w:pPr>
+    <w:rPr>
+      <w:sz w:val="24"/>
+      <w:szCs w:val="24"/>
+    </w:rPr>
+  </w:style>
+  <w:style w:type="character" w:styleId="Strong">
+    <w:name w:val="Strong"/>
+    <w:basedOn w:val="DefaultParagraphFont"/>
+    <w:uiPriority w:val="22"/>
+    <w:qFormat/>
+    <w:rsid w:val="0042310B"/>
+    <w:rPr>
+      <w:b/>
+      <w:bCs/>
     </w:rPr>
   </w:style>
 </w:styles>
